--- a/reports/QM 640 Capstone Project_Interim Report (Satish Venugopal).docx
+++ b/reports/QM 640 Capstone Project_Interim Report (Satish Venugopal).docx
@@ -271,6 +271,130 @@
     </w:p>
     <w:p>
       <w:pPr>
+        <w:pStyle w:val="APA2"/>
+      </w:pPr>
+      <w:r>
+        <w:t>Repository URL:</w:t>
+      </w:r>
+      <w:r>
+        <w:t xml:space="preserve"> </w:t>
+      </w:r>
+      <w:hyperlink r:id="rId8" w:history="1">
+        <w:r>
+          <w:rPr>
+            <w:rStyle w:val="Hyperlink"/>
+          </w:rPr>
+          <w:t>https://github.com/satisho/QM640_Data-Analytics_Capstone</w:t>
+        </w:r>
+      </w:hyperlink>
+    </w:p>
+    <w:p>
+      <w:pPr>
+        <w:spacing w:after="0" w:line="480" w:lineRule="auto"/>
+        <w:rPr>
+          <w:rFonts w:ascii="Times New Roman" w:hAnsi="Times New Roman" w:cs="Times New Roman"/>
+          <w:sz w:val="24"/>
+          <w:szCs w:val="24"/>
+        </w:rPr>
+      </w:pPr>
+      <w:r>
+        <w:rPr>
+          <w:rFonts w:ascii="Times New Roman" w:hAnsi="Times New Roman" w:cs="Times New Roman"/>
+          <w:sz w:val="24"/>
+          <w:szCs w:val="24"/>
+        </w:rPr>
+        <w:t>The repository will provide the evaluator with the raw dataset, cleaned analytical datasets, executed notebook, supporting code, model outputs, and report evidence. The exact repository address was not included in the supplied final-submission package, so the highlighted placeholder above must be replaced with the active link before the report is submitted.</w:t>
+      </w:r>
+    </w:p>
+    <w:p>
+      <w:pPr>
+        <w:spacing w:before="160" w:after="40" w:line="240" w:lineRule="auto"/>
+      </w:pPr>
+      <w:r>
+        <w:rPr>
+          <w:rFonts w:ascii="Times New Roman" w:hAnsi="Times New Roman"/>
+          <w:b/>
+          <w:sz w:val="24"/>
+        </w:rPr>
+        <w:t>Figure 1</w:t>
+      </w:r>
+    </w:p>
+    <w:p>
+      <w:pPr>
+        <w:spacing w:after="80" w:line="240" w:lineRule="auto"/>
+      </w:pPr>
+      <w:r>
+        <w:rPr>
+          <w:rFonts w:ascii="Times New Roman" w:hAnsi="Times New Roman"/>
+          <w:i/>
+          <w:sz w:val="24"/>
+        </w:rPr>
+        <w:t>Proposed Repository Folder Structure</w:t>
+      </w:r>
+    </w:p>
+    <w:p>
+      <w:pPr>
+        <w:pStyle w:val="APA2"/>
+      </w:pPr>
+      <w:r>
+        <w:drawing>
+          <wp:anchor distT="0" distB="0" distL="114300" distR="114300" simplePos="0" relativeHeight="251659264" behindDoc="0" locked="0" layoutInCell="1" allowOverlap="1" wp14:anchorId="096F3247" wp14:editId="50B07467">
+            <wp:simplePos x="0" y="0"/>
+            <wp:positionH relativeFrom="column">
+              <wp:posOffset>9525</wp:posOffset>
+            </wp:positionH>
+            <wp:positionV relativeFrom="paragraph">
+              <wp:posOffset>32386</wp:posOffset>
+            </wp:positionV>
+            <wp:extent cx="2466975" cy="2463284"/>
+            <wp:effectExtent l="0" t="0" r="0" b="0"/>
+            <wp:wrapNone/>
+            <wp:docPr id="1084372179" name="Picture 1"/>
+            <wp:cNvGraphicFramePr>
+              <a:graphicFrameLocks xmlns:a="http://schemas.openxmlformats.org/drawingml/2006/main" noChangeAspect="1"/>
+            </wp:cNvGraphicFramePr>
+            <a:graphic xmlns:a="http://schemas.openxmlformats.org/drawingml/2006/main">
+              <a:graphicData uri="http://schemas.openxmlformats.org/drawingml/2006/picture">
+                <pic:pic xmlns:pic="http://schemas.openxmlformats.org/drawingml/2006/picture">
+                  <pic:nvPicPr>
+                    <pic:cNvPr id="1084372179" name=""/>
+                    <pic:cNvPicPr/>
+                  </pic:nvPicPr>
+                  <pic:blipFill>
+                    <a:blip r:embed="rId9"/>
+                    <a:stretch>
+                      <a:fillRect/>
+                    </a:stretch>
+                  </pic:blipFill>
+                  <pic:spPr>
+                    <a:xfrm>
+                      <a:off x="0" y="0"/>
+                      <a:ext cx="2471756" cy="2468058"/>
+                    </a:xfrm>
+                    <a:prstGeom prst="rect">
+                      <a:avLst/>
+                    </a:prstGeom>
+                  </pic:spPr>
+                </pic:pic>
+              </a:graphicData>
+            </a:graphic>
+            <wp14:sizeRelH relativeFrom="page">
+              <wp14:pctWidth>0</wp14:pctWidth>
+            </wp14:sizeRelH>
+            <wp14:sizeRelV relativeFrom="page">
+              <wp14:pctHeight>0</wp14:pctHeight>
+            </wp14:sizeRelV>
+          </wp:anchor>
+        </w:drawing>
+      </w:r>
+    </w:p>
+    <w:p>
+      <w:pPr>
+        <w:pStyle w:val="APA2"/>
+      </w:pPr>
+    </w:p>
+    <w:p>
+      <w:pPr>
         <w:spacing w:line="480" w:lineRule="auto"/>
         <w:rPr>
           <w:rFonts w:ascii="Times New Roman" w:hAnsi="Times New Roman" w:cs="Times New Roman"/>
@@ -283,11 +407,6 @@
     </w:p>
     <w:p>
       <w:pPr>
-        <w:pStyle w:val="APA2"/>
-      </w:pPr>
-    </w:p>
-    <w:p>
-      <w:pPr>
         <w:spacing w:line="480" w:lineRule="auto"/>
         <w:rPr>
           <w:rFonts w:ascii="Times New Roman" w:hAnsi="Times New Roman" w:cs="Times New Roman"/>
@@ -333,126 +452,27 @@
           <w:lang w:val="en-IN"/>
         </w:rPr>
       </w:pPr>
+      <w:r>
+        <w:rPr>
+          <w:rFonts w:ascii="Times New Roman" w:hAnsi="Times New Roman" w:cs="Times New Roman"/>
+          <w:i/>
+        </w:rPr>
+        <w:t xml:space="preserve">Note. </w:t>
+      </w:r>
+      <w:r>
+        <w:rPr>
+          <w:rFonts w:ascii="Times New Roman" w:hAnsi="Times New Roman" w:cs="Times New Roman"/>
+        </w:rPr>
+        <w:t>The folder structure is aligned with the files named in the capstone submission package. The active repository URL must be inserted before submission</w:t>
+      </w:r>
     </w:p>
     <w:p>
       <w:pPr>
-        <w:spacing w:line="480" w:lineRule="auto"/>
-        <w:rPr>
-          <w:rFonts w:ascii="Times New Roman" w:hAnsi="Times New Roman" w:cs="Times New Roman"/>
-          <w:color w:val="000000" w:themeColor="text1"/>
-          <w:sz w:val="24"/>
-          <w:szCs w:val="24"/>
-          <w:lang w:val="en-IN"/>
-        </w:rPr>
-      </w:pPr>
-    </w:p>
-    <w:p>
-      <w:pPr>
-        <w:spacing w:line="480" w:lineRule="auto"/>
-        <w:rPr>
-          <w:rFonts w:ascii="Times New Roman" w:hAnsi="Times New Roman" w:cs="Times New Roman"/>
-          <w:color w:val="000000" w:themeColor="text1"/>
-          <w:sz w:val="24"/>
-          <w:szCs w:val="24"/>
-          <w:lang w:val="en-IN"/>
-        </w:rPr>
-      </w:pPr>
-    </w:p>
-    <w:p>
-      <w:pPr>
-        <w:spacing w:line="480" w:lineRule="auto"/>
-        <w:rPr>
-          <w:rFonts w:ascii="Times New Roman" w:hAnsi="Times New Roman" w:cs="Times New Roman"/>
-          <w:color w:val="000000" w:themeColor="text1"/>
-          <w:sz w:val="24"/>
-          <w:szCs w:val="24"/>
-          <w:lang w:val="en-IN"/>
-        </w:rPr>
-      </w:pPr>
-    </w:p>
-    <w:p>
-      <w:pPr>
-        <w:spacing w:line="480" w:lineRule="auto"/>
-        <w:rPr>
-          <w:rFonts w:ascii="Times New Roman" w:hAnsi="Times New Roman" w:cs="Times New Roman"/>
-          <w:color w:val="000000" w:themeColor="text1"/>
-          <w:sz w:val="24"/>
-          <w:szCs w:val="24"/>
-          <w:lang w:val="en-IN"/>
-        </w:rPr>
-      </w:pPr>
-    </w:p>
-    <w:p>
-      <w:pPr>
-        <w:spacing w:line="480" w:lineRule="auto"/>
-        <w:rPr>
-          <w:rFonts w:ascii="Times New Roman" w:hAnsi="Times New Roman" w:cs="Times New Roman"/>
-          <w:color w:val="000000" w:themeColor="text1"/>
-          <w:sz w:val="24"/>
-          <w:szCs w:val="24"/>
-          <w:lang w:val="en-IN"/>
-        </w:rPr>
-      </w:pPr>
-    </w:p>
-    <w:p>
-      <w:pPr>
-        <w:spacing w:line="480" w:lineRule="auto"/>
-        <w:rPr>
-          <w:rFonts w:ascii="Times New Roman" w:hAnsi="Times New Roman" w:cs="Times New Roman"/>
-          <w:color w:val="000000" w:themeColor="text1"/>
-          <w:sz w:val="24"/>
-          <w:szCs w:val="24"/>
-          <w:lang w:val="en-IN"/>
-        </w:rPr>
-      </w:pPr>
-    </w:p>
-    <w:p>
-      <w:pPr>
-        <w:spacing w:line="480" w:lineRule="auto"/>
-        <w:rPr>
-          <w:rFonts w:ascii="Times New Roman" w:hAnsi="Times New Roman" w:cs="Times New Roman"/>
-          <w:color w:val="000000" w:themeColor="text1"/>
-          <w:sz w:val="24"/>
-          <w:szCs w:val="24"/>
-          <w:lang w:val="en-IN"/>
-        </w:rPr>
-      </w:pPr>
-    </w:p>
-    <w:p>
-      <w:pPr>
-        <w:spacing w:line="480" w:lineRule="auto"/>
-        <w:rPr>
-          <w:rFonts w:ascii="Times New Roman" w:hAnsi="Times New Roman" w:cs="Times New Roman"/>
-          <w:color w:val="000000" w:themeColor="text1"/>
-          <w:sz w:val="24"/>
-          <w:szCs w:val="24"/>
-          <w:lang w:val="en-IN"/>
-        </w:rPr>
-      </w:pPr>
-    </w:p>
-    <w:p>
-      <w:pPr>
-        <w:spacing w:line="480" w:lineRule="auto"/>
-        <w:rPr>
-          <w:rFonts w:ascii="Times New Roman" w:hAnsi="Times New Roman" w:cs="Times New Roman"/>
-          <w:color w:val="000000" w:themeColor="text1"/>
-          <w:sz w:val="24"/>
-          <w:szCs w:val="24"/>
-          <w:lang w:val="en-IN"/>
-        </w:rPr>
-      </w:pPr>
-    </w:p>
-    <w:p>
-      <w:pPr>
-        <w:spacing w:line="480" w:lineRule="auto"/>
-        <w:rPr>
-          <w:rFonts w:ascii="Times New Roman" w:hAnsi="Times New Roman" w:cs="Times New Roman"/>
-          <w:color w:val="000000" w:themeColor="text1"/>
-          <w:sz w:val="24"/>
-          <w:szCs w:val="24"/>
-          <w:lang w:val="en-IN"/>
-        </w:rPr>
-      </w:pPr>
+        <w:spacing w:after="0" w:line="480" w:lineRule="auto"/>
+      </w:pPr>
+      <w:r>
+        <w:t>Planned repository paths are data/raw/EQEPD_Dataset_v5.xlsx for the source workbook, data/processed/ for the cleaned project-level and engineered phase-level files, notebooks/ for the executed Jupyter notebook, outputs/ for statistical and model results, and reports/ for the interim and final reports. This structure separates immutable raw data from processed data and analysis artefacts, making it easier for an evaluator to reproduce the work without modifying the source file.</w:t>
+      </w:r>
     </w:p>
     <w:p>
       <w:pPr>
@@ -500,79 +520,7 @@
           <w:sz w:val="24"/>
           <w:szCs w:val="24"/>
         </w:rPr>
-        <w:t xml:space="preserve">Artificial Intelligence (AI) is increasingly embedded in the software delivery lifecycle, where it is used to generate requirements-based tests, suggest test scenarios, create automation code, </w:t>
-      </w:r>
-      <w:proofErr w:type="spellStart"/>
-      <w:r>
-        <w:rPr>
-          <w:rFonts w:ascii="Times New Roman" w:hAnsi="Times New Roman" w:cs="Times New Roman"/>
-          <w:sz w:val="24"/>
-          <w:szCs w:val="24"/>
-        </w:rPr>
-        <w:t>prioritise</w:t>
-      </w:r>
-      <w:proofErr w:type="spellEnd"/>
-      <w:r>
-        <w:rPr>
-          <w:rFonts w:ascii="Times New Roman" w:hAnsi="Times New Roman" w:cs="Times New Roman"/>
-          <w:sz w:val="24"/>
-          <w:szCs w:val="24"/>
-        </w:rPr>
-        <w:t xml:space="preserve"> regression suites, classify defects, and support release decisions. Within enterprise Quality Engineering (QE), these capabilities are attractive because testing frequently consumes a substantial share of delivery effort and is often constrained by short release cycles, large regression inventories, and uneven access to </w:t>
-      </w:r>
-      <w:proofErr w:type="spellStart"/>
-      <w:r>
-        <w:rPr>
-          <w:rFonts w:ascii="Times New Roman" w:hAnsi="Times New Roman" w:cs="Times New Roman"/>
-          <w:sz w:val="24"/>
-          <w:szCs w:val="24"/>
-        </w:rPr>
-        <w:t>specialised</w:t>
-      </w:r>
-      <w:proofErr w:type="spellEnd"/>
-      <w:r>
-        <w:rPr>
-          <w:rFonts w:ascii="Times New Roman" w:hAnsi="Times New Roman" w:cs="Times New Roman"/>
-          <w:sz w:val="24"/>
-          <w:szCs w:val="24"/>
-        </w:rPr>
-        <w:t xml:space="preserve"> testing skills. The operational promise is straightforward: if AI can reduce the effort required to plan, design, automate, execute, and </w:t>
-      </w:r>
-      <w:proofErr w:type="spellStart"/>
-      <w:r>
-        <w:rPr>
-          <w:rFonts w:ascii="Times New Roman" w:hAnsi="Times New Roman" w:cs="Times New Roman"/>
-          <w:sz w:val="24"/>
-          <w:szCs w:val="24"/>
-        </w:rPr>
-        <w:t>analyse</w:t>
-      </w:r>
-      <w:proofErr w:type="spellEnd"/>
-      <w:r>
-        <w:rPr>
-          <w:rFonts w:ascii="Times New Roman" w:hAnsi="Times New Roman" w:cs="Times New Roman"/>
-          <w:sz w:val="24"/>
-          <w:szCs w:val="24"/>
-        </w:rPr>
-        <w:t xml:space="preserve"> tests without lowering quality, </w:t>
-      </w:r>
-      <w:proofErr w:type="spellStart"/>
-      <w:r>
-        <w:rPr>
-          <w:rFonts w:ascii="Times New Roman" w:hAnsi="Times New Roman" w:cs="Times New Roman"/>
-          <w:sz w:val="24"/>
-          <w:szCs w:val="24"/>
-        </w:rPr>
-        <w:t>organisations</w:t>
-      </w:r>
-      <w:proofErr w:type="spellEnd"/>
-      <w:r>
-        <w:rPr>
-          <w:rFonts w:ascii="Times New Roman" w:hAnsi="Times New Roman" w:cs="Times New Roman"/>
-          <w:sz w:val="24"/>
-          <w:szCs w:val="24"/>
-        </w:rPr>
-        <w:t xml:space="preserve"> may release software faster and redirect skilled engineers toward higher-value work. The management challenge is that this promise is often communicated through tool demonstrations or isolated pilots rather than through consistent project-level evidence.</w:t>
+        <w:t>Artificial Intelligence (AI) is increasingly embedded in the software delivery lifecycle, where it is used to generate requirements-based tests, suggest test scenarios, create automation code, prioritise regression suites, classify defects, and support release decisions. Within enterprise Quality Engineering (QE), these capabilities are attractive because testing frequently consumes a substantial share of delivery effort and is often constrained by short release cycles, large regression inventories, and uneven access to specialised testing skills. The operational promise is straightforward: if AI can reduce the effort required to plan, design, automate, execute, and analyse tests without lowering quality, organisations may release software faster and redirect skilled engineers toward higher-value work. The management challenge is that this promise is often communicated through tool demonstrations or isolated pilots rather than through consistent project-level evidence.</w:t>
       </w:r>
     </w:p>
     <w:p>
@@ -617,25 +565,7 @@
           <w:sz w:val="24"/>
           <w:szCs w:val="24"/>
         </w:rPr>
-        <w:t xml:space="preserve">Prior research demonstrates that machine learning and large language models can support several testing activities, including test generation, test </w:t>
-      </w:r>
-      <w:proofErr w:type="spellStart"/>
-      <w:r>
-        <w:rPr>
-          <w:rFonts w:ascii="Times New Roman" w:hAnsi="Times New Roman" w:cs="Times New Roman"/>
-          <w:sz w:val="24"/>
-          <w:szCs w:val="24"/>
-        </w:rPr>
-        <w:t>prioritisation</w:t>
-      </w:r>
-      <w:proofErr w:type="spellEnd"/>
-      <w:r>
-        <w:rPr>
-          <w:rFonts w:ascii="Times New Roman" w:hAnsi="Times New Roman" w:cs="Times New Roman"/>
-          <w:sz w:val="24"/>
-          <w:szCs w:val="24"/>
-        </w:rPr>
-        <w:t>, and test planning, but it also identifies reliability, maintainability, hallucination, and human-oversight concerns (Durelli et al., 2019; Haldar &amp; Capretz, 2026; Wang et al., 2024). This makes empirical measurement essential. A credible adoption decision should distinguish observed effort reduction from perceived convenience, compare AI-assisted work with a meaningful traditional baseline, and account for project context. It should also avoid treating all lifecycle phases as equivalent, because the economics and risks of automating regression selection differ from those of generating a test strategy or deciding defect severity.</w:t>
+        <w:t>Prior research demonstrates that machine learning and large language models can support several testing activities, including test generation, test prioritisation, and test planning, but it also identifies reliability, maintainability, hallucination, and human-oversight concerns (Durelli et al., 2019; Haldar &amp; Capretz, 2026; Wang et al., 2024). This makes empirical measurement essential. A credible adoption decision should distinguish observed effort reduction from perceived convenience, compare AI-assisted work with a meaningful traditional baseline, and account for project context. It should also avoid treating all lifecycle phases as equivalent, because the economics and risks of automating regression selection differ from those of generating a test strategy or deciding defect severity.</w:t>
       </w:r>
     </w:p>
     <w:p>
@@ -809,7 +739,7 @@
                     <pic:cNvPicPr/>
                   </pic:nvPicPr>
                   <pic:blipFill>
-                    <a:blip r:embed="rId8"/>
+                    <a:blip r:embed="rId10"/>
                     <a:stretch>
                       <a:fillRect/>
                     </a:stretch>
@@ -957,59 +887,13 @@
           <w:szCs w:val="24"/>
         </w:rPr>
       </w:pPr>
-      <w:proofErr w:type="spellStart"/>
       <w:r>
         <w:rPr>
           <w:rFonts w:ascii="Times New Roman" w:hAnsi="Times New Roman" w:cs="Times New Roman"/>
           <w:sz w:val="24"/>
           <w:szCs w:val="24"/>
         </w:rPr>
-        <w:t>Organisations</w:t>
-      </w:r>
-      <w:proofErr w:type="spellEnd"/>
-      <w:r>
-        <w:rPr>
-          <w:rFonts w:ascii="Times New Roman" w:hAnsi="Times New Roman" w:cs="Times New Roman"/>
-          <w:sz w:val="24"/>
-          <w:szCs w:val="24"/>
-        </w:rPr>
-        <w:t xml:space="preserve"> are investing in AI-enabled QE, but they often lack comparable operational evidence showing whether AI-assisted activities deliver higher productivity than traditional activities, which lifecycle phases generate the strongest value, and which project characteristics influence the outcome. Without this evidence, investment may be spread uniformly across unsuitable use cases, pilot results may be </w:t>
-      </w:r>
-      <w:proofErr w:type="spellStart"/>
-      <w:r>
-        <w:rPr>
-          <w:rFonts w:ascii="Times New Roman" w:hAnsi="Times New Roman" w:cs="Times New Roman"/>
-          <w:sz w:val="24"/>
-          <w:szCs w:val="24"/>
-        </w:rPr>
-        <w:t>overgeneralised</w:t>
-      </w:r>
-      <w:proofErr w:type="spellEnd"/>
-      <w:r>
-        <w:rPr>
-          <w:rFonts w:ascii="Times New Roman" w:hAnsi="Times New Roman" w:cs="Times New Roman"/>
-          <w:sz w:val="24"/>
-          <w:szCs w:val="24"/>
-        </w:rPr>
-        <w:t xml:space="preserve">, and expected savings may be based on vendor claims rather than observed effort. This project addresses the gap by creating consistent productivity measures from baseline and actual effort, comparing AI-assisted and traditional phase observations, examining phase-level differences, controlling for project context, and testing whether machine-learning models can provide useful directional estimates for future </w:t>
-      </w:r>
-      <w:proofErr w:type="spellStart"/>
-      <w:r>
-        <w:rPr>
-          <w:rFonts w:ascii="Times New Roman" w:hAnsi="Times New Roman" w:cs="Times New Roman"/>
-          <w:sz w:val="24"/>
-          <w:szCs w:val="24"/>
-        </w:rPr>
-        <w:t>prioritisation</w:t>
-      </w:r>
-      <w:proofErr w:type="spellEnd"/>
-      <w:r>
-        <w:rPr>
-          <w:rFonts w:ascii="Times New Roman" w:hAnsi="Times New Roman" w:cs="Times New Roman"/>
-          <w:sz w:val="24"/>
-          <w:szCs w:val="24"/>
-        </w:rPr>
-        <w:t>.</w:t>
+        <w:t>Organisations are investing in AI-enabled QE, but they often lack comparable operational evidence showing whether AI-assisted activities deliver higher productivity than traditional activities, which lifecycle phases generate the strongest value, and which project characteristics influence the outcome. Without this evidence, investment may be spread uniformly across unsuitable use cases, pilot results may be overgeneralised, and expected savings may be based on vendor claims rather than observed effort. This project addresses the gap by creating consistent productivity measures from baseline and actual effort, comparing AI-assisted and traditional phase observations, examining phase-level differences, controlling for project context, and testing whether machine-learning models can provide useful directional estimates for future prioritisation.</w:t>
       </w:r>
     </w:p>
     <w:p>
@@ -1056,25 +940,7 @@
           <w:sz w:val="24"/>
           <w:szCs w:val="24"/>
         </w:rPr>
-        <w:t xml:space="preserve">The purpose of the study is to explain and predict productivity improvement associated with AI adoption across the QE lifecycle. The explanatory component evaluates whether AI usage is associated with a statistically and practically meaningful reduction in effort and whether results differ by lifecycle phase. The predictive component compares supervised regression models that estimate overall project/sprint productivity improvement from project context, baseline workload, and AI-adoption features. The intended output is not an autonomous investment engine; it is an evidence-based decision-support framework that helps QE leaders identify stronger candidate phases, </w:t>
-      </w:r>
-      <w:proofErr w:type="spellStart"/>
-      <w:r>
-        <w:rPr>
-          <w:rFonts w:ascii="Times New Roman" w:hAnsi="Times New Roman" w:cs="Times New Roman"/>
-          <w:sz w:val="24"/>
-          <w:szCs w:val="24"/>
-        </w:rPr>
-        <w:t>recognise</w:t>
-      </w:r>
-      <w:proofErr w:type="spellEnd"/>
-      <w:r>
-        <w:rPr>
-          <w:rFonts w:ascii="Times New Roman" w:hAnsi="Times New Roman" w:cs="Times New Roman"/>
-          <w:sz w:val="24"/>
-          <w:szCs w:val="24"/>
-        </w:rPr>
-        <w:t xml:space="preserve"> uncertainty, and define the additional measures needed for a complete business case.</w:t>
+        <w:t>The purpose of the study is to explain and predict productivity improvement associated with AI adoption across the QE lifecycle. The explanatory component evaluates whether AI usage is associated with a statistically and practically meaningful reduction in effort and whether results differ by lifecycle phase. The predictive component compares supervised regression models that estimate overall project/sprint productivity improvement from project context, baseline workload, and AI-adoption features. The intended output is not an autonomous investment engine; it is an evidence-based decision-support framework that helps QE leaders identify stronger candidate phases, recognise uncertainty, and define the additional measures needed for a complete business case.</w:t>
       </w:r>
     </w:p>
     <w:p>
@@ -1256,25 +1122,7 @@
                 <w:sz w:val="24"/>
                 <w:szCs w:val="24"/>
               </w:rPr>
-              <w:t xml:space="preserve">Raw workbook inventory; data-type and missing-value profiling; exact duplicate removal; categorical </w:t>
-            </w:r>
-            <w:proofErr w:type="spellStart"/>
-            <w:r>
-              <w:rPr>
-                <w:rFonts w:ascii="Times New Roman" w:hAnsi="Times New Roman"/>
-                <w:sz w:val="24"/>
-                <w:szCs w:val="24"/>
-              </w:rPr>
-              <w:t>standardisation</w:t>
-            </w:r>
-            <w:proofErr w:type="spellEnd"/>
-            <w:r>
-              <w:rPr>
-                <w:rFonts w:ascii="Times New Roman" w:hAnsi="Times New Roman"/>
-                <w:sz w:val="24"/>
-                <w:szCs w:val="24"/>
-              </w:rPr>
-              <w:t>; project-level and phase-level dataset construction; initial exploratory data analysis; RQ1 and RQ2 hypothesis tests; preliminary regression analysis; baseline model comparison.</w:t>
+              <w:t>Raw workbook inventory; data-type and missing-value profiling; exact duplicate removal; categorical standardisation; project-level and phase-level dataset construction; initial exploratory data analysis; RQ1 and RQ2 hypothesis tests; preliminary regression analysis; baseline model comparison.</w:t>
             </w:r>
           </w:p>
         </w:tc>
@@ -1396,25 +1244,7 @@
                 <w:sz w:val="24"/>
                 <w:szCs w:val="24"/>
               </w:rPr>
-              <w:t xml:space="preserve">Insert active GitHub URL; complete final sensitivity checks; </w:t>
-            </w:r>
-            <w:proofErr w:type="spellStart"/>
-            <w:r>
-              <w:rPr>
-                <w:rFonts w:ascii="Times New Roman" w:hAnsi="Times New Roman"/>
-                <w:sz w:val="24"/>
-                <w:szCs w:val="24"/>
-              </w:rPr>
-              <w:t>finalise</w:t>
-            </w:r>
-            <w:proofErr w:type="spellEnd"/>
-            <w:r>
-              <w:rPr>
-                <w:rFonts w:ascii="Times New Roman" w:hAnsi="Times New Roman"/>
-                <w:sz w:val="24"/>
-                <w:szCs w:val="24"/>
-              </w:rPr>
-              <w:t xml:space="preserve"> business recommendations and adoption roadmap; validate the final notebook execution from a clean environment; publish the final submission package.</w:t>
+              <w:t>Insert active GitHub URL; complete final sensitivity checks; finalise business recommendations and adoption roadmap; validate the final notebook execution from a clean environment; publish the final submission package.</w:t>
             </w:r>
           </w:p>
         </w:tc>
@@ -1580,25 +1410,7 @@
           <w:sz w:val="24"/>
           <w:szCs w:val="24"/>
         </w:rPr>
-        <w:t xml:space="preserve">Decision-support uncertainty. Even when statistical relationships are strong, project-level prediction may remain imperfect. The study evaluates whether models are sufficiently accurate for directional </w:t>
-      </w:r>
-      <w:proofErr w:type="spellStart"/>
-      <w:r>
-        <w:rPr>
-          <w:rFonts w:ascii="Times New Roman" w:hAnsi="Times New Roman" w:cs="Times New Roman"/>
-          <w:sz w:val="24"/>
-          <w:szCs w:val="24"/>
-        </w:rPr>
-        <w:t>prioritisation</w:t>
-      </w:r>
-      <w:proofErr w:type="spellEnd"/>
-      <w:r>
-        <w:rPr>
-          <w:rFonts w:ascii="Times New Roman" w:hAnsi="Times New Roman" w:cs="Times New Roman"/>
-          <w:sz w:val="24"/>
-          <w:szCs w:val="24"/>
-        </w:rPr>
-        <w:t xml:space="preserve"> and explicitly defines the boundary between model support and managerial judgement.</w:t>
+        <w:t>Decision-support uncertainty. Even when statistical relationships are strong, project-level prediction may remain imperfect. The study evaluates whether models are sufficiently accurate for directional prioritisation and explicitly defines the boundary between model support and managerial judgement.</w:t>
       </w:r>
     </w:p>
     <w:p>
@@ -2396,25 +2208,7 @@
                 <w:sz w:val="24"/>
                 <w:szCs w:val="24"/>
               </w:rPr>
-              <w:t xml:space="preserve">H₀₄: Models do not provide useful predictive or </w:t>
-            </w:r>
-            <w:proofErr w:type="spellStart"/>
-            <w:r>
-              <w:rPr>
-                <w:rFonts w:ascii="Times New Roman" w:hAnsi="Times New Roman" w:cs="Times New Roman"/>
-                <w:sz w:val="24"/>
-                <w:szCs w:val="24"/>
-              </w:rPr>
-              <w:t>prioritisation</w:t>
-            </w:r>
-            <w:proofErr w:type="spellEnd"/>
-            <w:r>
-              <w:rPr>
-                <w:rFonts w:ascii="Times New Roman" w:hAnsi="Times New Roman" w:cs="Times New Roman"/>
-                <w:sz w:val="24"/>
-                <w:szCs w:val="24"/>
-              </w:rPr>
-              <w:t xml:space="preserve"> value.</w:t>
+              <w:t>H₀₄: Models do not provide useful predictive or prioritisation value.</w:t>
             </w:r>
           </w:p>
         </w:tc>
@@ -2443,25 +2237,7 @@
                 <w:sz w:val="24"/>
                 <w:szCs w:val="24"/>
               </w:rPr>
-              <w:t xml:space="preserve">H₁₄: Models provide useful directional prediction and </w:t>
-            </w:r>
-            <w:proofErr w:type="spellStart"/>
-            <w:r>
-              <w:rPr>
-                <w:rFonts w:ascii="Times New Roman" w:hAnsi="Times New Roman" w:cs="Times New Roman"/>
-                <w:sz w:val="24"/>
-                <w:szCs w:val="24"/>
-              </w:rPr>
-              <w:t>prioritisation</w:t>
-            </w:r>
-            <w:proofErr w:type="spellEnd"/>
-            <w:r>
-              <w:rPr>
-                <w:rFonts w:ascii="Times New Roman" w:hAnsi="Times New Roman" w:cs="Times New Roman"/>
-                <w:sz w:val="24"/>
-                <w:szCs w:val="24"/>
-              </w:rPr>
-              <w:t>.</w:t>
+              <w:t>H₁₄: Models provide useful directional prediction and prioritisation.</w:t>
             </w:r>
           </w:p>
         </w:tc>
@@ -2532,43 +2308,7 @@
           <w:sz w:val="24"/>
           <w:szCs w:val="24"/>
         </w:rPr>
-        <w:t xml:space="preserve">The study includes </w:t>
-      </w:r>
-      <w:proofErr w:type="spellStart"/>
-      <w:r>
-        <w:rPr>
-          <w:rFonts w:ascii="Times New Roman" w:hAnsi="Times New Roman" w:cs="Times New Roman"/>
-          <w:sz w:val="24"/>
-          <w:szCs w:val="24"/>
-        </w:rPr>
-        <w:t>anonymised</w:t>
-      </w:r>
-      <w:proofErr w:type="spellEnd"/>
-      <w:r>
-        <w:rPr>
-          <w:rFonts w:ascii="Times New Roman" w:hAnsi="Times New Roman" w:cs="Times New Roman"/>
-          <w:sz w:val="24"/>
-          <w:szCs w:val="24"/>
-        </w:rPr>
-        <w:t xml:space="preserve"> project/application/team observations from 2023 through 2026 and covers six QE phases. It analyses binary AI-use indicators, project complexity, user-story volume, test-case volume, baseline effort, and actual effort. The primary definition of business value is effort reduction expressed as hours saved and percentage productivity improvement. Direct financial cost, </w:t>
-      </w:r>
-      <w:proofErr w:type="spellStart"/>
-      <w:r>
-        <w:rPr>
-          <w:rFonts w:ascii="Times New Roman" w:hAnsi="Times New Roman" w:cs="Times New Roman"/>
-          <w:sz w:val="24"/>
-          <w:szCs w:val="24"/>
-        </w:rPr>
-        <w:t>licence</w:t>
-      </w:r>
-      <w:proofErr w:type="spellEnd"/>
-      <w:r>
-        <w:rPr>
-          <w:rFonts w:ascii="Times New Roman" w:hAnsi="Times New Roman" w:cs="Times New Roman"/>
-          <w:sz w:val="24"/>
-          <w:szCs w:val="24"/>
-        </w:rPr>
-        <w:t xml:space="preserve"> cost, defect leakage, automation coverage, test coverage, AI tool identity, AI-assistance intensity, and human-review effort are not available in the current dataset. Consequently, the interim findings should be interpreted as evidence about operational productivity rather than a complete return-on-investment calculation.</w:t>
+        <w:t>The study includes anonymised project/application/team observations from 2023 through 2026 and covers six QE phases. It analyses binary AI-use indicators, project complexity, user-story volume, test-case volume, baseline effort, and actual effort. The primary definition of business value is effort reduction expressed as hours saved and percentage productivity improvement. Direct financial cost, licence cost, defect leakage, automation coverage, test coverage, AI tool identity, AI-assistance intensity, and human-review effort are not available in the current dataset. Consequently, the interim findings should be interpreted as evidence about operational productivity rather than a complete return-on-investment calculation.</w:t>
       </w:r>
     </w:p>
     <w:p>
@@ -2653,43 +2393,7 @@
           <w:sz w:val="24"/>
           <w:szCs w:val="24"/>
         </w:rPr>
-        <w:t xml:space="preserve">The literature review was designed to support all four research questions rather than provide a broad history of AI. Searches focused on peer-reviewed journal articles, conference papers, systematic reviews, and established statistical-learning references. Sources were identified through IEEE Xplore, SpringerLink, ScienceDirect, ACM-related indexes, and scholarly metadata services using combinations of the </w:t>
-      </w:r>
-      <w:proofErr w:type="gramStart"/>
-      <w:r>
-        <w:rPr>
-          <w:rFonts w:ascii="Times New Roman" w:hAnsi="Times New Roman" w:cs="Times New Roman"/>
-          <w:sz w:val="24"/>
-          <w:szCs w:val="24"/>
-        </w:rPr>
-        <w:t>terms</w:t>
-      </w:r>
-      <w:proofErr w:type="gramEnd"/>
-      <w:r>
-        <w:rPr>
-          <w:rFonts w:ascii="Times New Roman" w:hAnsi="Times New Roman" w:cs="Times New Roman"/>
-          <w:sz w:val="24"/>
-          <w:szCs w:val="24"/>
-        </w:rPr>
-        <w:t xml:space="preserve"> artificial intelligence, machine learning, large language models, software testing, quality engineering, test generation, regression testing, test </w:t>
-      </w:r>
-      <w:proofErr w:type="spellStart"/>
-      <w:r>
-        <w:rPr>
-          <w:rFonts w:ascii="Times New Roman" w:hAnsi="Times New Roman" w:cs="Times New Roman"/>
-          <w:sz w:val="24"/>
-          <w:szCs w:val="24"/>
-        </w:rPr>
-        <w:t>prioritisation</w:t>
-      </w:r>
-      <w:proofErr w:type="spellEnd"/>
-      <w:r>
-        <w:rPr>
-          <w:rFonts w:ascii="Times New Roman" w:hAnsi="Times New Roman" w:cs="Times New Roman"/>
-          <w:sz w:val="24"/>
-          <w:szCs w:val="24"/>
-        </w:rPr>
-        <w:t>, productivity, Random Forest, Gradient Boosting, mean absolute error, and root mean square error. Priority was given to studies published from 2019 through 2026 for the domain review, with older foundational sources retained where they define widely used methods.</w:t>
+        <w:t>The literature review was designed to support all four research questions rather than provide a broad history of AI. Searches focused on peer-reviewed journal articles, conference papers, systematic reviews, and established statistical-learning references. Sources were identified through IEEE Xplore, SpringerLink, ScienceDirect, ACM-related indexes, and scholarly metadata services using combinations of the terms artificial intelligence, machine learning, large language models, software testing, quality engineering, test generation, regression testing, test prioritisation, productivity, Random Forest, Gradient Boosting, mean absolute error, and root mean square error. Priority was given to studies published from 2019 through 2026 for the domain review, with older foundational sources retained where they define widely used methods.</w:t>
       </w:r>
     </w:p>
     <w:p>
@@ -3711,23 +3415,13 @@
                 <w:szCs w:val="24"/>
               </w:rPr>
             </w:pPr>
-            <w:proofErr w:type="spellStart"/>
-            <w:r>
-              <w:rPr>
-                <w:rFonts w:ascii="Times New Roman" w:hAnsi="Times New Roman" w:cs="Times New Roman"/>
-                <w:sz w:val="24"/>
-                <w:szCs w:val="24"/>
-              </w:rPr>
-              <w:t>Ardic</w:t>
-            </w:r>
-            <w:proofErr w:type="spellEnd"/>
-            <w:r>
-              <w:rPr>
-                <w:rFonts w:ascii="Times New Roman" w:hAnsi="Times New Roman" w:cs="Times New Roman"/>
-                <w:sz w:val="24"/>
-                <w:szCs w:val="24"/>
-              </w:rPr>
-              <w:t xml:space="preserve"> et al. (2026)</w:t>
+            <w:r>
+              <w:rPr>
+                <w:rFonts w:ascii="Times New Roman" w:hAnsi="Times New Roman" w:cs="Times New Roman"/>
+                <w:sz w:val="24"/>
+                <w:szCs w:val="24"/>
+              </w:rPr>
+              <w:t>Ardic et al. (2026)</w:t>
             </w:r>
           </w:p>
         </w:tc>
@@ -3932,18 +3626,8 @@
                 <w:sz w:val="24"/>
                 <w:szCs w:val="24"/>
               </w:rPr>
-              <w:t xml:space="preserve">Test-case </w:t>
-            </w:r>
-            <w:proofErr w:type="spellStart"/>
-            <w:r>
-              <w:rPr>
-                <w:rFonts w:ascii="Times New Roman" w:hAnsi="Times New Roman" w:cs="Times New Roman"/>
-                <w:sz w:val="24"/>
-                <w:szCs w:val="24"/>
-              </w:rPr>
-              <w:t>prioritisation</w:t>
-            </w:r>
-            <w:proofErr w:type="spellEnd"/>
+              <w:t>Test-case prioritisation</w:t>
+            </w:r>
           </w:p>
         </w:tc>
         <w:tc>
@@ -4122,18 +3806,8 @@
                 <w:sz w:val="24"/>
                 <w:szCs w:val="24"/>
               </w:rPr>
-              <w:t xml:space="preserve">Regression test </w:t>
-            </w:r>
-            <w:proofErr w:type="spellStart"/>
-            <w:r>
-              <w:rPr>
-                <w:rFonts w:ascii="Times New Roman" w:hAnsi="Times New Roman" w:cs="Times New Roman"/>
-                <w:sz w:val="24"/>
-                <w:szCs w:val="24"/>
-              </w:rPr>
-              <w:t>optimisation</w:t>
-            </w:r>
-            <w:proofErr w:type="spellEnd"/>
+              <w:t>Regression test optimisation</w:t>
+            </w:r>
           </w:p>
         </w:tc>
         <w:tc>
@@ -4160,43 +3834,7 @@
                 <w:sz w:val="24"/>
                 <w:szCs w:val="24"/>
               </w:rPr>
-              <w:t xml:space="preserve">Survey of </w:t>
-            </w:r>
-            <w:proofErr w:type="spellStart"/>
-            <w:r>
-              <w:rPr>
-                <w:rFonts w:ascii="Times New Roman" w:hAnsi="Times New Roman" w:cs="Times New Roman"/>
-                <w:sz w:val="24"/>
-                <w:szCs w:val="24"/>
-              </w:rPr>
-              <w:t>minimisation</w:t>
-            </w:r>
-            <w:proofErr w:type="spellEnd"/>
-            <w:r>
-              <w:rPr>
-                <w:rFonts w:ascii="Times New Roman" w:hAnsi="Times New Roman" w:cs="Times New Roman"/>
-                <w:sz w:val="24"/>
-                <w:szCs w:val="24"/>
-              </w:rPr>
-              <w:t xml:space="preserve">, selection, and </w:t>
-            </w:r>
-            <w:proofErr w:type="spellStart"/>
-            <w:r>
-              <w:rPr>
-                <w:rFonts w:ascii="Times New Roman" w:hAnsi="Times New Roman" w:cs="Times New Roman"/>
-                <w:sz w:val="24"/>
-                <w:szCs w:val="24"/>
-              </w:rPr>
-              <w:t>prioritisation</w:t>
-            </w:r>
-            <w:proofErr w:type="spellEnd"/>
-            <w:r>
-              <w:rPr>
-                <w:rFonts w:ascii="Times New Roman" w:hAnsi="Times New Roman" w:cs="Times New Roman"/>
-                <w:sz w:val="24"/>
-                <w:szCs w:val="24"/>
-              </w:rPr>
-              <w:t xml:space="preserve"> methods</w:t>
+              <w:t>Survey of minimisation, selection, and prioritisation methods</w:t>
             </w:r>
           </w:p>
         </w:tc>
@@ -4252,25 +3890,7 @@
                 <w:sz w:val="24"/>
                 <w:szCs w:val="24"/>
               </w:rPr>
-              <w:t xml:space="preserve">Regression </w:t>
-            </w:r>
-            <w:proofErr w:type="spellStart"/>
-            <w:r>
-              <w:rPr>
-                <w:rFonts w:ascii="Times New Roman" w:hAnsi="Times New Roman" w:cs="Times New Roman"/>
-                <w:sz w:val="24"/>
-                <w:szCs w:val="24"/>
-              </w:rPr>
-              <w:t>optimisation</w:t>
-            </w:r>
-            <w:proofErr w:type="spellEnd"/>
-            <w:r>
-              <w:rPr>
-                <w:rFonts w:ascii="Times New Roman" w:hAnsi="Times New Roman" w:cs="Times New Roman"/>
-                <w:sz w:val="24"/>
-                <w:szCs w:val="24"/>
-              </w:rPr>
-              <w:t xml:space="preserve"> can reduce testing cost and improve early fault detection under time constraints.</w:t>
+              <w:t>Regression optimisation can reduce testing cost and improve early fault detection under time constraints.</w:t>
             </w:r>
           </w:p>
         </w:tc>
@@ -4328,23 +3948,13 @@
                 <w:szCs w:val="24"/>
               </w:rPr>
             </w:pPr>
-            <w:proofErr w:type="spellStart"/>
-            <w:r>
-              <w:rPr>
-                <w:rFonts w:ascii="Times New Roman" w:hAnsi="Times New Roman" w:cs="Times New Roman"/>
-                <w:sz w:val="24"/>
-                <w:szCs w:val="24"/>
-              </w:rPr>
-              <w:t>Garousi</w:t>
-            </w:r>
-            <w:proofErr w:type="spellEnd"/>
-            <w:r>
-              <w:rPr>
-                <w:rFonts w:ascii="Times New Roman" w:hAnsi="Times New Roman" w:cs="Times New Roman"/>
-                <w:sz w:val="24"/>
-                <w:szCs w:val="24"/>
-              </w:rPr>
-              <w:t xml:space="preserve"> et al. (2020)</w:t>
+            <w:r>
+              <w:rPr>
+                <w:rFonts w:ascii="Times New Roman" w:hAnsi="Times New Roman" w:cs="Times New Roman"/>
+                <w:sz w:val="24"/>
+                <w:szCs w:val="24"/>
+              </w:rPr>
+              <w:t>Garousi et al. (2020)</w:t>
             </w:r>
           </w:p>
         </w:tc>
@@ -4460,25 +4070,7 @@
                 <w:sz w:val="24"/>
                 <w:szCs w:val="24"/>
               </w:rPr>
-              <w:t xml:space="preserve">Testing outcomes depend on </w:t>
-            </w:r>
-            <w:proofErr w:type="spellStart"/>
-            <w:r>
-              <w:rPr>
-                <w:rFonts w:ascii="Times New Roman" w:hAnsi="Times New Roman" w:cs="Times New Roman"/>
-                <w:sz w:val="24"/>
-                <w:szCs w:val="24"/>
-              </w:rPr>
-              <w:t>organisational</w:t>
-            </w:r>
-            <w:proofErr w:type="spellEnd"/>
-            <w:r>
-              <w:rPr>
-                <w:rFonts w:ascii="Times New Roman" w:hAnsi="Times New Roman" w:cs="Times New Roman"/>
-                <w:sz w:val="24"/>
-                <w:szCs w:val="24"/>
-              </w:rPr>
-              <w:t>, process, tooling, and skill constraints rather than technique alone.</w:t>
+              <w:t>Testing outcomes depend on organisational, process, tooling, and skill constraints rather than technique alone.</w:t>
             </w:r>
           </w:p>
         </w:tc>
@@ -4536,23 +4128,13 @@
                 <w:szCs w:val="24"/>
               </w:rPr>
             </w:pPr>
-            <w:proofErr w:type="spellStart"/>
-            <w:r>
-              <w:rPr>
-                <w:rFonts w:ascii="Times New Roman" w:hAnsi="Times New Roman" w:cs="Times New Roman"/>
-                <w:sz w:val="24"/>
-                <w:szCs w:val="24"/>
-              </w:rPr>
-              <w:t>Raharjana</w:t>
-            </w:r>
-            <w:proofErr w:type="spellEnd"/>
-            <w:r>
-              <w:rPr>
-                <w:rFonts w:ascii="Times New Roman" w:hAnsi="Times New Roman" w:cs="Times New Roman"/>
-                <w:sz w:val="24"/>
-                <w:szCs w:val="24"/>
-              </w:rPr>
-              <w:t xml:space="preserve"> et al. (2025)</w:t>
+            <w:r>
+              <w:rPr>
+                <w:rFonts w:ascii="Times New Roman" w:hAnsi="Times New Roman" w:cs="Times New Roman"/>
+                <w:sz w:val="24"/>
+                <w:szCs w:val="24"/>
+              </w:rPr>
+              <w:t>Raharjana et al. (2025)</w:t>
             </w:r>
           </w:p>
         </w:tc>
@@ -4722,23 +4304,13 @@
                 <w:szCs w:val="24"/>
               </w:rPr>
             </w:pPr>
-            <w:proofErr w:type="spellStart"/>
-            <w:r>
-              <w:rPr>
-                <w:rFonts w:ascii="Times New Roman" w:hAnsi="Times New Roman" w:cs="Times New Roman"/>
-                <w:sz w:val="24"/>
-                <w:szCs w:val="24"/>
-              </w:rPr>
-              <w:t>Breiman</w:t>
-            </w:r>
-            <w:proofErr w:type="spellEnd"/>
-            <w:r>
-              <w:rPr>
-                <w:rFonts w:ascii="Times New Roman" w:hAnsi="Times New Roman" w:cs="Times New Roman"/>
-                <w:sz w:val="24"/>
-                <w:szCs w:val="24"/>
-              </w:rPr>
-              <w:t xml:space="preserve"> (2001)</w:t>
+            <w:r>
+              <w:rPr>
+                <w:rFonts w:ascii="Times New Roman" w:hAnsi="Times New Roman" w:cs="Times New Roman"/>
+                <w:sz w:val="24"/>
+                <w:szCs w:val="24"/>
+              </w:rPr>
+              <w:t>Breiman (2001)</w:t>
             </w:r>
           </w:p>
         </w:tc>
@@ -5278,23 +4850,7 @@
           <w:sz w:val="24"/>
           <w:szCs w:val="24"/>
         </w:rPr>
-        <w:t xml:space="preserve">The matrix </w:t>
-      </w:r>
-      <w:proofErr w:type="spellStart"/>
-      <w:r>
-        <w:rPr>
-          <w:sz w:val="24"/>
-          <w:szCs w:val="24"/>
-        </w:rPr>
-        <w:t>summarises</w:t>
-      </w:r>
-      <w:proofErr w:type="spellEnd"/>
-      <w:r>
-        <w:rPr>
-          <w:sz w:val="24"/>
-          <w:szCs w:val="24"/>
-        </w:rPr>
-        <w:t xml:space="preserve"> 12 directly relevant sources. Additional statistical references are included in the bibliography and used in the methodology discussion.</w:t>
+        <w:t>The matrix summarises 12 directly relevant sources. Additional statistical references are included in the bibliography and used in the methodology discussion.</w:t>
       </w:r>
     </w:p>
     <w:p>
@@ -5349,43 +4905,7 @@
           <w:sz w:val="24"/>
           <w:szCs w:val="24"/>
         </w:rPr>
-        <w:t xml:space="preserve">The literature consistently shows that “AI in testing” is not a single intervention. Durelli et al. (2019) mapped machine-learning applications across multiple activities, while Wang et al. (2024) documented a rapidly expanding landscape of large-language-model use cases. The strongest evidence tends to appear where historical data, repetitive decisions, or structured artefacts are available—for example, test generation, defect prediction, and regression </w:t>
-      </w:r>
-      <w:proofErr w:type="spellStart"/>
-      <w:r>
-        <w:rPr>
-          <w:rFonts w:ascii="Times New Roman" w:hAnsi="Times New Roman" w:cs="Times New Roman"/>
-          <w:sz w:val="24"/>
-          <w:szCs w:val="24"/>
-        </w:rPr>
-        <w:t>prioritisation</w:t>
-      </w:r>
-      <w:proofErr w:type="spellEnd"/>
-      <w:r>
-        <w:rPr>
-          <w:rFonts w:ascii="Times New Roman" w:hAnsi="Times New Roman" w:cs="Times New Roman"/>
-          <w:sz w:val="24"/>
-          <w:szCs w:val="24"/>
-        </w:rPr>
-        <w:t xml:space="preserve">. This pattern supports the project’s decision to </w:t>
-      </w:r>
-      <w:proofErr w:type="spellStart"/>
-      <w:r>
-        <w:rPr>
-          <w:rFonts w:ascii="Times New Roman" w:hAnsi="Times New Roman" w:cs="Times New Roman"/>
-          <w:sz w:val="24"/>
-          <w:szCs w:val="24"/>
-        </w:rPr>
-        <w:t>analyse</w:t>
-      </w:r>
-      <w:proofErr w:type="spellEnd"/>
-      <w:r>
-        <w:rPr>
-          <w:rFonts w:ascii="Times New Roman" w:hAnsi="Times New Roman" w:cs="Times New Roman"/>
-          <w:sz w:val="24"/>
-          <w:szCs w:val="24"/>
-        </w:rPr>
-        <w:t xml:space="preserve"> six phases separately. A single portfolio average would be insufficient because the input artefacts, human judgement requirements, and cost of an incorrect output differ by phase. The literature therefore provides a conceptual basis for RQ2 and for reporting both percentage improvement and total effort saved rather than treating adoption as uniformly beneficial.</w:t>
+        <w:t>The literature consistently shows that “AI in testing” is not a single intervention. Durelli et al. (2019) mapped machine-learning applications across multiple activities, while Wang et al. (2024) documented a rapidly expanding landscape of large-language-model use cases. The strongest evidence tends to appear where historical data, repetitive decisions, or structured artefacts are available—for example, test generation, defect prediction, and regression prioritisation. This pattern supports the project’s decision to analyse six phases separately. A single portfolio average would be insufficient because the input artefacts, human judgement requirements, and cost of an incorrect output differ by phase. The literature therefore provides a conceptual basis for RQ2 and for reporting both percentage improvement and total effort saved rather than treating adoption as uniformly beneficial.</w:t>
       </w:r>
     </w:p>
     <w:p>
@@ -5419,25 +4939,7 @@
           <w:sz w:val="24"/>
           <w:szCs w:val="24"/>
         </w:rPr>
-        <w:t xml:space="preserve">Recent empirical work on large language models provides a balanced view of productivity. Haldar and Capretz (2026) found that LLM-generated test plans could improve automation and efficiency, but plan quality varied and still required human validation. Ouédraogo et al. (2026) observed improved readability and structure under stronger prompting strategies, yet also reported persistent hallucination-related failures and high compilation-failure rates in some settings. </w:t>
-      </w:r>
-      <w:proofErr w:type="spellStart"/>
-      <w:r>
-        <w:rPr>
-          <w:rFonts w:ascii="Times New Roman" w:hAnsi="Times New Roman" w:cs="Times New Roman"/>
-          <w:sz w:val="24"/>
-          <w:szCs w:val="24"/>
-        </w:rPr>
-        <w:t>Ardic</w:t>
-      </w:r>
-      <w:proofErr w:type="spellEnd"/>
-      <w:r>
-        <w:rPr>
-          <w:rFonts w:ascii="Times New Roman" w:hAnsi="Times New Roman" w:cs="Times New Roman"/>
-          <w:sz w:val="24"/>
-          <w:szCs w:val="24"/>
-        </w:rPr>
-        <w:t xml:space="preserve"> et al. (2026) found perceived time-saving and cognitive-load benefits alongside concerns about trust, quality, and ownership. Together, these findings justify measuring effort reduction while preserving explicit governance boundaries. In this capstone, productivity improvement is not treated as proof that output quality is automatically acceptable; it is treated as </w:t>
+        <w:t xml:space="preserve">Recent empirical work on large language models provides a balanced view of productivity. Haldar and Capretz (2026) found that LLM-generated test plans could improve automation and efficiency, but plan quality varied and still required human validation. Ouédraogo et al. (2026) observed improved readability and structure under stronger prompting strategies, yet also reported persistent hallucination-related failures and high compilation-failure rates in some settings. Ardic et al. (2026) found perceived time-saving and cognitive-load benefits alongside concerns about trust, quality, and ownership. Together, these findings justify measuring effort reduction while preserving explicit governance boundaries. In this capstone, productivity improvement is not treated as proof that output quality is automatically acceptable; it is treated as </w:t>
       </w:r>
       <w:r>
         <w:rPr>
@@ -5462,17 +4964,8 @@
           <w:rFonts w:cs="Times New Roman"/>
           <w:szCs w:val="24"/>
         </w:rPr>
-        <w:t xml:space="preserve">Regression Testing Is a Strong Candidate for Data-Driven </w:t>
+        <w:t>Regression Testing Is a Strong Candidate for Data-Driven Optimisation</w:t>
       </w:r>
-      <w:proofErr w:type="spellStart"/>
-      <w:r>
-        <w:rPr>
-          <w:rFonts w:cs="Times New Roman"/>
-          <w:szCs w:val="24"/>
-        </w:rPr>
-        <w:t>Optimisation</w:t>
-      </w:r>
-      <w:proofErr w:type="spellEnd"/>
     </w:p>
     <w:p>
       <w:pPr>
@@ -5489,115 +4982,7 @@
           <w:sz w:val="24"/>
           <w:szCs w:val="24"/>
         </w:rPr>
-        <w:t xml:space="preserve">Regression Testing has an established history of algorithmic </w:t>
-      </w:r>
-      <w:proofErr w:type="spellStart"/>
-      <w:r>
-        <w:rPr>
-          <w:rFonts w:ascii="Times New Roman" w:hAnsi="Times New Roman" w:cs="Times New Roman"/>
-          <w:sz w:val="24"/>
-          <w:szCs w:val="24"/>
-        </w:rPr>
-        <w:t>optimisation</w:t>
-      </w:r>
-      <w:proofErr w:type="spellEnd"/>
-      <w:r>
-        <w:rPr>
-          <w:rFonts w:ascii="Times New Roman" w:hAnsi="Times New Roman" w:cs="Times New Roman"/>
-          <w:sz w:val="24"/>
-          <w:szCs w:val="24"/>
-        </w:rPr>
-        <w:t xml:space="preserve">. Yoo and Harman (2012) showed that test </w:t>
-      </w:r>
-      <w:proofErr w:type="spellStart"/>
-      <w:r>
-        <w:rPr>
-          <w:rFonts w:ascii="Times New Roman" w:hAnsi="Times New Roman" w:cs="Times New Roman"/>
-          <w:sz w:val="24"/>
-          <w:szCs w:val="24"/>
-        </w:rPr>
-        <w:t>minimisation</w:t>
-      </w:r>
-      <w:proofErr w:type="spellEnd"/>
-      <w:r>
-        <w:rPr>
-          <w:rFonts w:ascii="Times New Roman" w:hAnsi="Times New Roman" w:cs="Times New Roman"/>
-          <w:sz w:val="24"/>
-          <w:szCs w:val="24"/>
-        </w:rPr>
-        <w:t xml:space="preserve">, selection, and </w:t>
-      </w:r>
-      <w:proofErr w:type="spellStart"/>
-      <w:r>
-        <w:rPr>
-          <w:rFonts w:ascii="Times New Roman" w:hAnsi="Times New Roman" w:cs="Times New Roman"/>
-          <w:sz w:val="24"/>
-          <w:szCs w:val="24"/>
-        </w:rPr>
-        <w:t>prioritisation</w:t>
-      </w:r>
-      <w:proofErr w:type="spellEnd"/>
-      <w:r>
-        <w:rPr>
-          <w:rFonts w:ascii="Times New Roman" w:hAnsi="Times New Roman" w:cs="Times New Roman"/>
-          <w:sz w:val="24"/>
-          <w:szCs w:val="24"/>
-        </w:rPr>
-        <w:t xml:space="preserve"> address the cost and timing constraints of repeatedly executing large suites. Romero et al. (2026) extended this logic by demonstrating that automated machine learning can adapt test-</w:t>
-      </w:r>
-      <w:proofErr w:type="spellStart"/>
-      <w:r>
-        <w:rPr>
-          <w:rFonts w:ascii="Times New Roman" w:hAnsi="Times New Roman" w:cs="Times New Roman"/>
-          <w:sz w:val="24"/>
-          <w:szCs w:val="24"/>
-        </w:rPr>
-        <w:t>prioritisation</w:t>
-      </w:r>
-      <w:proofErr w:type="spellEnd"/>
-      <w:r>
-        <w:rPr>
-          <w:rFonts w:ascii="Times New Roman" w:hAnsi="Times New Roman" w:cs="Times New Roman"/>
-          <w:sz w:val="24"/>
-          <w:szCs w:val="24"/>
-        </w:rPr>
-        <w:t xml:space="preserve"> pipelines as software builds evolve. This evidence is directly pertinent to the EQEPD results because Regression Testing is both repetitive and historically measurable, making it well suited to data-driven selection and </w:t>
-      </w:r>
-      <w:proofErr w:type="spellStart"/>
-      <w:r>
-        <w:rPr>
-          <w:rFonts w:ascii="Times New Roman" w:hAnsi="Times New Roman" w:cs="Times New Roman"/>
-          <w:sz w:val="24"/>
-          <w:szCs w:val="24"/>
-        </w:rPr>
-        <w:t>prioritisation</w:t>
-      </w:r>
-      <w:proofErr w:type="spellEnd"/>
-      <w:r>
-        <w:rPr>
-          <w:rFonts w:ascii="Times New Roman" w:hAnsi="Times New Roman" w:cs="Times New Roman"/>
-          <w:sz w:val="24"/>
-          <w:szCs w:val="24"/>
-        </w:rPr>
-        <w:t xml:space="preserve">. The literature does not guarantee that every regression context will achieve the same benefit, but it makes a higher preliminary productivity result in this phase theoretically plausible and provides a rationale for </w:t>
-      </w:r>
-      <w:proofErr w:type="spellStart"/>
-      <w:r>
-        <w:rPr>
-          <w:rFonts w:ascii="Times New Roman" w:hAnsi="Times New Roman" w:cs="Times New Roman"/>
-          <w:sz w:val="24"/>
-          <w:szCs w:val="24"/>
-        </w:rPr>
-        <w:t>prioritising</w:t>
-      </w:r>
-      <w:proofErr w:type="spellEnd"/>
-      <w:r>
-        <w:rPr>
-          <w:rFonts w:ascii="Times New Roman" w:hAnsi="Times New Roman" w:cs="Times New Roman"/>
-          <w:sz w:val="24"/>
-          <w:szCs w:val="24"/>
-        </w:rPr>
-        <w:t xml:space="preserve"> it in the phase comparison.</w:t>
+        <w:t>Regression Testing has an established history of algorithmic optimisation. Yoo and Harman (2012) showed that test minimisation, selection, and prioritisation address the cost and timing constraints of repeatedly executing large suites. Romero et al. (2026) extended this logic by demonstrating that automated machine learning can adapt test-prioritisation pipelines as software builds evolve. This evidence is directly pertinent to the EQEPD results because Regression Testing is both repetitive and historically measurable, making it well suited to data-driven selection and prioritisation. The literature does not guarantee that every regression context will achieve the same benefit, but it makes a higher preliminary productivity result in this phase theoretically plausible and provides a rationale for prioritising it in the phase comparison.</w:t>
       </w:r>
     </w:p>
     <w:p>
@@ -5631,25 +5016,7 @@
           <w:sz w:val="24"/>
           <w:szCs w:val="24"/>
         </w:rPr>
-        <w:t>The methodological literature supports comparing a transparent linear baseline with nonlinear ensemble models. Linear Regression provides coefficients that help explain direction and magnitude, while Random Forest and Gradient Boosting can represent interactions and nonlinear relationships that are common in project data (</w:t>
-      </w:r>
-      <w:proofErr w:type="spellStart"/>
-      <w:r>
-        <w:rPr>
-          <w:rFonts w:ascii="Times New Roman" w:hAnsi="Times New Roman" w:cs="Times New Roman"/>
-          <w:sz w:val="24"/>
-          <w:szCs w:val="24"/>
-        </w:rPr>
-        <w:t>Breiman</w:t>
-      </w:r>
-      <w:proofErr w:type="spellEnd"/>
-      <w:r>
-        <w:rPr>
-          <w:rFonts w:ascii="Times New Roman" w:hAnsi="Times New Roman" w:cs="Times New Roman"/>
-          <w:sz w:val="24"/>
-          <w:szCs w:val="24"/>
-        </w:rPr>
-        <w:t>, 2001; Friedman, 2001; James et al., 2021). Reporting MAE, RMSE, and R² avoids relying on a single performance statistic. MAE communicates average error in percentage points, RMSE highlights occasional large misses, and R² describes the proportion of variation explained on unseen data (Willmott &amp; Matsuura, 2005). This combination aligns the model evaluation with RQ4: the question is not merely which algorithm ranks first, but whether the resulting error is acceptable for directional portfolio screening and whether the model’s limitations are clearly disclosed.</w:t>
+        <w:t>The methodological literature supports comparing a transparent linear baseline with nonlinear ensemble models. Linear Regression provides coefficients that help explain direction and magnitude, while Random Forest and Gradient Boosting can represent interactions and nonlinear relationships that are common in project data (Breiman, 2001; Friedman, 2001; James et al., 2021). Reporting MAE, RMSE, and R² avoids relying on a single performance statistic. MAE communicates average error in percentage points, RMSE highlights occasional large misses, and R² describes the proportion of variation explained on unseen data (Willmott &amp; Matsuura, 2005). This combination aligns the model evaluation with RQ4: the question is not merely which algorithm ranks first, but whether the resulting error is acceptable for directional portfolio screening and whether the model’s limitations are clearly disclosed.</w:t>
       </w:r>
     </w:p>
     <w:p>
@@ -5684,25 +5051,7 @@
           <w:sz w:val="24"/>
           <w:szCs w:val="24"/>
         </w:rPr>
-        <w:t xml:space="preserve">The analysis uses the Enterprise Quality Engineering Performance Dataset (EQEPD), an </w:t>
-      </w:r>
-      <w:proofErr w:type="spellStart"/>
-      <w:r>
-        <w:rPr>
-          <w:rFonts w:ascii="Times New Roman" w:hAnsi="Times New Roman" w:cs="Times New Roman"/>
-          <w:sz w:val="24"/>
-          <w:szCs w:val="24"/>
-        </w:rPr>
-        <w:t>anonymised</w:t>
-      </w:r>
-      <w:proofErr w:type="spellEnd"/>
-      <w:r>
-        <w:rPr>
-          <w:rFonts w:ascii="Times New Roman" w:hAnsi="Times New Roman" w:cs="Times New Roman"/>
-          <w:sz w:val="24"/>
-          <w:szCs w:val="24"/>
-        </w:rPr>
-        <w:t xml:space="preserve"> and aggregated academic dataset prepared for this capstone (Venugopal, 2026). The dataset does not contain client names, employee identifiers, source code, production data, or personally identifiable information. The evaluator will access the source workbook and processed files through the GitHub repository identified on page 2. The raw workbook should remain unchanged in the data/raw directory, while cleaned and engineered outputs should be stored under data/processed so that transformations are transparent and reproducible.</w:t>
+        <w:t>The analysis uses the Enterprise Quality Engineering Performance Dataset (EQEPD), an anonymised and aggregated academic dataset prepared for this capstone (Venugopal, 2026). The dataset does not contain client names, employee identifiers, source code, production data, or personally identifiable information. The evaluator will access the source workbook and processed files through the GitHub repository identified on page 2. The raw workbook should remain unchanged in the data/raw directory, while cleaned and engineered outputs should be stored under data/processed so that transformations are transparent and reproducible.</w:t>
       </w:r>
     </w:p>
     <w:p>
@@ -6468,18 +5817,8 @@
                 <w:sz w:val="24"/>
                 <w:szCs w:val="24"/>
               </w:rPr>
-              <w:t xml:space="preserve">Applications after </w:t>
-            </w:r>
-            <w:proofErr w:type="spellStart"/>
-            <w:r>
-              <w:rPr>
-                <w:rFonts w:ascii="Times New Roman" w:hAnsi="Times New Roman"/>
-                <w:sz w:val="24"/>
-                <w:szCs w:val="24"/>
-              </w:rPr>
-              <w:t>standardisation</w:t>
-            </w:r>
-            <w:proofErr w:type="spellEnd"/>
+              <w:t>Applications after standardisation</w:t>
+            </w:r>
           </w:p>
         </w:tc>
         <w:tc>
@@ -6539,18 +5878,8 @@
                 <w:sz w:val="24"/>
                 <w:szCs w:val="24"/>
               </w:rPr>
-              <w:t xml:space="preserve">Teams after </w:t>
-            </w:r>
-            <w:proofErr w:type="spellStart"/>
-            <w:r>
-              <w:rPr>
-                <w:rFonts w:ascii="Times New Roman" w:hAnsi="Times New Roman"/>
-                <w:sz w:val="24"/>
-                <w:szCs w:val="24"/>
-              </w:rPr>
-              <w:t>standardisation</w:t>
-            </w:r>
-            <w:proofErr w:type="spellEnd"/>
+              <w:t>Teams after standardisation</w:t>
+            </w:r>
           </w:p>
         </w:tc>
         <w:tc>
@@ -6792,25 +6121,7 @@
           <w:szCs w:val="24"/>
         </w:rPr>
         <w:lastRenderedPageBreak/>
-        <w:t xml:space="preserve">improvement. A baseline of 20 hours and actual effort of 22 hours </w:t>
-      </w:r>
-      <w:proofErr w:type="gramStart"/>
-      <w:r>
-        <w:rPr>
-          <w:rFonts w:ascii="Times New Roman" w:hAnsi="Times New Roman" w:cs="Times New Roman"/>
-          <w:sz w:val="24"/>
-          <w:szCs w:val="24"/>
-        </w:rPr>
-        <w:t>produces</w:t>
-      </w:r>
-      <w:proofErr w:type="gramEnd"/>
-      <w:r>
-        <w:rPr>
-          <w:rFonts w:ascii="Times New Roman" w:hAnsi="Times New Roman" w:cs="Times New Roman"/>
-          <w:sz w:val="24"/>
-          <w:szCs w:val="24"/>
-        </w:rPr>
-        <w:t xml:space="preserve"> −10%, indicating an overrun. The project-level target aggregates effort across all six phases before calculating the percentage, preventing a small phase from receiving the same weight as a large phase.</w:t>
+        <w:t>improvement. A baseline of 20 hours and actual effort of 22 hours produces −10%, indicating an overrun. The project-level target aggregates effort across all six phases before calculating the percentage, preventing a small phase from receiving the same weight as a large phase.</w:t>
       </w:r>
     </w:p>
     <w:p>
@@ -6892,7 +6203,7 @@
                     <pic:cNvPicPr/>
                   </pic:nvPicPr>
                   <pic:blipFill>
-                    <a:blip r:embed="rId9"/>
+                    <a:blip r:embed="rId11"/>
                     <a:stretch>
                       <a:fillRect/>
                     </a:stretch>
@@ -7311,16 +6622,8 @@
               <w:rPr>
                 <w:rFonts w:ascii="Times New Roman" w:hAnsi="Times New Roman" w:cs="Times New Roman"/>
               </w:rPr>
-              <w:t>YYYY-</w:t>
-            </w:r>
-            <w:proofErr w:type="spellStart"/>
-            <w:r>
-              <w:rPr>
-                <w:rFonts w:ascii="Times New Roman" w:hAnsi="Times New Roman" w:cs="Times New Roman"/>
-              </w:rPr>
-              <w:t>Snn</w:t>
-            </w:r>
-            <w:proofErr w:type="spellEnd"/>
+              <w:t>YYYY-Snn</w:t>
+            </w:r>
           </w:p>
         </w:tc>
         <w:tc>
@@ -7394,14 +6697,12 @@
                 <w:rFonts w:ascii="Times New Roman" w:hAnsi="Times New Roman" w:cs="Times New Roman"/>
               </w:rPr>
             </w:pPr>
-            <w:proofErr w:type="spellStart"/>
             <w:r>
               <w:rPr>
                 <w:rFonts w:ascii="Times New Roman" w:hAnsi="Times New Roman" w:cs="Times New Roman"/>
               </w:rPr>
               <w:t>Application_Name</w:t>
             </w:r>
-            <w:proofErr w:type="spellEnd"/>
           </w:p>
         </w:tc>
         <w:tc>
@@ -7421,19 +6722,11 @@
                 <w:rFonts w:ascii="Times New Roman" w:hAnsi="Times New Roman" w:cs="Times New Roman"/>
               </w:rPr>
             </w:pPr>
-            <w:proofErr w:type="spellStart"/>
-            <w:r>
-              <w:rPr>
-                <w:rFonts w:ascii="Times New Roman" w:hAnsi="Times New Roman" w:cs="Times New Roman"/>
-              </w:rPr>
-              <w:t>Anonymised</w:t>
-            </w:r>
-            <w:proofErr w:type="spellEnd"/>
-            <w:r>
-              <w:rPr>
-                <w:rFonts w:ascii="Times New Roman" w:hAnsi="Times New Roman" w:cs="Times New Roman"/>
-              </w:rPr>
-              <w:t xml:space="preserve"> application/platform category</w:t>
+            <w:r>
+              <w:rPr>
+                <w:rFonts w:ascii="Times New Roman" w:hAnsi="Times New Roman" w:cs="Times New Roman"/>
+              </w:rPr>
+              <w:t>Anonymised application/platform category</w:t>
             </w:r>
           </w:p>
         </w:tc>
@@ -7559,14 +6852,12 @@
                 <w:rFonts w:ascii="Times New Roman" w:hAnsi="Times New Roman" w:cs="Times New Roman"/>
               </w:rPr>
             </w:pPr>
-            <w:proofErr w:type="spellStart"/>
             <w:r>
               <w:rPr>
                 <w:rFonts w:ascii="Times New Roman" w:hAnsi="Times New Roman" w:cs="Times New Roman"/>
               </w:rPr>
               <w:t>Team_Name</w:t>
             </w:r>
-            <w:proofErr w:type="spellEnd"/>
           </w:p>
         </w:tc>
         <w:tc>
@@ -7585,19 +6876,11 @@
                 <w:rFonts w:ascii="Times New Roman" w:hAnsi="Times New Roman" w:cs="Times New Roman"/>
               </w:rPr>
             </w:pPr>
-            <w:proofErr w:type="spellStart"/>
-            <w:r>
-              <w:rPr>
-                <w:rFonts w:ascii="Times New Roman" w:hAnsi="Times New Roman" w:cs="Times New Roman"/>
-              </w:rPr>
-              <w:t>Anonymised</w:t>
-            </w:r>
-            <w:proofErr w:type="spellEnd"/>
-            <w:r>
-              <w:rPr>
-                <w:rFonts w:ascii="Times New Roman" w:hAnsi="Times New Roman" w:cs="Times New Roman"/>
-              </w:rPr>
-              <w:t xml:space="preserve"> QE team category</w:t>
+            <w:r>
+              <w:rPr>
+                <w:rFonts w:ascii="Times New Roman" w:hAnsi="Times New Roman" w:cs="Times New Roman"/>
+              </w:rPr>
+              <w:t>Anonymised QE team category</w:t>
             </w:r>
           </w:p>
         </w:tc>
@@ -7641,19 +6924,11 @@
                 <w:rFonts w:ascii="Times New Roman" w:hAnsi="Times New Roman" w:cs="Times New Roman"/>
               </w:rPr>
             </w:pPr>
-            <w:proofErr w:type="spellStart"/>
-            <w:r>
-              <w:rPr>
-                <w:rFonts w:ascii="Times New Roman" w:hAnsi="Times New Roman" w:cs="Times New Roman"/>
-              </w:rPr>
-              <w:t>Standardised</w:t>
-            </w:r>
-            <w:proofErr w:type="spellEnd"/>
-            <w:r>
-              <w:rPr>
-                <w:rFonts w:ascii="Times New Roman" w:hAnsi="Times New Roman" w:cs="Times New Roman"/>
-              </w:rPr>
-              <w:t xml:space="preserve"> to 8 teams</w:t>
+            <w:r>
+              <w:rPr>
+                <w:rFonts w:ascii="Times New Roman" w:hAnsi="Times New Roman" w:cs="Times New Roman"/>
+              </w:rPr>
+              <w:t>Standardised to 8 teams</w:t>
             </w:r>
           </w:p>
         </w:tc>
@@ -7701,21 +6976,7 @@
               <w:rPr>
                 <w:rFonts w:ascii="Times New Roman" w:hAnsi="Times New Roman" w:cs="Times New Roman"/>
               </w:rPr>
-              <w:t xml:space="preserve">Potential </w:t>
-            </w:r>
-            <w:proofErr w:type="spellStart"/>
-            <w:r>
-              <w:rPr>
-                <w:rFonts w:ascii="Times New Roman" w:hAnsi="Times New Roman" w:cs="Times New Roman"/>
-              </w:rPr>
-              <w:t>organisational</w:t>
-            </w:r>
-            <w:proofErr w:type="spellEnd"/>
-            <w:r>
-              <w:rPr>
-                <w:rFonts w:ascii="Times New Roman" w:hAnsi="Times New Roman" w:cs="Times New Roman"/>
-              </w:rPr>
-              <w:t xml:space="preserve"> context</w:t>
+              <w:t>Potential organisational context</w:t>
             </w:r>
           </w:p>
         </w:tc>
@@ -7842,19 +7103,11 @@
                 <w:rFonts w:ascii="Times New Roman" w:hAnsi="Times New Roman" w:cs="Times New Roman"/>
               </w:rPr>
             </w:pPr>
-            <w:proofErr w:type="spellStart"/>
-            <w:r>
-              <w:rPr>
-                <w:rFonts w:ascii="Times New Roman" w:hAnsi="Times New Roman" w:cs="Times New Roman"/>
-              </w:rPr>
-              <w:t>Standardised</w:t>
-            </w:r>
-            <w:proofErr w:type="spellEnd"/>
-            <w:r>
-              <w:rPr>
-                <w:rFonts w:ascii="Times New Roman" w:hAnsi="Times New Roman" w:cs="Times New Roman"/>
-              </w:rPr>
-              <w:t xml:space="preserve"> aliases</w:t>
+            <w:r>
+              <w:rPr>
+                <w:rFonts w:ascii="Times New Roman" w:hAnsi="Times New Roman" w:cs="Times New Roman"/>
+              </w:rPr>
+              <w:t>Standardised aliases</w:t>
             </w:r>
           </w:p>
         </w:tc>
@@ -8308,19 +7561,11 @@
                 <w:rFonts w:ascii="Times New Roman" w:hAnsi="Times New Roman" w:cs="Times New Roman"/>
               </w:rPr>
             </w:pPr>
-            <w:proofErr w:type="spellStart"/>
-            <w:r>
-              <w:rPr>
-                <w:rFonts w:ascii="Times New Roman" w:hAnsi="Times New Roman" w:cs="Times New Roman"/>
-              </w:rPr>
-              <w:t>Standardised</w:t>
-            </w:r>
-            <w:proofErr w:type="spellEnd"/>
-            <w:r>
-              <w:rPr>
-                <w:rFonts w:ascii="Times New Roman" w:hAnsi="Times New Roman" w:cs="Times New Roman"/>
-              </w:rPr>
-              <w:t xml:space="preserve"> variants</w:t>
+            <w:r>
+              <w:rPr>
+                <w:rFonts w:ascii="Times New Roman" w:hAnsi="Times New Roman" w:cs="Times New Roman"/>
+              </w:rPr>
+              <w:t>Standardised variants</w:t>
             </w:r>
           </w:p>
         </w:tc>
@@ -8677,14 +7922,12 @@
                 <w:rFonts w:ascii="Times New Roman" w:hAnsi="Times New Roman" w:cs="Times New Roman"/>
               </w:rPr>
             </w:pPr>
-            <w:proofErr w:type="spellStart"/>
             <w:r>
               <w:rPr>
                 <w:rFonts w:ascii="Times New Roman" w:hAnsi="Times New Roman" w:cs="Times New Roman"/>
               </w:rPr>
               <w:t>QE_Phase</w:t>
             </w:r>
-            <w:proofErr w:type="spellEnd"/>
           </w:p>
         </w:tc>
         <w:tc>
@@ -8834,14 +8077,12 @@
                 <w:rFonts w:ascii="Times New Roman" w:hAnsi="Times New Roman" w:cs="Times New Roman"/>
               </w:rPr>
             </w:pPr>
-            <w:proofErr w:type="spellStart"/>
             <w:r>
               <w:rPr>
                 <w:rFonts w:ascii="Times New Roman" w:hAnsi="Times New Roman" w:cs="Times New Roman"/>
               </w:rPr>
               <w:t>Effort_Saved</w:t>
             </w:r>
-            <w:proofErr w:type="spellEnd"/>
           </w:p>
         </w:tc>
         <w:tc>
@@ -8987,14 +8228,12 @@
                 <w:rFonts w:ascii="Times New Roman" w:hAnsi="Times New Roman" w:cs="Times New Roman"/>
               </w:rPr>
             </w:pPr>
-            <w:proofErr w:type="spellStart"/>
             <w:r>
               <w:rPr>
                 <w:rFonts w:ascii="Times New Roman" w:hAnsi="Times New Roman" w:cs="Times New Roman"/>
               </w:rPr>
               <w:t>Productivity_Improvement_Pct</w:t>
             </w:r>
-            <w:proofErr w:type="spellEnd"/>
           </w:p>
         </w:tc>
         <w:tc>
@@ -9093,21 +8332,7 @@
               <w:rPr>
                 <w:rFonts w:ascii="Times New Roman" w:hAnsi="Times New Roman" w:cs="Times New Roman"/>
               </w:rPr>
-              <w:t xml:space="preserve">No imputation; </w:t>
-            </w:r>
-            <w:proofErr w:type="spellStart"/>
-            <w:r>
-              <w:rPr>
-                <w:rFonts w:ascii="Times New Roman" w:hAnsi="Times New Roman" w:cs="Times New Roman"/>
-              </w:rPr>
-              <w:t>winsorised</w:t>
-            </w:r>
-            <w:proofErr w:type="spellEnd"/>
-            <w:r>
-              <w:rPr>
-                <w:rFonts w:ascii="Times New Roman" w:hAnsi="Times New Roman" w:cs="Times New Roman"/>
-              </w:rPr>
-              <w:t xml:space="preserve"> only for modelling</w:t>
+              <w:t>No imputation; winsorised only for modelling</w:t>
             </w:r>
           </w:p>
         </w:tc>
@@ -9158,14 +8383,12 @@
                 <w:rFonts w:ascii="Times New Roman" w:hAnsi="Times New Roman" w:cs="Times New Roman"/>
               </w:rPr>
             </w:pPr>
-            <w:proofErr w:type="spellStart"/>
             <w:r>
               <w:rPr>
                 <w:rFonts w:ascii="Times New Roman" w:hAnsi="Times New Roman" w:cs="Times New Roman"/>
               </w:rPr>
               <w:t>AI_Phase_Count</w:t>
             </w:r>
-            <w:proofErr w:type="spellEnd"/>
           </w:p>
         </w:tc>
         <w:tc>
@@ -9311,14 +8534,12 @@
                 <w:rFonts w:ascii="Times New Roman" w:hAnsi="Times New Roman" w:cs="Times New Roman"/>
               </w:rPr>
             </w:pPr>
-            <w:proofErr w:type="spellStart"/>
             <w:r>
               <w:rPr>
                 <w:rFonts w:ascii="Times New Roman" w:hAnsi="Times New Roman" w:cs="Times New Roman"/>
               </w:rPr>
               <w:t>AI_Adoption_Rate</w:t>
             </w:r>
-            <w:proofErr w:type="spellEnd"/>
           </w:p>
         </w:tc>
         <w:tc>
@@ -9338,19 +8559,11 @@
                 <w:rFonts w:ascii="Times New Roman" w:hAnsi="Times New Roman" w:cs="Times New Roman"/>
               </w:rPr>
             </w:pPr>
-            <w:proofErr w:type="spellStart"/>
-            <w:r>
-              <w:rPr>
-                <w:rFonts w:ascii="Times New Roman" w:hAnsi="Times New Roman" w:cs="Times New Roman"/>
-              </w:rPr>
-              <w:t>AI_Phase_Count</w:t>
-            </w:r>
-            <w:proofErr w:type="spellEnd"/>
-            <w:r>
-              <w:rPr>
-                <w:rFonts w:ascii="Times New Roman" w:hAnsi="Times New Roman" w:cs="Times New Roman"/>
-              </w:rPr>
-              <w:t xml:space="preserve"> divided by 6</w:t>
+            <w:r>
+              <w:rPr>
+                <w:rFonts w:ascii="Times New Roman" w:hAnsi="Times New Roman" w:cs="Times New Roman"/>
+              </w:rPr>
+              <w:t>AI_Phase_Count divided by 6</w:t>
             </w:r>
           </w:p>
         </w:tc>
@@ -9446,19 +8659,11 @@
                 <w:rFonts w:ascii="Times New Roman" w:hAnsi="Times New Roman" w:cs="Times New Roman"/>
               </w:rPr>
             </w:pPr>
-            <w:proofErr w:type="spellStart"/>
-            <w:r>
-              <w:rPr>
-                <w:rFonts w:ascii="Times New Roman" w:hAnsi="Times New Roman" w:cs="Times New Roman"/>
-              </w:rPr>
-              <w:t>Normalised</w:t>
-            </w:r>
-            <w:proofErr w:type="spellEnd"/>
-            <w:r>
-              <w:rPr>
-                <w:rFonts w:ascii="Times New Roman" w:hAnsi="Times New Roman" w:cs="Times New Roman"/>
-              </w:rPr>
-              <w:t xml:space="preserve"> adoption breadth</w:t>
+            <w:r>
+              <w:rPr>
+                <w:rFonts w:ascii="Times New Roman" w:hAnsi="Times New Roman" w:cs="Times New Roman"/>
+              </w:rPr>
+              <w:t>Normalised adoption breadth</w:t>
             </w:r>
           </w:p>
         </w:tc>
@@ -9484,14 +8689,12 @@
                 <w:rFonts w:ascii="Times New Roman" w:hAnsi="Times New Roman" w:cs="Times New Roman"/>
               </w:rPr>
             </w:pPr>
-            <w:proofErr w:type="spellStart"/>
             <w:r>
               <w:rPr>
                 <w:rFonts w:ascii="Times New Roman" w:hAnsi="Times New Roman" w:cs="Times New Roman"/>
               </w:rPr>
               <w:t>Overall_Productivity_Improvement_Pct</w:t>
             </w:r>
-            <w:proofErr w:type="spellEnd"/>
           </w:p>
         </w:tc>
         <w:tc>
@@ -9582,19 +8785,11 @@
                 <w:rFonts w:ascii="Times New Roman" w:hAnsi="Times New Roman" w:cs="Times New Roman"/>
               </w:rPr>
             </w:pPr>
-            <w:proofErr w:type="spellStart"/>
-            <w:r>
-              <w:rPr>
-                <w:rFonts w:ascii="Times New Roman" w:hAnsi="Times New Roman" w:cs="Times New Roman"/>
-              </w:rPr>
-              <w:t>Winsorised</w:t>
-            </w:r>
-            <w:proofErr w:type="spellEnd"/>
-            <w:r>
-              <w:rPr>
-                <w:rFonts w:ascii="Times New Roman" w:hAnsi="Times New Roman" w:cs="Times New Roman"/>
-              </w:rPr>
-              <w:t xml:space="preserve"> at 1st/99th percentiles for modelling</w:t>
+            <w:r>
+              <w:rPr>
+                <w:rFonts w:ascii="Times New Roman" w:hAnsi="Times New Roman" w:cs="Times New Roman"/>
+              </w:rPr>
+              <w:t>Winsorised at 1st/99th percentiles for modelling</w:t>
             </w:r>
           </w:p>
         </w:tc>
@@ -9645,19 +8840,11 @@
                 <w:rFonts w:ascii="Times New Roman" w:hAnsi="Times New Roman" w:cs="Times New Roman"/>
               </w:rPr>
             </w:pPr>
-            <w:proofErr w:type="spellStart"/>
-            <w:r>
-              <w:rPr>
-                <w:rFonts w:ascii="Times New Roman" w:hAnsi="Times New Roman" w:cs="Times New Roman"/>
-              </w:rPr>
-              <w:t>AI_Exposure</w:t>
-            </w:r>
-            <w:proofErr w:type="spellEnd"/>
-            <w:r>
-              <w:rPr>
-                <w:rFonts w:ascii="Times New Roman" w:hAnsi="Times New Roman" w:cs="Times New Roman"/>
-              </w:rPr>
-              <w:t xml:space="preserve"> by Phase</w:t>
+            <w:r>
+              <w:rPr>
+                <w:rFonts w:ascii="Times New Roman" w:hAnsi="Times New Roman" w:cs="Times New Roman"/>
+              </w:rPr>
+              <w:t>AI_Exposure by Phase</w:t>
             </w:r>
           </w:p>
         </w:tc>
@@ -10087,98 +9274,34 @@
           <w:sz w:val="24"/>
           <w:szCs w:val="24"/>
         </w:rPr>
-        <w:t xml:space="preserve">Categorical inconsistencies were </w:t>
+        <w:t>Categorical inconsistencies were standardised before grouping. Application labels were consolidated from 15 raw variants to 8 standardised applications, and team labels were reduced from 13 variants to 8 teams. AI-use entries such as Yes, YES, Y, yes, No, NO, N, and no were mapped to consistent Yes/No values. Complexity abbreviations and case variants were mapped to Low, Medium, and High. Year and sprint number were parsed from Sprint # to support trend analysis and grouped validation. These transformations were documented rather than applied silently so that an evaluator can compare raw and cleaned categories.</w:t>
       </w:r>
-      <w:proofErr w:type="spellStart"/>
-      <w:r>
+    </w:p>
+    <w:p>
+      <w:pPr>
+        <w:spacing w:line="480" w:lineRule="auto"/>
         <w:rPr>
           <w:rFonts w:ascii="Times New Roman" w:hAnsi="Times New Roman" w:cs="Times New Roman"/>
           <w:sz w:val="24"/>
           <w:szCs w:val="24"/>
         </w:rPr>
-        <w:t>standardised</w:t>
-      </w:r>
-      <w:proofErr w:type="spellEnd"/>
+      </w:pPr>
       <w:r>
         <w:rPr>
           <w:rFonts w:ascii="Times New Roman" w:hAnsi="Times New Roman" w:cs="Times New Roman"/>
           <w:sz w:val="24"/>
           <w:szCs w:val="24"/>
         </w:rPr>
-        <w:t xml:space="preserve"> before grouping. Application labels were consolidated from 15 raw variants to 8 </w:t>
+        <w:t xml:space="preserve">Potential outliers were reviewed rather than removed. The phase-level productivity distribution produced 86 observations outside the conventional 1.5 interquartile-range bounds, with approximate bounds of −41.00% and 48.25%. Such values may represent genuine overruns, unusually successful automation, small denominators, or data-entry issues. They were retained for descriptive and non-parametric hypothesis testing because excluding them could suppress legitimate operational variability. For predictive modelling only, the project-level target was </w:t>
       </w:r>
-      <w:proofErr w:type="spellStart"/>
       <w:r>
         <w:rPr>
           <w:rFonts w:ascii="Times New Roman" w:hAnsi="Times New Roman" w:cs="Times New Roman"/>
           <w:sz w:val="24"/>
           <w:szCs w:val="24"/>
         </w:rPr>
-        <w:t>standardised</w:t>
-      </w:r>
-      <w:proofErr w:type="spellEnd"/>
-      <w:r>
-        <w:rPr>
-          <w:rFonts w:ascii="Times New Roman" w:hAnsi="Times New Roman" w:cs="Times New Roman"/>
-          <w:sz w:val="24"/>
-          <w:szCs w:val="24"/>
-        </w:rPr>
-        <w:t xml:space="preserve"> applications, and team labels were reduced from 13 variants to 8 teams. AI-use entries such as Yes, YES, Y, yes, </w:t>
-      </w:r>
-      <w:proofErr w:type="gramStart"/>
-      <w:r>
-        <w:rPr>
-          <w:rFonts w:ascii="Times New Roman" w:hAnsi="Times New Roman" w:cs="Times New Roman"/>
-          <w:sz w:val="24"/>
-          <w:szCs w:val="24"/>
-        </w:rPr>
-        <w:t>No</w:t>
-      </w:r>
-      <w:proofErr w:type="gramEnd"/>
-      <w:r>
-        <w:rPr>
-          <w:rFonts w:ascii="Times New Roman" w:hAnsi="Times New Roman" w:cs="Times New Roman"/>
-          <w:sz w:val="24"/>
-          <w:szCs w:val="24"/>
-        </w:rPr>
-        <w:t>, NO, N, and no were mapped to consistent Yes/No values. Complexity abbreviations and case variants were mapped to Low, Medium, and High. Year and sprint number were parsed from Sprint # to support trend analysis and grouped validation. These transformations were documented rather than applied silently so that an evaluator can compare raw and cleaned categories.</w:t>
-      </w:r>
-    </w:p>
-    <w:p>
-      <w:pPr>
-        <w:spacing w:line="480" w:lineRule="auto"/>
-        <w:rPr>
-          <w:rFonts w:ascii="Times New Roman" w:hAnsi="Times New Roman" w:cs="Times New Roman"/>
-          <w:sz w:val="24"/>
-          <w:szCs w:val="24"/>
-        </w:rPr>
-      </w:pPr>
-      <w:r>
-        <w:rPr>
-          <w:rFonts w:ascii="Times New Roman" w:hAnsi="Times New Roman" w:cs="Times New Roman"/>
-          <w:sz w:val="24"/>
-          <w:szCs w:val="24"/>
-        </w:rPr>
-        <w:t xml:space="preserve">Potential outliers were reviewed rather than removed. The phase-level productivity distribution produced 86 observations outside the conventional 1.5 interquartile-range bounds, with approximate bounds of −41.00% and 48.25%. Such values may represent genuine overruns, unusually successful automation, small denominators, or data-entry issues. They were retained for descriptive and non-parametric hypothesis testing because excluding them could suppress legitimate operational variability. For predictive modelling only, the project-level target was </w:t>
-      </w:r>
-      <w:proofErr w:type="spellStart"/>
-      <w:r>
-        <w:rPr>
-          <w:rFonts w:ascii="Times New Roman" w:hAnsi="Times New Roman" w:cs="Times New Roman"/>
-          <w:sz w:val="24"/>
-          <w:szCs w:val="24"/>
-        </w:rPr>
         <w:lastRenderedPageBreak/>
-        <w:t>winsorised</w:t>
-      </w:r>
-      <w:proofErr w:type="spellEnd"/>
-      <w:r>
-        <w:rPr>
-          <w:rFonts w:ascii="Times New Roman" w:hAnsi="Times New Roman" w:cs="Times New Roman"/>
-          <w:sz w:val="24"/>
-          <w:szCs w:val="24"/>
-        </w:rPr>
-        <w:t xml:space="preserve"> at the 1st and 99th percentiles to reduce the influence of extreme outcomes on model stability while preserving the records.</w:t>
+        <w:t>winsorised at the 1st and 99th percentiles to reduce the influence of extreme outcomes on model stability while preserving the records.</w:t>
       </w:r>
     </w:p>
     <w:p>
@@ -10232,7 +9355,7 @@
                     <pic:cNvPicPr/>
                   </pic:nvPicPr>
                   <pic:blipFill>
-                    <a:blip r:embed="rId10"/>
+                    <a:blip r:embed="rId12"/>
                     <a:stretch>
                       <a:fillRect/>
                     </a:stretch>
@@ -10703,14 +9826,12 @@
             </w:tcMar>
           </w:tcPr>
           <w:p>
-            <w:proofErr w:type="spellStart"/>
             <w:r>
               <w:rPr>
                 <w:rFonts w:ascii="Times New Roman" w:hAnsi="Times New Roman"/>
               </w:rPr>
               <w:t>Application_Name</w:t>
             </w:r>
-            <w:proofErr w:type="spellEnd"/>
           </w:p>
         </w:tc>
         <w:tc>
@@ -10808,14 +9929,12 @@
             </w:tcMar>
           </w:tcPr>
           <w:p>
-            <w:proofErr w:type="spellStart"/>
             <w:r>
               <w:rPr>
                 <w:rFonts w:ascii="Times New Roman" w:hAnsi="Times New Roman"/>
               </w:rPr>
               <w:t>Team_Name</w:t>
             </w:r>
-            <w:proofErr w:type="spellEnd"/>
           </w:p>
         </w:tc>
         <w:tc>
@@ -10874,21 +9993,7 @@
               <w:rPr>
                 <w:rFonts w:ascii="Times New Roman" w:hAnsi="Times New Roman"/>
               </w:rPr>
-              <w:t xml:space="preserve">Creates consistent </w:t>
-            </w:r>
-            <w:proofErr w:type="spellStart"/>
-            <w:r>
-              <w:rPr>
-                <w:rFonts w:ascii="Times New Roman" w:hAnsi="Times New Roman"/>
-              </w:rPr>
-              <w:t>organisational</w:t>
-            </w:r>
-            <w:proofErr w:type="spellEnd"/>
-            <w:r>
-              <w:rPr>
-                <w:rFonts w:ascii="Times New Roman" w:hAnsi="Times New Roman"/>
-              </w:rPr>
-              <w:t xml:space="preserve"> categories</w:t>
+              <w:t>Creates consistent organisational categories</w:t>
             </w:r>
           </w:p>
         </w:tc>
@@ -11177,21 +10282,7 @@
               <w:rPr>
                 <w:rFonts w:ascii="Times New Roman" w:hAnsi="Times New Roman"/>
               </w:rPr>
-              <w:t xml:space="preserve">Retain for EDA and hypothesis tests; </w:t>
-            </w:r>
-            <w:proofErr w:type="spellStart"/>
-            <w:r>
-              <w:rPr>
-                <w:rFonts w:ascii="Times New Roman" w:hAnsi="Times New Roman"/>
-              </w:rPr>
-              <w:t>winsorise</w:t>
-            </w:r>
-            <w:proofErr w:type="spellEnd"/>
-            <w:r>
-              <w:rPr>
-                <w:rFonts w:ascii="Times New Roman" w:hAnsi="Times New Roman"/>
-              </w:rPr>
-              <w:t xml:space="preserve"> project target only for models</w:t>
+              <w:t>Retain for EDA and hypothesis tests; winsorise project target only for models</w:t>
             </w:r>
           </w:p>
         </w:tc>
@@ -11413,7 +10504,7 @@
                     <pic:cNvPicPr/>
                   </pic:nvPicPr>
                   <pic:blipFill>
-                    <a:blip r:embed="rId11"/>
+                    <a:blip r:embed="rId13"/>
                     <a:stretch>
                       <a:fillRect/>
                     </a:stretch>
@@ -11456,23 +10547,7 @@
           <w:sz w:val="24"/>
           <w:szCs w:val="24"/>
         </w:rPr>
-        <w:t xml:space="preserve">The adoption rate is the percentage of phase observations with </w:t>
-      </w:r>
-      <w:proofErr w:type="spellStart"/>
-      <w:r>
-        <w:rPr>
-          <w:sz w:val="24"/>
-          <w:szCs w:val="24"/>
-        </w:rPr>
-        <w:t>AI_Used</w:t>
-      </w:r>
-      <w:proofErr w:type="spellEnd"/>
-      <w:r>
-        <w:rPr>
-          <w:sz w:val="24"/>
-          <w:szCs w:val="24"/>
-        </w:rPr>
-        <w:t xml:space="preserve"> = Yes in each year.</w:t>
+        <w:t>The adoption rate is the percentage of phase observations with AI_Used = Yes in each year.</w:t>
       </w:r>
     </w:p>
     <w:p>
@@ -11555,310 +10630,6 @@
                 <pic:pic xmlns:pic="http://schemas.openxmlformats.org/drawingml/2006/picture">
                   <pic:nvPicPr>
                     <pic:cNvPr id="0" name="fig_04.png"/>
-                    <pic:cNvPicPr/>
-                  </pic:nvPicPr>
-                  <pic:blipFill>
-                    <a:blip r:embed="rId12"/>
-                    <a:stretch>
-                      <a:fillRect/>
-                    </a:stretch>
-                  </pic:blipFill>
-                  <pic:spPr>
-                    <a:xfrm>
-                      <a:off x="0" y="0"/>
-                      <a:ext cx="5394960" cy="3218429"/>
-                    </a:xfrm>
-                    <a:prstGeom prst="rect">
-                      <a:avLst/>
-                    </a:prstGeom>
-                  </pic:spPr>
-                </pic:pic>
-              </a:graphicData>
-            </a:graphic>
-          </wp:inline>
-        </w:drawing>
-      </w:r>
-    </w:p>
-    <w:p>
-      <w:pPr>
-        <w:pStyle w:val="FigureNote"/>
-        <w:spacing w:after="0" w:line="480" w:lineRule="auto"/>
-        <w:rPr>
-          <w:sz w:val="24"/>
-          <w:szCs w:val="24"/>
-        </w:rPr>
-      </w:pPr>
-      <w:r>
-        <w:rPr>
-          <w:i/>
-          <w:sz w:val="24"/>
-          <w:szCs w:val="24"/>
-        </w:rPr>
-        <w:t xml:space="preserve">Note. </w:t>
-      </w:r>
-      <w:r>
-        <w:rPr>
-          <w:sz w:val="24"/>
-          <w:szCs w:val="24"/>
-        </w:rPr>
-        <w:t>Test Design and Automation Development account for the highest adoption rates, while Test Execution remains the least adopted phase.</w:t>
-      </w:r>
-    </w:p>
-    <w:p>
-      <w:pPr>
-        <w:pStyle w:val="FigureNote"/>
-      </w:pPr>
-    </w:p>
-    <w:p>
-      <w:pPr>
-        <w:pStyle w:val="APAH3"/>
-      </w:pPr>
-      <w:r>
-        <w:t>AI-Assisted Versus Traditional Productivity</w:t>
-      </w:r>
-    </w:p>
-    <w:p>
-      <w:pPr>
-        <w:spacing w:line="480" w:lineRule="auto"/>
-        <w:rPr>
-          <w:rFonts w:ascii="Times New Roman" w:hAnsi="Times New Roman" w:cs="Times New Roman"/>
-          <w:sz w:val="24"/>
-          <w:szCs w:val="24"/>
-        </w:rPr>
-      </w:pPr>
-      <w:r>
-        <w:rPr>
-          <w:rFonts w:ascii="Times New Roman" w:hAnsi="Times New Roman" w:cs="Times New Roman"/>
-          <w:sz w:val="24"/>
-          <w:szCs w:val="24"/>
-        </w:rPr>
-        <w:t xml:space="preserve">The central exploratory comparison shows a substantial gap between AI-assisted and traditional work. Across 906 valid AI-assisted phase observations, mean productivity improvement was 16.95% and median improvement was 20.26%. Across 1,799 traditional observations, mean improvement was −4.63% and median improvement was −2.71%. The AI-assisted group saved 4,417.6 hours in aggregate, whereas traditional observations exceeded baseline effort by 1,184.1 hours. Figure 7 shows that the distributions overlap, so AI does not guarantee a positive outcome in every case, but the </w:t>
-      </w:r>
-      <w:proofErr w:type="spellStart"/>
-      <w:r>
-        <w:rPr>
-          <w:rFonts w:ascii="Times New Roman" w:hAnsi="Times New Roman" w:cs="Times New Roman"/>
-          <w:sz w:val="24"/>
-          <w:szCs w:val="24"/>
-        </w:rPr>
-        <w:t>centre</w:t>
-      </w:r>
-      <w:proofErr w:type="spellEnd"/>
-      <w:r>
-        <w:rPr>
-          <w:rFonts w:ascii="Times New Roman" w:hAnsi="Times New Roman" w:cs="Times New Roman"/>
-          <w:sz w:val="24"/>
-          <w:szCs w:val="24"/>
-        </w:rPr>
-        <w:t xml:space="preserve"> of the AI-assisted distribution is clearly higher. The gap is later tested formally under RQ1.</w:t>
-      </w:r>
-    </w:p>
-    <w:p>
-      <w:pPr>
-        <w:spacing w:line="480" w:lineRule="auto"/>
-        <w:rPr>
-          <w:rFonts w:ascii="Times New Roman" w:hAnsi="Times New Roman" w:cs="Times New Roman"/>
-          <w:sz w:val="24"/>
-          <w:szCs w:val="24"/>
-        </w:rPr>
-      </w:pPr>
-    </w:p>
-    <w:p>
-      <w:pPr>
-        <w:spacing w:before="160" w:after="40" w:line="240" w:lineRule="auto"/>
-      </w:pPr>
-      <w:r>
-        <w:rPr>
-          <w:rFonts w:ascii="Times New Roman" w:hAnsi="Times New Roman"/>
-          <w:b/>
-          <w:sz w:val="24"/>
-        </w:rPr>
-        <w:lastRenderedPageBreak/>
-        <w:t>Figure 7</w:t>
-      </w:r>
-    </w:p>
-    <w:p>
-      <w:pPr>
-        <w:spacing w:after="80" w:line="240" w:lineRule="auto"/>
-      </w:pPr>
-      <w:r>
-        <w:rPr>
-          <w:rFonts w:ascii="Times New Roman" w:hAnsi="Times New Roman"/>
-          <w:i/>
-          <w:sz w:val="24"/>
-        </w:rPr>
-        <w:t>Productivity Improvement for AI-Assisted and Traditional Activities</w:t>
-      </w:r>
-    </w:p>
-    <w:p>
-      <w:pPr>
-        <w:spacing w:line="240" w:lineRule="auto"/>
-        <w:jc w:val="center"/>
-      </w:pPr>
-      <w:r>
-        <w:rPr>
-          <w:noProof/>
-        </w:rPr>
-        <w:drawing>
-          <wp:inline distT="0" distB="0" distL="0" distR="0" wp14:anchorId="567ABCBE" wp14:editId="3DA7B80A">
-            <wp:extent cx="4937760" cy="3062661"/>
-            <wp:effectExtent l="0" t="0" r="0" b="0"/>
-            <wp:docPr id="7" name="Picture 7"/>
-            <wp:cNvGraphicFramePr>
-              <a:graphicFrameLocks xmlns:a="http://schemas.openxmlformats.org/drawingml/2006/main" noChangeAspect="1"/>
-            </wp:cNvGraphicFramePr>
-            <a:graphic xmlns:a="http://schemas.openxmlformats.org/drawingml/2006/main">
-              <a:graphicData uri="http://schemas.openxmlformats.org/drawingml/2006/picture">
-                <pic:pic xmlns:pic="http://schemas.openxmlformats.org/drawingml/2006/picture">
-                  <pic:nvPicPr>
-                    <pic:cNvPr id="0" name="fig_05.png"/>
-                    <pic:cNvPicPr/>
-                  </pic:nvPicPr>
-                  <pic:blipFill>
-                    <a:blip r:embed="rId13"/>
-                    <a:stretch>
-                      <a:fillRect/>
-                    </a:stretch>
-                  </pic:blipFill>
-                  <pic:spPr>
-                    <a:xfrm>
-                      <a:off x="0" y="0"/>
-                      <a:ext cx="4937760" cy="3062661"/>
-                    </a:xfrm>
-                    <a:prstGeom prst="rect">
-                      <a:avLst/>
-                    </a:prstGeom>
-                  </pic:spPr>
-                </pic:pic>
-              </a:graphicData>
-            </a:graphic>
-          </wp:inline>
-        </w:drawing>
-      </w:r>
-    </w:p>
-    <w:p>
-      <w:pPr>
-        <w:pStyle w:val="FigureNote"/>
-        <w:spacing w:after="0" w:line="480" w:lineRule="auto"/>
-        <w:rPr>
-          <w:sz w:val="24"/>
-          <w:szCs w:val="24"/>
-        </w:rPr>
-      </w:pPr>
-      <w:r>
-        <w:rPr>
-          <w:i/>
-          <w:sz w:val="24"/>
-          <w:szCs w:val="24"/>
-        </w:rPr>
-        <w:t xml:space="preserve">Note. </w:t>
-      </w:r>
-      <w:r>
-        <w:rPr>
-          <w:sz w:val="24"/>
-          <w:szCs w:val="24"/>
-        </w:rPr>
-        <w:t>The boxplot suppresses extreme points for visual clarity; all valid observations remain in the statistical analysis.</w:t>
-      </w:r>
-    </w:p>
-    <w:p>
-      <w:pPr>
-        <w:pStyle w:val="APAH3"/>
-      </w:pPr>
-    </w:p>
-    <w:p>
-      <w:pPr>
-        <w:pStyle w:val="APAH3"/>
-      </w:pPr>
-      <w:r>
-        <w:t>Productivity and Business Value by Phase</w:t>
-      </w:r>
-    </w:p>
-    <w:p>
-      <w:pPr>
-        <w:spacing w:line="480" w:lineRule="auto"/>
-        <w:rPr>
-          <w:rFonts w:ascii="Times New Roman" w:hAnsi="Times New Roman" w:cs="Times New Roman"/>
-          <w:sz w:val="24"/>
-          <w:szCs w:val="24"/>
-        </w:rPr>
-      </w:pPr>
-      <w:r>
-        <w:rPr>
-          <w:rFonts w:ascii="Times New Roman" w:hAnsi="Times New Roman" w:cs="Times New Roman"/>
-          <w:sz w:val="24"/>
-          <w:szCs w:val="24"/>
-        </w:rPr>
-        <w:t xml:space="preserve">Phase-level analysis indicates that AI value is not uniform. Regression Testing produced the highest mean improvement at 22.23%, followed by Test Design at 19.92% and Automation Development at 16.62%. Defect Management averaged 10.27%, Test Planning 6.46%, and Test Execution 3.93%. Cumulative effort savings tell a complementary story: Test Design saved approximately 1,857.6 hours and Automation Development 1,420.2 hours because they combine substantial improvement with larger adoption volume. Regression Testing saved 896.6 hours despite fewer AI-assisted observations. Figure 8 therefore supports a two-dimensional </w:t>
-      </w:r>
-      <w:proofErr w:type="spellStart"/>
-      <w:r>
-        <w:rPr>
-          <w:rFonts w:ascii="Times New Roman" w:hAnsi="Times New Roman" w:cs="Times New Roman"/>
-          <w:sz w:val="24"/>
-          <w:szCs w:val="24"/>
-        </w:rPr>
-        <w:t>prioritisation</w:t>
-      </w:r>
-      <w:proofErr w:type="spellEnd"/>
-      <w:r>
-        <w:rPr>
-          <w:rFonts w:ascii="Times New Roman" w:hAnsi="Times New Roman" w:cs="Times New Roman"/>
-          <w:sz w:val="24"/>
-          <w:szCs w:val="24"/>
-        </w:rPr>
-        <w:t xml:space="preserve"> approach: percentage improvement indicates efficiency, while total hours saved indicates portfolio-scale impact.</w:t>
-      </w:r>
-    </w:p>
-    <w:p>
-      <w:pPr>
-        <w:spacing w:before="160" w:after="40" w:line="240" w:lineRule="auto"/>
-      </w:pPr>
-      <w:r>
-        <w:rPr>
-          <w:rFonts w:ascii="Times New Roman" w:hAnsi="Times New Roman"/>
-          <w:b/>
-          <w:sz w:val="24"/>
-        </w:rPr>
-        <w:lastRenderedPageBreak/>
-        <w:t>Figure 8</w:t>
-      </w:r>
-    </w:p>
-    <w:p>
-      <w:pPr>
-        <w:spacing w:after="80" w:line="240" w:lineRule="auto"/>
-      </w:pPr>
-      <w:r>
-        <w:rPr>
-          <w:rFonts w:ascii="Times New Roman" w:hAnsi="Times New Roman"/>
-          <w:i/>
-          <w:sz w:val="24"/>
-        </w:rPr>
-        <w:t>Mean Productivity Improvement for AI-Assisted Activities by Phase</w:t>
-      </w:r>
-    </w:p>
-    <w:p>
-      <w:pPr>
-        <w:spacing w:line="240" w:lineRule="auto"/>
-        <w:jc w:val="center"/>
-      </w:pPr>
-      <w:r>
-        <w:rPr>
-          <w:noProof/>
-        </w:rPr>
-        <w:drawing>
-          <wp:inline distT="0" distB="0" distL="0" distR="0" wp14:anchorId="664C2A80" wp14:editId="13076CA9">
-            <wp:extent cx="5394960" cy="3218429"/>
-            <wp:effectExtent l="0" t="0" r="0" b="0"/>
-            <wp:docPr id="8" name="Picture 8"/>
-            <wp:cNvGraphicFramePr>
-              <a:graphicFrameLocks xmlns:a="http://schemas.openxmlformats.org/drawingml/2006/main" noChangeAspect="1"/>
-            </wp:cNvGraphicFramePr>
-            <a:graphic xmlns:a="http://schemas.openxmlformats.org/drawingml/2006/main">
-              <a:graphicData uri="http://schemas.openxmlformats.org/drawingml/2006/picture">
-                <pic:pic xmlns:pic="http://schemas.openxmlformats.org/drawingml/2006/picture">
-                  <pic:nvPicPr>
-                    <pic:cNvPr id="0" name="fig_06.png"/>
                     <pic:cNvPicPr/>
                   </pic:nvPicPr>
                   <pic:blipFill>
@@ -11905,6 +10676,274 @@
           <w:sz w:val="24"/>
           <w:szCs w:val="24"/>
         </w:rPr>
+        <w:t>Test Design and Automation Development account for the highest adoption rates, while Test Execution remains the least adopted phase.</w:t>
+      </w:r>
+    </w:p>
+    <w:p>
+      <w:pPr>
+        <w:pStyle w:val="FigureNote"/>
+      </w:pPr>
+    </w:p>
+    <w:p>
+      <w:pPr>
+        <w:pStyle w:val="APAH3"/>
+      </w:pPr>
+      <w:r>
+        <w:t>AI-Assisted Versus Traditional Productivity</w:t>
+      </w:r>
+    </w:p>
+    <w:p>
+      <w:pPr>
+        <w:spacing w:line="480" w:lineRule="auto"/>
+        <w:rPr>
+          <w:rFonts w:ascii="Times New Roman" w:hAnsi="Times New Roman" w:cs="Times New Roman"/>
+          <w:sz w:val="24"/>
+          <w:szCs w:val="24"/>
+        </w:rPr>
+      </w:pPr>
+      <w:r>
+        <w:rPr>
+          <w:rFonts w:ascii="Times New Roman" w:hAnsi="Times New Roman" w:cs="Times New Roman"/>
+          <w:sz w:val="24"/>
+          <w:szCs w:val="24"/>
+        </w:rPr>
+        <w:t>The central exploratory comparison shows a substantial gap between AI-assisted and traditional work. Across 906 valid AI-assisted phase observations, mean productivity improvement was 16.95% and median improvement was 20.26%. Across 1,799 traditional observations, mean improvement was −4.63% and median improvement was −2.71%. The AI-assisted group saved 4,417.6 hours in aggregate, whereas traditional observations exceeded baseline effort by 1,184.1 hours. Figure 7 shows that the distributions overlap, so AI does not guarantee a positive outcome in every case, but the centre of the AI-assisted distribution is clearly higher. The gap is later tested formally under RQ1.</w:t>
+      </w:r>
+    </w:p>
+    <w:p>
+      <w:pPr>
+        <w:spacing w:line="480" w:lineRule="auto"/>
+        <w:rPr>
+          <w:rFonts w:ascii="Times New Roman" w:hAnsi="Times New Roman" w:cs="Times New Roman"/>
+          <w:sz w:val="24"/>
+          <w:szCs w:val="24"/>
+        </w:rPr>
+      </w:pPr>
+    </w:p>
+    <w:p>
+      <w:pPr>
+        <w:spacing w:before="160" w:after="40" w:line="240" w:lineRule="auto"/>
+      </w:pPr>
+      <w:r>
+        <w:rPr>
+          <w:rFonts w:ascii="Times New Roman" w:hAnsi="Times New Roman"/>
+          <w:b/>
+          <w:sz w:val="24"/>
+        </w:rPr>
+        <w:lastRenderedPageBreak/>
+        <w:t>Figure 7</w:t>
+      </w:r>
+    </w:p>
+    <w:p>
+      <w:pPr>
+        <w:spacing w:after="80" w:line="240" w:lineRule="auto"/>
+      </w:pPr>
+      <w:r>
+        <w:rPr>
+          <w:rFonts w:ascii="Times New Roman" w:hAnsi="Times New Roman"/>
+          <w:i/>
+          <w:sz w:val="24"/>
+        </w:rPr>
+        <w:t>Productivity Improvement for AI-Assisted and Traditional Activities</w:t>
+      </w:r>
+    </w:p>
+    <w:p>
+      <w:pPr>
+        <w:spacing w:line="240" w:lineRule="auto"/>
+        <w:jc w:val="center"/>
+      </w:pPr>
+      <w:r>
+        <w:rPr>
+          <w:noProof/>
+        </w:rPr>
+        <w:drawing>
+          <wp:inline distT="0" distB="0" distL="0" distR="0" wp14:anchorId="567ABCBE" wp14:editId="3DA7B80A">
+            <wp:extent cx="4937760" cy="3062661"/>
+            <wp:effectExtent l="0" t="0" r="0" b="0"/>
+            <wp:docPr id="7" name="Picture 7"/>
+            <wp:cNvGraphicFramePr>
+              <a:graphicFrameLocks xmlns:a="http://schemas.openxmlformats.org/drawingml/2006/main" noChangeAspect="1"/>
+            </wp:cNvGraphicFramePr>
+            <a:graphic xmlns:a="http://schemas.openxmlformats.org/drawingml/2006/main">
+              <a:graphicData uri="http://schemas.openxmlformats.org/drawingml/2006/picture">
+                <pic:pic xmlns:pic="http://schemas.openxmlformats.org/drawingml/2006/picture">
+                  <pic:nvPicPr>
+                    <pic:cNvPr id="0" name="fig_05.png"/>
+                    <pic:cNvPicPr/>
+                  </pic:nvPicPr>
+                  <pic:blipFill>
+                    <a:blip r:embed="rId15"/>
+                    <a:stretch>
+                      <a:fillRect/>
+                    </a:stretch>
+                  </pic:blipFill>
+                  <pic:spPr>
+                    <a:xfrm>
+                      <a:off x="0" y="0"/>
+                      <a:ext cx="4937760" cy="3062661"/>
+                    </a:xfrm>
+                    <a:prstGeom prst="rect">
+                      <a:avLst/>
+                    </a:prstGeom>
+                  </pic:spPr>
+                </pic:pic>
+              </a:graphicData>
+            </a:graphic>
+          </wp:inline>
+        </w:drawing>
+      </w:r>
+    </w:p>
+    <w:p>
+      <w:pPr>
+        <w:pStyle w:val="FigureNote"/>
+        <w:spacing w:after="0" w:line="480" w:lineRule="auto"/>
+        <w:rPr>
+          <w:sz w:val="24"/>
+          <w:szCs w:val="24"/>
+        </w:rPr>
+      </w:pPr>
+      <w:r>
+        <w:rPr>
+          <w:i/>
+          <w:sz w:val="24"/>
+          <w:szCs w:val="24"/>
+        </w:rPr>
+        <w:t xml:space="preserve">Note. </w:t>
+      </w:r>
+      <w:r>
+        <w:rPr>
+          <w:sz w:val="24"/>
+          <w:szCs w:val="24"/>
+        </w:rPr>
+        <w:t>The boxplot suppresses extreme points for visual clarity; all valid observations remain in the statistical analysis.</w:t>
+      </w:r>
+    </w:p>
+    <w:p>
+      <w:pPr>
+        <w:pStyle w:val="APAH3"/>
+      </w:pPr>
+    </w:p>
+    <w:p>
+      <w:pPr>
+        <w:pStyle w:val="APAH3"/>
+      </w:pPr>
+      <w:r>
+        <w:t>Productivity and Business Value by Phase</w:t>
+      </w:r>
+    </w:p>
+    <w:p>
+      <w:pPr>
+        <w:spacing w:line="480" w:lineRule="auto"/>
+        <w:rPr>
+          <w:rFonts w:ascii="Times New Roman" w:hAnsi="Times New Roman" w:cs="Times New Roman"/>
+          <w:sz w:val="24"/>
+          <w:szCs w:val="24"/>
+        </w:rPr>
+      </w:pPr>
+      <w:r>
+        <w:rPr>
+          <w:rFonts w:ascii="Times New Roman" w:hAnsi="Times New Roman" w:cs="Times New Roman"/>
+          <w:sz w:val="24"/>
+          <w:szCs w:val="24"/>
+        </w:rPr>
+        <w:t>Phase-level analysis indicates that AI value is not uniform. Regression Testing produced the highest mean improvement at 22.23%, followed by Test Design at 19.92% and Automation Development at 16.62%. Defect Management averaged 10.27%, Test Planning 6.46%, and Test Execution 3.93%. Cumulative effort savings tell a complementary story: Test Design saved approximately 1,857.6 hours and Automation Development 1,420.2 hours because they combine substantial improvement with larger adoption volume. Regression Testing saved 896.6 hours despite fewer AI-assisted observations. Figure 8 therefore supports a two-dimensional prioritisation approach: percentage improvement indicates efficiency, while total hours saved indicates portfolio-scale impact.</w:t>
+      </w:r>
+    </w:p>
+    <w:p>
+      <w:pPr>
+        <w:spacing w:before="160" w:after="40" w:line="240" w:lineRule="auto"/>
+      </w:pPr>
+      <w:r>
+        <w:rPr>
+          <w:rFonts w:ascii="Times New Roman" w:hAnsi="Times New Roman"/>
+          <w:b/>
+          <w:sz w:val="24"/>
+        </w:rPr>
+        <w:lastRenderedPageBreak/>
+        <w:t>Figure 8</w:t>
+      </w:r>
+    </w:p>
+    <w:p>
+      <w:pPr>
+        <w:spacing w:after="80" w:line="240" w:lineRule="auto"/>
+      </w:pPr>
+      <w:r>
+        <w:rPr>
+          <w:rFonts w:ascii="Times New Roman" w:hAnsi="Times New Roman"/>
+          <w:i/>
+          <w:sz w:val="24"/>
+        </w:rPr>
+        <w:t>Mean Productivity Improvement for AI-Assisted Activities by Phase</w:t>
+      </w:r>
+    </w:p>
+    <w:p>
+      <w:pPr>
+        <w:spacing w:line="240" w:lineRule="auto"/>
+        <w:jc w:val="center"/>
+      </w:pPr>
+      <w:r>
+        <w:rPr>
+          <w:noProof/>
+        </w:rPr>
+        <w:drawing>
+          <wp:inline distT="0" distB="0" distL="0" distR="0" wp14:anchorId="664C2A80" wp14:editId="13076CA9">
+            <wp:extent cx="5394960" cy="3218429"/>
+            <wp:effectExtent l="0" t="0" r="0" b="0"/>
+            <wp:docPr id="8" name="Picture 8"/>
+            <wp:cNvGraphicFramePr>
+              <a:graphicFrameLocks xmlns:a="http://schemas.openxmlformats.org/drawingml/2006/main" noChangeAspect="1"/>
+            </wp:cNvGraphicFramePr>
+            <a:graphic xmlns:a="http://schemas.openxmlformats.org/drawingml/2006/main">
+              <a:graphicData uri="http://schemas.openxmlformats.org/drawingml/2006/picture">
+                <pic:pic xmlns:pic="http://schemas.openxmlformats.org/drawingml/2006/picture">
+                  <pic:nvPicPr>
+                    <pic:cNvPr id="0" name="fig_06.png"/>
+                    <pic:cNvPicPr/>
+                  </pic:nvPicPr>
+                  <pic:blipFill>
+                    <a:blip r:embed="rId16"/>
+                    <a:stretch>
+                      <a:fillRect/>
+                    </a:stretch>
+                  </pic:blipFill>
+                  <pic:spPr>
+                    <a:xfrm>
+                      <a:off x="0" y="0"/>
+                      <a:ext cx="5394960" cy="3218429"/>
+                    </a:xfrm>
+                    <a:prstGeom prst="rect">
+                      <a:avLst/>
+                    </a:prstGeom>
+                  </pic:spPr>
+                </pic:pic>
+              </a:graphicData>
+            </a:graphic>
+          </wp:inline>
+        </w:drawing>
+      </w:r>
+    </w:p>
+    <w:p>
+      <w:pPr>
+        <w:pStyle w:val="FigureNote"/>
+        <w:spacing w:after="0" w:line="480" w:lineRule="auto"/>
+        <w:rPr>
+          <w:sz w:val="24"/>
+          <w:szCs w:val="24"/>
+        </w:rPr>
+      </w:pPr>
+      <w:r>
+        <w:rPr>
+          <w:i/>
+          <w:sz w:val="24"/>
+          <w:szCs w:val="24"/>
+        </w:rPr>
+        <w:t xml:space="preserve">Note. </w:t>
+      </w:r>
+      <w:r>
+        <w:rPr>
+          <w:sz w:val="24"/>
+          <w:szCs w:val="24"/>
+        </w:rPr>
         <w:t>Regression Testing has the highest mean percentage improvement; Test Design and Automation Development also demonstrate strong preliminary value.</w:t>
       </w:r>
     </w:p>
@@ -11991,7 +11030,7 @@
                     <pic:cNvPicPr/>
                   </pic:nvPicPr>
                   <pic:blipFill>
-                    <a:blip r:embed="rId15"/>
+                    <a:blip r:embed="rId17"/>
                     <a:stretch>
                       <a:fillRect/>
                     </a:stretch>
@@ -12474,21 +11513,7 @@
               <w:rPr>
                 <w:rFonts w:ascii="Times New Roman" w:hAnsi="Times New Roman"/>
               </w:rPr>
-              <w:t xml:space="preserve">AI group </w:t>
-            </w:r>
-            <w:proofErr w:type="spellStart"/>
-            <w:r>
-              <w:rPr>
-                <w:rFonts w:ascii="Times New Roman" w:hAnsi="Times New Roman"/>
-              </w:rPr>
-              <w:t>centre</w:t>
-            </w:r>
-            <w:proofErr w:type="spellEnd"/>
-            <w:r>
-              <w:rPr>
-                <w:rFonts w:ascii="Times New Roman" w:hAnsi="Times New Roman"/>
-              </w:rPr>
-              <w:t xml:space="preserve"> is materially higher than traditional</w:t>
+              <w:t>AI group centre is materially higher than traditional</w:t>
             </w:r>
           </w:p>
         </w:tc>
@@ -12753,15 +11778,7 @@
         <w:pStyle w:val="APAH2"/>
       </w:pPr>
       <w:r>
-        <w:t xml:space="preserve">Choice of Models </w:t>
-      </w:r>
-      <w:proofErr w:type="gramStart"/>
-      <w:r>
-        <w:t>With</w:t>
-      </w:r>
-      <w:proofErr w:type="gramEnd"/>
-      <w:r>
-        <w:t xml:space="preserve"> Justification</w:t>
+        <w:t>Choice of Models With Justification</w:t>
       </w:r>
     </w:p>
     <w:p>
@@ -12810,43 +11827,7 @@
           <w:sz w:val="24"/>
           <w:szCs w:val="24"/>
         </w:rPr>
-        <w:t xml:space="preserve">The validation design is intentionally grouped by sprint. An 80/20 holdout split assigns complete sprint groups to either training or test data so that records from the same delivery period do not appear on both sides. Grouped five-fold cross-validation is then used to assess stability. This is stricter than a random row split and reduces information leakage caused by shared timing, </w:t>
-      </w:r>
-      <w:proofErr w:type="spellStart"/>
-      <w:r>
-        <w:rPr>
-          <w:rFonts w:ascii="Times New Roman" w:hAnsi="Times New Roman" w:cs="Times New Roman"/>
-          <w:sz w:val="24"/>
-          <w:szCs w:val="24"/>
-        </w:rPr>
-        <w:t>organisational</w:t>
-      </w:r>
-      <w:proofErr w:type="spellEnd"/>
-      <w:r>
-        <w:rPr>
-          <w:rFonts w:ascii="Times New Roman" w:hAnsi="Times New Roman" w:cs="Times New Roman"/>
-          <w:sz w:val="24"/>
-          <w:szCs w:val="24"/>
-        </w:rPr>
-        <w:t xml:space="preserve"> context, or portfolio conditions. The target is </w:t>
-      </w:r>
-      <w:proofErr w:type="spellStart"/>
-      <w:r>
-        <w:rPr>
-          <w:rFonts w:ascii="Times New Roman" w:hAnsi="Times New Roman" w:cs="Times New Roman"/>
-          <w:sz w:val="24"/>
-          <w:szCs w:val="24"/>
-        </w:rPr>
-        <w:t>winsorised</w:t>
-      </w:r>
-      <w:proofErr w:type="spellEnd"/>
-      <w:r>
-        <w:rPr>
-          <w:rFonts w:ascii="Times New Roman" w:hAnsi="Times New Roman" w:cs="Times New Roman"/>
-          <w:sz w:val="24"/>
-          <w:szCs w:val="24"/>
-        </w:rPr>
-        <w:t xml:space="preserve"> only in the predictive dataset at the 1st and 99th percentiles; actual effort and all variables derived from actual outcomes are excluded from the feature set.</w:t>
+        <w:t>The validation design is intentionally grouped by sprint. An 80/20 holdout split assigns complete sprint groups to either training or test data so that records from the same delivery period do not appear on both sides. Grouped five-fold cross-validation is then used to assess stability. This is stricter than a random row split and reduces information leakage caused by shared timing, organisational context, or portfolio conditions. The target is winsorised only in the predictive dataset at the 1st and 99th percentiles; actual effort and all variables derived from actual outcomes are excluded from the feature set.</w:t>
       </w:r>
     </w:p>
     <w:p>
@@ -13088,7 +12069,6 @@
                 <w:szCs w:val="20"/>
               </w:rPr>
             </w:pPr>
-            <w:proofErr w:type="spellStart"/>
             <w:r>
               <w:rPr>
                 <w:rFonts w:ascii="Times New Roman" w:hAnsi="Times New Roman" w:cs="Times New Roman"/>
@@ -13097,7 +12077,6 @@
               </w:rPr>
               <w:t>Application_Name</w:t>
             </w:r>
-            <w:proofErr w:type="spellEnd"/>
           </w:p>
         </w:tc>
         <w:tc>
@@ -13237,7 +12216,6 @@
                 <w:szCs w:val="20"/>
               </w:rPr>
             </w:pPr>
-            <w:proofErr w:type="spellStart"/>
             <w:r>
               <w:rPr>
                 <w:rFonts w:ascii="Times New Roman" w:hAnsi="Times New Roman" w:cs="Times New Roman"/>
@@ -13246,7 +12224,6 @@
               </w:rPr>
               <w:t>Team_Name</w:t>
             </w:r>
-            <w:proofErr w:type="spellEnd"/>
           </w:p>
         </w:tc>
         <w:tc>
@@ -13332,25 +12309,7 @@
                 <w:sz w:val="20"/>
                 <w:szCs w:val="20"/>
               </w:rPr>
-              <w:t xml:space="preserve">Captures </w:t>
-            </w:r>
-            <w:proofErr w:type="spellStart"/>
-            <w:r>
-              <w:rPr>
-                <w:rFonts w:ascii="Times New Roman" w:hAnsi="Times New Roman" w:cs="Times New Roman"/>
-                <w:sz w:val="20"/>
-                <w:szCs w:val="20"/>
-              </w:rPr>
-              <w:t>organisational</w:t>
-            </w:r>
-            <w:proofErr w:type="spellEnd"/>
-            <w:r>
-              <w:rPr>
-                <w:rFonts w:ascii="Times New Roman" w:hAnsi="Times New Roman" w:cs="Times New Roman"/>
-                <w:sz w:val="20"/>
-                <w:szCs w:val="20"/>
-              </w:rPr>
-              <w:t xml:space="preserve"> context; reviewed for potential overfitting</w:t>
+              <w:t>Captures organisational context; reviewed for potential overfitting</w:t>
             </w:r>
           </w:p>
         </w:tc>
@@ -14001,7 +12960,6 @@
                 <w:szCs w:val="20"/>
               </w:rPr>
             </w:pPr>
-            <w:proofErr w:type="spellStart"/>
             <w:r>
               <w:rPr>
                 <w:rFonts w:ascii="Times New Roman" w:hAnsi="Times New Roman" w:cs="Times New Roman"/>
@@ -14010,7 +12968,6 @@
               </w:rPr>
               <w:t>Total_Baseline_Effort</w:t>
             </w:r>
-            <w:proofErr w:type="spellEnd"/>
           </w:p>
         </w:tc>
         <w:tc>
@@ -14300,7 +13257,6 @@
                 <w:szCs w:val="20"/>
               </w:rPr>
             </w:pPr>
-            <w:proofErr w:type="spellStart"/>
             <w:r>
               <w:rPr>
                 <w:rFonts w:ascii="Times New Roman" w:hAnsi="Times New Roman" w:cs="Times New Roman"/>
@@ -14309,7 +13265,6 @@
               </w:rPr>
               <w:t>AI_Phase_Count</w:t>
             </w:r>
-            <w:proofErr w:type="spellEnd"/>
           </w:p>
         </w:tc>
         <w:tc>
@@ -14449,7 +13404,6 @@
                 <w:szCs w:val="20"/>
               </w:rPr>
             </w:pPr>
-            <w:proofErr w:type="spellStart"/>
             <w:r>
               <w:rPr>
                 <w:rFonts w:ascii="Times New Roman" w:hAnsi="Times New Roman" w:cs="Times New Roman"/>
@@ -14458,7 +13412,6 @@
               </w:rPr>
               <w:t>AI_Adoption_Rate</w:t>
             </w:r>
-            <w:proofErr w:type="spellEnd"/>
           </w:p>
         </w:tc>
         <w:tc>
@@ -14538,23 +13491,13 @@
                 <w:szCs w:val="20"/>
               </w:rPr>
             </w:pPr>
-            <w:proofErr w:type="spellStart"/>
             <w:r>
               <w:rPr>
                 <w:rFonts w:ascii="Times New Roman" w:hAnsi="Times New Roman" w:cs="Times New Roman"/>
                 <w:sz w:val="20"/>
                 <w:szCs w:val="20"/>
               </w:rPr>
-              <w:t>Normalises</w:t>
-            </w:r>
-            <w:proofErr w:type="spellEnd"/>
-            <w:r>
-              <w:rPr>
-                <w:rFonts w:ascii="Times New Roman" w:hAnsi="Times New Roman" w:cs="Times New Roman"/>
-                <w:sz w:val="20"/>
-                <w:szCs w:val="20"/>
-              </w:rPr>
-              <w:t xml:space="preserve"> adoption breadth</w:t>
+              <w:t>Normalises adoption breadth</w:t>
             </w:r>
           </w:p>
         </w:tc>
@@ -15662,18 +14605,8 @@
                 <w:sz w:val="24"/>
                 <w:szCs w:val="24"/>
               </w:rPr>
-              <w:t xml:space="preserve">Relative effort reduction; positive is </w:t>
-            </w:r>
-            <w:proofErr w:type="spellStart"/>
-            <w:r>
-              <w:rPr>
-                <w:rFonts w:ascii="Times New Roman" w:hAnsi="Times New Roman"/>
-                <w:sz w:val="24"/>
-                <w:szCs w:val="24"/>
-              </w:rPr>
-              <w:t>favourable</w:t>
-            </w:r>
-            <w:proofErr w:type="spellEnd"/>
+              <w:t>Relative effort reduction; positive is favourable</w:t>
+            </w:r>
           </w:p>
         </w:tc>
         <w:tc>
@@ -15953,23 +14886,13 @@
                 <w:szCs w:val="24"/>
               </w:rPr>
             </w:pPr>
-            <w:proofErr w:type="spellStart"/>
             <w:r>
               <w:rPr>
                 <w:rFonts w:ascii="Times New Roman" w:hAnsi="Times New Roman"/>
                 <w:sz w:val="24"/>
                 <w:szCs w:val="24"/>
               </w:rPr>
-              <w:t>Penalises</w:t>
-            </w:r>
-            <w:proofErr w:type="spellEnd"/>
-            <w:r>
-              <w:rPr>
-                <w:rFonts w:ascii="Times New Roman" w:hAnsi="Times New Roman"/>
-                <w:sz w:val="24"/>
-                <w:szCs w:val="24"/>
-              </w:rPr>
-              <w:t xml:space="preserve"> large prediction errors more strongly</w:t>
+              <w:t>Penalises large prediction errors more strongly</w:t>
             </w:r>
           </w:p>
         </w:tc>
@@ -16250,23 +15173,13 @@
                 <w:szCs w:val="24"/>
               </w:rPr>
             </w:pPr>
-            <w:proofErr w:type="spellStart"/>
             <w:r>
               <w:rPr>
                 <w:rFonts w:ascii="Times New Roman" w:hAnsi="Times New Roman"/>
                 <w:sz w:val="24"/>
                 <w:szCs w:val="24"/>
               </w:rPr>
-              <w:t>Standardised</w:t>
-            </w:r>
-            <w:proofErr w:type="spellEnd"/>
-            <w:r>
-              <w:rPr>
-                <w:rFonts w:ascii="Times New Roman" w:hAnsi="Times New Roman"/>
-                <w:sz w:val="24"/>
-                <w:szCs w:val="24"/>
-              </w:rPr>
-              <w:t xml:space="preserve"> practical difference between two means</w:t>
+              <w:t>Standardised practical difference between two means</w:t>
             </w:r>
           </w:p>
         </w:tc>
@@ -16382,25 +15295,7 @@
                 <w:sz w:val="24"/>
                 <w:szCs w:val="24"/>
               </w:rPr>
-              <w:t>2U/(</w:t>
-            </w:r>
-            <w:proofErr w:type="spellStart"/>
-            <w:r>
-              <w:rPr>
-                <w:rFonts w:ascii="Times New Roman" w:hAnsi="Times New Roman"/>
-                <w:sz w:val="24"/>
-                <w:szCs w:val="24"/>
-              </w:rPr>
-              <w:t>n₁n</w:t>
-            </w:r>
-            <w:proofErr w:type="spellEnd"/>
-            <w:r>
-              <w:rPr>
-                <w:rFonts w:ascii="Times New Roman" w:hAnsi="Times New Roman"/>
-                <w:sz w:val="24"/>
-                <w:szCs w:val="24"/>
-              </w:rPr>
-              <w:t>₂) − 1 (direction depends on group order)</w:t>
+              <w:t>2U/(n₁n₂) − 1 (direction depends on group order)</w:t>
             </w:r>
           </w:p>
         </w:tc>
@@ -16590,21 +15485,7 @@
         <w:rPr>
           <w:rFonts w:ascii="Times New Roman" w:hAnsi="Times New Roman" w:cs="Times New Roman"/>
         </w:rPr>
-        <w:t>The preliminary Kruskal–</w:t>
-      </w:r>
-      <w:proofErr w:type="gramStart"/>
-      <w:r>
-        <w:rPr>
-          <w:rFonts w:ascii="Times New Roman" w:hAnsi="Times New Roman" w:cs="Times New Roman"/>
-        </w:rPr>
-        <w:t>Wallis</w:t>
-      </w:r>
-      <w:proofErr w:type="gramEnd"/>
-      <w:r>
-        <w:rPr>
-          <w:rFonts w:ascii="Times New Roman" w:hAnsi="Times New Roman" w:cs="Times New Roman"/>
-        </w:rPr>
-        <w:t xml:space="preserve"> test across AI-assisted phases produced H = 92.721, p &lt; .001, with epsilon-squared = .097. This indicates that phase membership explains a meaningful portion of the rank variation and that the six phases should not be treated as equivalent. Holm-adjusted pairwise Mann–Whitney tests were significant in 13 of 15 comparisons. Regression Testing, Test Design, and Automation Development form the strongest group by mean improvement; Test Planning and Test Execution form the weakest. Test Design and Regression Testing were not significantly different after adjustment, and Test Planning and Test Execution were also not significantly different. H₀₂ is therefore rejected at the interim stage.</w:t>
+        <w:t>The preliminary Kruskal–Wallis test across AI-assisted phases produced H = 92.721, p &lt; .001, with epsilon-squared = .097. This indicates that phase membership explains a meaningful portion of the rank variation and that the six phases should not be treated as equivalent. Holm-adjusted pairwise Mann–Whitney tests were significant in 13 of 15 comparisons. Regression Testing, Test Design, and Automation Development form the strongest group by mean improvement; Test Planning and Test Execution form the weakest. Test Design and Regression Testing were not significantly different after adjustment, and Test Planning and Test Execution were also not significantly different. H₀₂ is therefore rejected at the interim stage.</w:t>
       </w:r>
     </w:p>
     <w:p>
@@ -16626,21 +15507,7 @@
         <w:rPr>
           <w:lang w:val="en-IN"/>
         </w:rPr>
-        <w:t xml:space="preserve">A multiple linear regression was estimated using the valid phase-level dataset. The productivity-improvement outcome was </w:t>
-      </w:r>
-      <w:proofErr w:type="spellStart"/>
-      <w:r>
-        <w:rPr>
-          <w:lang w:val="en-IN"/>
-        </w:rPr>
-        <w:t>winsorised</w:t>
-      </w:r>
-      <w:proofErr w:type="spellEnd"/>
-      <w:r>
-        <w:rPr>
-          <w:lang w:val="en-IN"/>
-        </w:rPr>
-        <w:t xml:space="preserve"> at the 1st and 99th percentiles to reduce the influence of extreme values. The model included AI usage, baseline effort, user-story count, test-case count, </w:t>
+        <w:t xml:space="preserve">A multiple linear regression was estimated using the valid phase-level dataset. The productivity-improvement outcome was winsorised at the 1st and 99th percentiles to reduce the influence of extreme values. The model included AI usage, baseline effort, user-story count, test-case count, </w:t>
       </w:r>
       <w:r>
         <w:rPr>
@@ -16916,15 +15783,7 @@
         <w:pStyle w:val="APAH3"/>
       </w:pPr>
       <w:r>
-        <w:t xml:space="preserve">RQ4: Can Models Predict Improvement and Support </w:t>
-      </w:r>
-      <w:proofErr w:type="spellStart"/>
-      <w:r>
-        <w:t>Prioritisation</w:t>
-      </w:r>
-      <w:proofErr w:type="spellEnd"/>
-      <w:r>
-        <w:t>?</w:t>
+        <w:t>RQ4: Can Models Predict Improvement and Support Prioritisation?</w:t>
       </w:r>
     </w:p>
     <w:p>
@@ -16999,7 +15858,7 @@
                     <pic:cNvPicPr/>
                   </pic:nvPicPr>
                   <pic:blipFill>
-                    <a:blip r:embed="rId16"/>
+                    <a:blip r:embed="rId18"/>
                     <a:stretch>
                       <a:fillRect/>
                     </a:stretch>
@@ -17849,43 +16708,7 @@
           <w:sz w:val="24"/>
           <w:szCs w:val="24"/>
         </w:rPr>
-        <w:t xml:space="preserve">Permutation importance for the selected Random Forest identifies AI Phase Count as the dominant feature, with a mean decrease in R² of approximately .403 when permuted. The next features—baseline Test Planning effort, Test Execution baseline share, and phase-specific AI exposure variables—have much smaller importance values. This result is consistent with the exploratory breadth pattern, but it should not be interpreted as causal proof. AI Phase Count may also proxy </w:t>
-      </w:r>
-      <w:proofErr w:type="spellStart"/>
-      <w:r>
-        <w:rPr>
-          <w:rFonts w:ascii="Times New Roman" w:hAnsi="Times New Roman" w:cs="Times New Roman"/>
-          <w:sz w:val="24"/>
-          <w:szCs w:val="24"/>
-        </w:rPr>
-        <w:t>programme</w:t>
-      </w:r>
-      <w:proofErr w:type="spellEnd"/>
-      <w:r>
-        <w:rPr>
-          <w:rFonts w:ascii="Times New Roman" w:hAnsi="Times New Roman" w:cs="Times New Roman"/>
-          <w:sz w:val="24"/>
-          <w:szCs w:val="24"/>
-        </w:rPr>
-        <w:t xml:space="preserve"> maturity, </w:t>
-      </w:r>
-      <w:proofErr w:type="spellStart"/>
-      <w:r>
-        <w:rPr>
-          <w:rFonts w:ascii="Times New Roman" w:hAnsi="Times New Roman" w:cs="Times New Roman"/>
-          <w:sz w:val="24"/>
-          <w:szCs w:val="24"/>
-        </w:rPr>
-        <w:t>standardisation</w:t>
-      </w:r>
-      <w:proofErr w:type="spellEnd"/>
-      <w:r>
-        <w:rPr>
-          <w:rFonts w:ascii="Times New Roman" w:hAnsi="Times New Roman" w:cs="Times New Roman"/>
-          <w:sz w:val="24"/>
-          <w:szCs w:val="24"/>
-        </w:rPr>
-        <w:t>, and leadership support. Final reporting should therefore pair the importance chart with partial dependence or sensitivity checks and should avoid presenting the model as evidence that every project should enable all six phases.</w:t>
+        <w:t>Permutation importance for the selected Random Forest identifies AI Phase Count as the dominant feature, with a mean decrease in R² of approximately .403 when permuted. The next features—baseline Test Planning effort, Test Execution baseline share, and phase-specific AI exposure variables—have much smaller importance values. This result is consistent with the exploratory breadth pattern, but it should not be interpreted as causal proof. AI Phase Count may also proxy programme maturity, standardisation, and leadership support. Final reporting should therefore pair the importance chart with partial dependence or sensitivity checks and should avoid presenting the model as evidence that every project should enable all six phases.</w:t>
       </w:r>
     </w:p>
     <w:p>
@@ -18720,43 +17543,7 @@
           <w:sz w:val="24"/>
           <w:szCs w:val="24"/>
         </w:rPr>
-        <w:t xml:space="preserve">The dataset is </w:t>
-      </w:r>
-      <w:proofErr w:type="spellStart"/>
-      <w:r>
-        <w:rPr>
-          <w:rFonts w:ascii="Times New Roman" w:hAnsi="Times New Roman" w:cs="Times New Roman"/>
-          <w:sz w:val="24"/>
-          <w:szCs w:val="24"/>
-        </w:rPr>
-        <w:t>anonymised</w:t>
-      </w:r>
-      <w:proofErr w:type="spellEnd"/>
-      <w:r>
-        <w:rPr>
-          <w:rFonts w:ascii="Times New Roman" w:hAnsi="Times New Roman" w:cs="Times New Roman"/>
-          <w:sz w:val="24"/>
-          <w:szCs w:val="24"/>
-        </w:rPr>
-        <w:t xml:space="preserve"> and does not contain direct financial cost, </w:t>
-      </w:r>
-      <w:proofErr w:type="spellStart"/>
-      <w:r>
-        <w:rPr>
-          <w:rFonts w:ascii="Times New Roman" w:hAnsi="Times New Roman" w:cs="Times New Roman"/>
-          <w:sz w:val="24"/>
-          <w:szCs w:val="24"/>
-        </w:rPr>
-        <w:t>licence</w:t>
-      </w:r>
-      <w:proofErr w:type="spellEnd"/>
-      <w:r>
-        <w:rPr>
-          <w:rFonts w:ascii="Times New Roman" w:hAnsi="Times New Roman" w:cs="Times New Roman"/>
-          <w:sz w:val="24"/>
-          <w:szCs w:val="24"/>
-        </w:rPr>
-        <w:t xml:space="preserve"> cost, defect leakage, test coverage, automation coverage, rework, or quality-acceptance measures. Productivity is therefore an incomplete proxy for total business value.</w:t>
+        <w:t>The dataset is anonymised and does not contain direct financial cost, licence cost, defect leakage, test coverage, automation coverage, rework, or quality-acceptance measures. Productivity is therefore an incomplete proxy for total business value.</w:t>
       </w:r>
     </w:p>
     <w:p>
@@ -18853,25 +17640,7 @@
           <w:szCs w:val="24"/>
         </w:rPr>
         <w:lastRenderedPageBreak/>
-        <w:t xml:space="preserve">Percentage improvement can be unstable when baseline effort is small. Non-parametric tests and </w:t>
-      </w:r>
-      <w:proofErr w:type="spellStart"/>
-      <w:r>
-        <w:rPr>
-          <w:rFonts w:ascii="Times New Roman" w:hAnsi="Times New Roman" w:cs="Times New Roman"/>
-          <w:sz w:val="24"/>
-          <w:szCs w:val="24"/>
-        </w:rPr>
-        <w:t>winsorisation</w:t>
-      </w:r>
-      <w:proofErr w:type="spellEnd"/>
-      <w:r>
-        <w:rPr>
-          <w:rFonts w:ascii="Times New Roman" w:hAnsi="Times New Roman" w:cs="Times New Roman"/>
-          <w:sz w:val="24"/>
-          <w:szCs w:val="24"/>
-        </w:rPr>
-        <w:t xml:space="preserve"> reduce sensitivity, but final reporting should also show absolute hours saved and minimum baseline thresholds.</w:t>
+        <w:t>Percentage improvement can be unstable when baseline effort is small. Non-parametric tests and winsorisation reduce sensitivity, but final reporting should also show absolute hours saved and minimum baseline thresholds.</w:t>
       </w:r>
     </w:p>
     <w:p>
@@ -19074,23 +17843,13 @@
           <w:szCs w:val="24"/>
         </w:rPr>
       </w:pPr>
-      <w:proofErr w:type="spellStart"/>
       <w:r>
         <w:rPr>
           <w:rFonts w:ascii="Times New Roman" w:hAnsi="Times New Roman" w:cs="Times New Roman"/>
           <w:sz w:val="24"/>
           <w:szCs w:val="24"/>
         </w:rPr>
-        <w:t>Finalise</w:t>
-      </w:r>
-      <w:proofErr w:type="spellEnd"/>
-      <w:r>
-        <w:rPr>
-          <w:rFonts w:ascii="Times New Roman" w:hAnsi="Times New Roman" w:cs="Times New Roman"/>
-          <w:sz w:val="24"/>
-          <w:szCs w:val="24"/>
-        </w:rPr>
-        <w:t xml:space="preserve"> the phase-based adoption roadmap: scale now, controlled expansion, and targeted pilots.</w:t>
+        <w:t>Finalise the phase-based adoption roadmap: scale now, controlled expansion, and targeted pilots.</w:t>
       </w:r>
     </w:p>
     <w:p>
@@ -19169,25 +17928,7 @@
           <w:sz w:val="24"/>
           <w:szCs w:val="24"/>
         </w:rPr>
-        <w:t xml:space="preserve">The final report will retain the distinction between statistical association, predictive usefulness, and causal evidence. Recommendations will be framed as phased decisions supported by observed productivity and operational context, not as a claim that AI should be applied uniformly to every QE activity. Code used to calculate the core productivity measures and model metrics is </w:t>
-      </w:r>
-      <w:proofErr w:type="spellStart"/>
-      <w:r>
-        <w:rPr>
-          <w:rFonts w:ascii="Times New Roman" w:hAnsi="Times New Roman" w:cs="Times New Roman"/>
-          <w:sz w:val="24"/>
-          <w:szCs w:val="24"/>
-        </w:rPr>
-        <w:t>summarised</w:t>
-      </w:r>
-      <w:proofErr w:type="spellEnd"/>
-      <w:r>
-        <w:rPr>
-          <w:rFonts w:ascii="Times New Roman" w:hAnsi="Times New Roman" w:cs="Times New Roman"/>
-          <w:sz w:val="24"/>
-          <w:szCs w:val="24"/>
-        </w:rPr>
-        <w:t xml:space="preserve"> in Appendix A, and the complete field-level data dictionary is provided in Appendix B.</w:t>
+        <w:t>The final report will retain the distinction between statistical association, predictive usefulness, and causal evidence. Recommendations will be framed as phased decisions supported by observed productivity and operational context, not as a claim that AI should be applied uniformly to every QE activity. Code used to calculate the core productivity measures and model metrics is summarised in Appendix A, and the complete field-level data dictionary is provided in Appendix B.</w:t>
       </w:r>
     </w:p>
     <w:p>
@@ -19218,41 +17959,13 @@
           <w:szCs w:val="24"/>
         </w:rPr>
       </w:pPr>
-      <w:proofErr w:type="spellStart"/>
       <w:r>
         <w:rPr>
           <w:rFonts w:ascii="Times New Roman" w:hAnsi="Times New Roman" w:cs="Times New Roman"/>
           <w:sz w:val="24"/>
           <w:szCs w:val="24"/>
         </w:rPr>
-        <w:t>Ardic</w:t>
-      </w:r>
-      <w:proofErr w:type="spellEnd"/>
-      <w:r>
-        <w:rPr>
-          <w:rFonts w:ascii="Times New Roman" w:hAnsi="Times New Roman" w:cs="Times New Roman"/>
-          <w:sz w:val="24"/>
-          <w:szCs w:val="24"/>
-        </w:rPr>
-        <w:t xml:space="preserve">, B., Le </w:t>
-      </w:r>
-      <w:proofErr w:type="spellStart"/>
-      <w:r>
-        <w:rPr>
-          <w:rFonts w:ascii="Times New Roman" w:hAnsi="Times New Roman" w:cs="Times New Roman"/>
-          <w:sz w:val="24"/>
-          <w:szCs w:val="24"/>
-        </w:rPr>
-        <w:t>Dilavrec</w:t>
-      </w:r>
-      <w:proofErr w:type="spellEnd"/>
-      <w:r>
-        <w:rPr>
-          <w:rFonts w:ascii="Times New Roman" w:hAnsi="Times New Roman" w:cs="Times New Roman"/>
-          <w:sz w:val="24"/>
-          <w:szCs w:val="24"/>
-        </w:rPr>
-        <w:t>, Q., &amp; Zaidman, A. (2026). How students use generative AI for software testing: An observational study. Empirical Software Engineering, 31, Article 167. https://doi.org/10.1007/s10664-026-10898-0</w:t>
+        <w:t>Ardic, B., Le Dilavrec, Q., &amp; Zaidman, A. (2026). How students use generative AI for software testing: An observational study. Empirical Software Engineering, 31, Article 167. https://doi.org/10.1007/s10664-026-10898-0</w:t>
       </w:r>
     </w:p>
     <w:p>
@@ -19270,23 +17983,13 @@
           <w:szCs w:val="24"/>
         </w:rPr>
       </w:pPr>
-      <w:proofErr w:type="spellStart"/>
       <w:r>
         <w:rPr>
           <w:rFonts w:ascii="Times New Roman" w:hAnsi="Times New Roman" w:cs="Times New Roman"/>
           <w:sz w:val="24"/>
           <w:szCs w:val="24"/>
         </w:rPr>
-        <w:t>Breiman</w:t>
-      </w:r>
-      <w:proofErr w:type="spellEnd"/>
-      <w:r>
-        <w:rPr>
-          <w:rFonts w:ascii="Times New Roman" w:hAnsi="Times New Roman" w:cs="Times New Roman"/>
-          <w:sz w:val="24"/>
-          <w:szCs w:val="24"/>
-        </w:rPr>
-        <w:t>, L. (2001). Random forests. Machine Learning, 45(1), 5–32. https://doi.org/10.1023/A:1010933404324</w:t>
+        <w:t>Breiman, L. (2001). Random forests. Machine Learning, 45(1), 5–32. https://doi.org/10.1023/A:1010933404324</w:t>
       </w:r>
     </w:p>
     <w:p>
@@ -19409,59 +18112,13 @@
           <w:szCs w:val="24"/>
         </w:rPr>
       </w:pPr>
-      <w:proofErr w:type="spellStart"/>
       <w:r>
         <w:rPr>
           <w:rFonts w:ascii="Times New Roman" w:hAnsi="Times New Roman" w:cs="Times New Roman"/>
           <w:sz w:val="24"/>
           <w:szCs w:val="24"/>
         </w:rPr>
-        <w:t>Garousi</w:t>
-      </w:r>
-      <w:proofErr w:type="spellEnd"/>
-      <w:r>
-        <w:rPr>
-          <w:rFonts w:ascii="Times New Roman" w:hAnsi="Times New Roman" w:cs="Times New Roman"/>
-          <w:sz w:val="24"/>
-          <w:szCs w:val="24"/>
-        </w:rPr>
-        <w:t xml:space="preserve">, V., Felderer, M., Kuhrmann, M., </w:t>
-      </w:r>
-      <w:proofErr w:type="spellStart"/>
-      <w:r>
-        <w:rPr>
-          <w:rFonts w:ascii="Times New Roman" w:hAnsi="Times New Roman" w:cs="Times New Roman"/>
-          <w:sz w:val="24"/>
-          <w:szCs w:val="24"/>
-        </w:rPr>
-        <w:t>Herkiloğlu</w:t>
-      </w:r>
-      <w:proofErr w:type="spellEnd"/>
-      <w:r>
-        <w:rPr>
-          <w:rFonts w:ascii="Times New Roman" w:hAnsi="Times New Roman" w:cs="Times New Roman"/>
-          <w:sz w:val="24"/>
-          <w:szCs w:val="24"/>
-        </w:rPr>
-        <w:t xml:space="preserve">, K., &amp; </w:t>
-      </w:r>
-      <w:proofErr w:type="spellStart"/>
-      <w:r>
-        <w:rPr>
-          <w:rFonts w:ascii="Times New Roman" w:hAnsi="Times New Roman" w:cs="Times New Roman"/>
-          <w:sz w:val="24"/>
-          <w:szCs w:val="24"/>
-        </w:rPr>
-        <w:t>Eldh</w:t>
-      </w:r>
-      <w:proofErr w:type="spellEnd"/>
-      <w:r>
-        <w:rPr>
-          <w:rFonts w:ascii="Times New Roman" w:hAnsi="Times New Roman" w:cs="Times New Roman"/>
-          <w:sz w:val="24"/>
-          <w:szCs w:val="24"/>
-        </w:rPr>
-        <w:t>, S. (2020). Exploring the industry’s challenges in software testing: An empirical study. Journal of Software: Evolution and Process, 32(8), e2251. https://doi.org/10.1002/smr.2251</w:t>
+        <w:t>Garousi, V., Felderer, M., Kuhrmann, M., Herkiloğlu, K., &amp; Eldh, S. (2020). Exploring the industry’s challenges in software testing: An empirical study. Journal of Software: Evolution and Process, 32(8), e2251. https://doi.org/10.1002/smr.2251</w:t>
       </w:r>
     </w:p>
     <w:p>
@@ -19509,25 +18166,7 @@
           <w:sz w:val="24"/>
           <w:szCs w:val="24"/>
         </w:rPr>
-        <w:t xml:space="preserve">James, G., Witten, D., Hastie, T., &amp; </w:t>
-      </w:r>
-      <w:proofErr w:type="spellStart"/>
-      <w:r>
-        <w:rPr>
-          <w:rFonts w:ascii="Times New Roman" w:hAnsi="Times New Roman" w:cs="Times New Roman"/>
-          <w:sz w:val="24"/>
-          <w:szCs w:val="24"/>
-        </w:rPr>
-        <w:t>Tibshirani</w:t>
-      </w:r>
-      <w:proofErr w:type="spellEnd"/>
-      <w:r>
-        <w:rPr>
-          <w:rFonts w:ascii="Times New Roman" w:hAnsi="Times New Roman" w:cs="Times New Roman"/>
-          <w:sz w:val="24"/>
-          <w:szCs w:val="24"/>
-        </w:rPr>
-        <w:t>, R. (2021). An introduction to statistical learning: With applications in R (2nd ed.).Springer. https://doi.org/10.1007/978-1-0716-1418-1</w:t>
+        <w:t>James, G., Witten, D., Hastie, T., &amp; Tibshirani, R. (2021). An introduction to statistical learning: With applications in R (2nd ed.).Springer. https://doi.org/10.1007/978-1-0716-1418-1</w:t>
       </w:r>
     </w:p>
     <w:p>
@@ -19551,25 +18190,7 @@
           <w:sz w:val="24"/>
           <w:szCs w:val="24"/>
         </w:rPr>
-        <w:t xml:space="preserve">Ouédraogo, W. C., Kaboré, A. K., Li, Y., Tian, H., Koyuncu, A., Klein, J., Lo, D., &amp; </w:t>
-      </w:r>
-      <w:proofErr w:type="spellStart"/>
-      <w:r>
-        <w:rPr>
-          <w:rFonts w:ascii="Times New Roman" w:hAnsi="Times New Roman" w:cs="Times New Roman"/>
-          <w:sz w:val="24"/>
-          <w:szCs w:val="24"/>
-        </w:rPr>
-        <w:t>Bissyandé</w:t>
-      </w:r>
-      <w:proofErr w:type="spellEnd"/>
-      <w:r>
-        <w:rPr>
-          <w:rFonts w:ascii="Times New Roman" w:hAnsi="Times New Roman" w:cs="Times New Roman"/>
-          <w:sz w:val="24"/>
-          <w:szCs w:val="24"/>
-        </w:rPr>
-        <w:t>, T. F. (2026). Prompt engineering in LLMs for automated unit test generation: A large-scale study. Empirical Software Engineering, 31, Article 103. https://doi.org/10.1007/s10664-026-10840-4</w:t>
+        <w:t>Ouédraogo, W. C., Kaboré, A. K., Li, Y., Tian, H., Koyuncu, A., Klein, J., Lo, D., &amp; Bissyandé, T. F. (2026). Prompt engineering in LLMs for automated unit test generation: A large-scale study. Empirical Software Engineering, 31, Article 103. https://doi.org/10.1007/s10664-026-10840-4</w:t>
       </w:r>
     </w:p>
     <w:p>
@@ -19587,41 +18208,13 @@
           <w:szCs w:val="24"/>
         </w:rPr>
       </w:pPr>
-      <w:proofErr w:type="spellStart"/>
       <w:r>
         <w:rPr>
           <w:rFonts w:ascii="Times New Roman" w:hAnsi="Times New Roman" w:cs="Times New Roman"/>
           <w:sz w:val="24"/>
           <w:szCs w:val="24"/>
         </w:rPr>
-        <w:t>Raharjana</w:t>
-      </w:r>
-      <w:proofErr w:type="spellEnd"/>
-      <w:r>
-        <w:rPr>
-          <w:rFonts w:ascii="Times New Roman" w:hAnsi="Times New Roman" w:cs="Times New Roman"/>
-          <w:sz w:val="24"/>
-          <w:szCs w:val="24"/>
-        </w:rPr>
-        <w:t xml:space="preserve">, I. K., Husna, O. I., </w:t>
-      </w:r>
-      <w:proofErr w:type="spellStart"/>
-      <w:r>
-        <w:rPr>
-          <w:rFonts w:ascii="Times New Roman" w:hAnsi="Times New Roman" w:cs="Times New Roman"/>
-          <w:sz w:val="24"/>
-          <w:szCs w:val="24"/>
-        </w:rPr>
-        <w:t>Hariyanti</w:t>
-      </w:r>
-      <w:proofErr w:type="spellEnd"/>
-      <w:r>
-        <w:rPr>
-          <w:rFonts w:ascii="Times New Roman" w:hAnsi="Times New Roman" w:cs="Times New Roman"/>
-          <w:sz w:val="24"/>
-          <w:szCs w:val="24"/>
-        </w:rPr>
-        <w:t>, E., &amp; Fauzi, S. S. M. (2025). Mapping the landscape of deep learning in software testing: A bibliometric analysis. Discover Artificial Intelligence, 5(1), Article 402. https://doi.org/10.1007/s44163-025-00596-z</w:t>
+        <w:t>Raharjana, I. K., Husna, O. I., Hariyanti, E., &amp; Fauzi, S. S. M. (2025). Mapping the landscape of deep learning in software testing: A bibliometric analysis. Discover Artificial Intelligence, 5(1), Article 402. https://doi.org/10.1007/s44163-025-00596-z</w:t>
       </w:r>
     </w:p>
     <w:p>
@@ -19645,25 +18238,7 @@
           <w:sz w:val="24"/>
           <w:szCs w:val="24"/>
         </w:rPr>
-        <w:t xml:space="preserve">Romero, J. R., Ramírez, A., &amp; García-Martínez, C. (2026). Automated machine learning for test case </w:t>
-      </w:r>
-      <w:proofErr w:type="spellStart"/>
-      <w:r>
-        <w:rPr>
-          <w:rFonts w:ascii="Times New Roman" w:hAnsi="Times New Roman" w:cs="Times New Roman"/>
-          <w:sz w:val="24"/>
-          <w:szCs w:val="24"/>
-        </w:rPr>
-        <w:t>prioritisation</w:t>
-      </w:r>
-      <w:proofErr w:type="spellEnd"/>
-      <w:r>
-        <w:rPr>
-          <w:rFonts w:ascii="Times New Roman" w:hAnsi="Times New Roman" w:cs="Times New Roman"/>
-          <w:sz w:val="24"/>
-          <w:szCs w:val="24"/>
-        </w:rPr>
-        <w:t>. Empirical Software Engineering, 31, Article 120. https://doi.org/10.1007/s10664-026-10862-y</w:t>
+        <w:t>Romero, J. R., Ramírez, A., &amp; García-Martínez, C. (2026). Automated machine learning for test case prioritisation. Empirical Software Engineering, 31, Article 120. https://doi.org/10.1007/s10664-026-10862-y</w:t>
       </w:r>
     </w:p>
     <w:p>
@@ -19762,7 +18337,7 @@
         </w:rPr>
         <w:t xml:space="preserve">Yoo, S., &amp; Harman, M. (2012). Regression testing minimization, selection and prioritization: A survey. Software Testing, Verification and Reliability, 22(2), 67–120. </w:t>
       </w:r>
-      <w:hyperlink r:id="rId17" w:history="1">
+      <w:hyperlink r:id="rId19" w:history="1">
         <w:r>
           <w:rPr>
             <w:rStyle w:val="Hyperlink"/>
@@ -19980,232 +18555,32 @@
           <w:szCs w:val="24"/>
         </w:rPr>
       </w:pPr>
-      <w:proofErr w:type="spellStart"/>
       <w:r>
         <w:rPr>
           <w:rFonts w:ascii="Times New Roman" w:hAnsi="Times New Roman" w:cs="Times New Roman"/>
           <w:sz w:val="24"/>
           <w:szCs w:val="24"/>
         </w:rPr>
-        <w:t>phase_data</w:t>
+        <w:t>phase_data['Effort_Saved'] = phase_data['Baseline_Effort'] - phase_data['Actual_Effort']</w:t>
       </w:r>
-      <w:proofErr w:type="spellEnd"/>
-      <w:r>
+    </w:p>
+    <w:p>
+      <w:pPr>
+        <w:pStyle w:val="CodeBlock"/>
+        <w:spacing w:line="480" w:lineRule="auto"/>
         <w:rPr>
           <w:rFonts w:ascii="Times New Roman" w:hAnsi="Times New Roman" w:cs="Times New Roman"/>
           <w:sz w:val="24"/>
           <w:szCs w:val="24"/>
         </w:rPr>
-        <w:t>['</w:t>
-      </w:r>
-      <w:proofErr w:type="spellStart"/>
+      </w:pPr>
       <w:r>
         <w:rPr>
           <w:rFonts w:ascii="Times New Roman" w:hAnsi="Times New Roman" w:cs="Times New Roman"/>
           <w:sz w:val="24"/>
           <w:szCs w:val="24"/>
         </w:rPr>
-        <w:t>Effort_Saved</w:t>
-      </w:r>
-      <w:proofErr w:type="spellEnd"/>
-      <w:r>
-        <w:rPr>
-          <w:rFonts w:ascii="Times New Roman" w:hAnsi="Times New Roman" w:cs="Times New Roman"/>
-          <w:sz w:val="24"/>
-          <w:szCs w:val="24"/>
-        </w:rPr>
-        <w:t xml:space="preserve">'] = </w:t>
-      </w:r>
-      <w:proofErr w:type="spellStart"/>
-      <w:r>
-        <w:rPr>
-          <w:rFonts w:ascii="Times New Roman" w:hAnsi="Times New Roman" w:cs="Times New Roman"/>
-          <w:sz w:val="24"/>
-          <w:szCs w:val="24"/>
-        </w:rPr>
-        <w:t>phase_data</w:t>
-      </w:r>
-      <w:proofErr w:type="spellEnd"/>
-      <w:r>
-        <w:rPr>
-          <w:rFonts w:ascii="Times New Roman" w:hAnsi="Times New Roman" w:cs="Times New Roman"/>
-          <w:sz w:val="24"/>
-          <w:szCs w:val="24"/>
-        </w:rPr>
-        <w:t>['</w:t>
-      </w:r>
-      <w:proofErr w:type="spellStart"/>
-      <w:r>
-        <w:rPr>
-          <w:rFonts w:ascii="Times New Roman" w:hAnsi="Times New Roman" w:cs="Times New Roman"/>
-          <w:sz w:val="24"/>
-          <w:szCs w:val="24"/>
-        </w:rPr>
-        <w:t>Baseline_Effort</w:t>
-      </w:r>
-      <w:proofErr w:type="spellEnd"/>
-      <w:r>
-        <w:rPr>
-          <w:rFonts w:ascii="Times New Roman" w:hAnsi="Times New Roman" w:cs="Times New Roman"/>
-          <w:sz w:val="24"/>
-          <w:szCs w:val="24"/>
-        </w:rPr>
-        <w:t xml:space="preserve">'] - </w:t>
-      </w:r>
-      <w:proofErr w:type="spellStart"/>
-      <w:r>
-        <w:rPr>
-          <w:rFonts w:ascii="Times New Roman" w:hAnsi="Times New Roman" w:cs="Times New Roman"/>
-          <w:sz w:val="24"/>
-          <w:szCs w:val="24"/>
-        </w:rPr>
-        <w:t>phase_data</w:t>
-      </w:r>
-      <w:proofErr w:type="spellEnd"/>
-      <w:r>
-        <w:rPr>
-          <w:rFonts w:ascii="Times New Roman" w:hAnsi="Times New Roman" w:cs="Times New Roman"/>
-          <w:sz w:val="24"/>
-          <w:szCs w:val="24"/>
-        </w:rPr>
-        <w:t>['</w:t>
-      </w:r>
-      <w:proofErr w:type="spellStart"/>
-      <w:r>
-        <w:rPr>
-          <w:rFonts w:ascii="Times New Roman" w:hAnsi="Times New Roman" w:cs="Times New Roman"/>
-          <w:sz w:val="24"/>
-          <w:szCs w:val="24"/>
-        </w:rPr>
-        <w:t>Actual_Effort</w:t>
-      </w:r>
-      <w:proofErr w:type="spellEnd"/>
-      <w:r>
-        <w:rPr>
-          <w:rFonts w:ascii="Times New Roman" w:hAnsi="Times New Roman" w:cs="Times New Roman"/>
-          <w:sz w:val="24"/>
-          <w:szCs w:val="24"/>
-        </w:rPr>
-        <w:t>']</w:t>
-      </w:r>
-    </w:p>
-    <w:p>
-      <w:pPr>
-        <w:pStyle w:val="CodeBlock"/>
-        <w:spacing w:line="480" w:lineRule="auto"/>
-        <w:rPr>
-          <w:rFonts w:ascii="Times New Roman" w:hAnsi="Times New Roman" w:cs="Times New Roman"/>
-          <w:sz w:val="24"/>
-          <w:szCs w:val="24"/>
-        </w:rPr>
-      </w:pPr>
-      <w:proofErr w:type="spellStart"/>
-      <w:r>
-        <w:rPr>
-          <w:rFonts w:ascii="Times New Roman" w:hAnsi="Times New Roman" w:cs="Times New Roman"/>
-          <w:sz w:val="24"/>
-          <w:szCs w:val="24"/>
-        </w:rPr>
-        <w:t>phase_data</w:t>
-      </w:r>
-      <w:proofErr w:type="spellEnd"/>
-      <w:r>
-        <w:rPr>
-          <w:rFonts w:ascii="Times New Roman" w:hAnsi="Times New Roman" w:cs="Times New Roman"/>
-          <w:sz w:val="24"/>
-          <w:szCs w:val="24"/>
-        </w:rPr>
-        <w:t>['</w:t>
-      </w:r>
-      <w:proofErr w:type="spellStart"/>
-      <w:r>
-        <w:rPr>
-          <w:rFonts w:ascii="Times New Roman" w:hAnsi="Times New Roman" w:cs="Times New Roman"/>
-          <w:sz w:val="24"/>
-          <w:szCs w:val="24"/>
-        </w:rPr>
-        <w:t>Productivity_Improvement_Pct</w:t>
-      </w:r>
-      <w:proofErr w:type="spellEnd"/>
-      <w:r>
-        <w:rPr>
-          <w:rFonts w:ascii="Times New Roman" w:hAnsi="Times New Roman" w:cs="Times New Roman"/>
-          <w:sz w:val="24"/>
-          <w:szCs w:val="24"/>
-        </w:rPr>
-        <w:t xml:space="preserve">'] = (  </w:t>
-      </w:r>
-      <w:proofErr w:type="spellStart"/>
-      <w:r>
-        <w:rPr>
-          <w:rFonts w:ascii="Times New Roman" w:hAnsi="Times New Roman" w:cs="Times New Roman"/>
-          <w:sz w:val="24"/>
-          <w:szCs w:val="24"/>
-        </w:rPr>
-        <w:t>phase_data</w:t>
-      </w:r>
-      <w:proofErr w:type="spellEnd"/>
-      <w:r>
-        <w:rPr>
-          <w:rFonts w:ascii="Times New Roman" w:hAnsi="Times New Roman" w:cs="Times New Roman"/>
-          <w:sz w:val="24"/>
-          <w:szCs w:val="24"/>
-        </w:rPr>
-        <w:t>['</w:t>
-      </w:r>
-      <w:proofErr w:type="spellStart"/>
-      <w:r>
-        <w:rPr>
-          <w:rFonts w:ascii="Times New Roman" w:hAnsi="Times New Roman" w:cs="Times New Roman"/>
-          <w:sz w:val="24"/>
-          <w:szCs w:val="24"/>
-        </w:rPr>
-        <w:t>Effort_Saved</w:t>
-      </w:r>
-      <w:proofErr w:type="spellEnd"/>
-      <w:r>
-        <w:rPr>
-          <w:rFonts w:ascii="Times New Roman" w:hAnsi="Times New Roman" w:cs="Times New Roman"/>
-          <w:sz w:val="24"/>
-          <w:szCs w:val="24"/>
-        </w:rPr>
-        <w:t xml:space="preserve">'] / </w:t>
-      </w:r>
-      <w:proofErr w:type="spellStart"/>
-      <w:r>
-        <w:rPr>
-          <w:rFonts w:ascii="Times New Roman" w:hAnsi="Times New Roman" w:cs="Times New Roman"/>
-          <w:sz w:val="24"/>
-          <w:szCs w:val="24"/>
-        </w:rPr>
-        <w:t>phase_data</w:t>
-      </w:r>
-      <w:proofErr w:type="spellEnd"/>
-      <w:r>
-        <w:rPr>
-          <w:rFonts w:ascii="Times New Roman" w:hAnsi="Times New Roman" w:cs="Times New Roman"/>
-          <w:sz w:val="24"/>
-          <w:szCs w:val="24"/>
-        </w:rPr>
-        <w:t>['</w:t>
-      </w:r>
-      <w:proofErr w:type="spellStart"/>
-      <w:r>
-        <w:rPr>
-          <w:rFonts w:ascii="Times New Roman" w:hAnsi="Times New Roman" w:cs="Times New Roman"/>
-          <w:sz w:val="24"/>
-          <w:szCs w:val="24"/>
-        </w:rPr>
-        <w:t>Baseline_Effort</w:t>
-      </w:r>
-      <w:proofErr w:type="spellEnd"/>
-      <w:r>
-        <w:rPr>
-          <w:rFonts w:ascii="Times New Roman" w:hAnsi="Times New Roman" w:cs="Times New Roman"/>
-          <w:sz w:val="24"/>
-          <w:szCs w:val="24"/>
-        </w:rPr>
-        <w:t>'] * 100)</w:t>
+        <w:t>phase_data['Productivity_Improvement_Pct'] = (  phase_data['Effort_Saved'] / phase_data['Baseline_Effort'] * 100)</w:t>
       </w:r>
     </w:p>
     <w:p>
@@ -20249,232 +18624,32 @@
           <w:szCs w:val="24"/>
         </w:rPr>
       </w:pPr>
-      <w:proofErr w:type="spellStart"/>
       <w:r>
         <w:rPr>
           <w:rFonts w:ascii="Times New Roman" w:hAnsi="Times New Roman" w:cs="Times New Roman"/>
           <w:sz w:val="24"/>
           <w:szCs w:val="24"/>
         </w:rPr>
-        <w:t>project_data</w:t>
+        <w:t>project_data['Total_Effort_Saved'] = ( project_data['Total_Baseline_Effort'] - project_data['Total_Actual_Effort'])</w:t>
       </w:r>
-      <w:proofErr w:type="spellEnd"/>
-      <w:r>
+    </w:p>
+    <w:p>
+      <w:pPr>
+        <w:pStyle w:val="CodeBlock"/>
+        <w:spacing w:line="480" w:lineRule="auto"/>
         <w:rPr>
           <w:rFonts w:ascii="Times New Roman" w:hAnsi="Times New Roman" w:cs="Times New Roman"/>
           <w:sz w:val="24"/>
           <w:szCs w:val="24"/>
         </w:rPr>
-        <w:t>['</w:t>
-      </w:r>
-      <w:proofErr w:type="spellStart"/>
+      </w:pPr>
       <w:r>
         <w:rPr>
           <w:rFonts w:ascii="Times New Roman" w:hAnsi="Times New Roman" w:cs="Times New Roman"/>
           <w:sz w:val="24"/>
           <w:szCs w:val="24"/>
         </w:rPr>
-        <w:t>Total_Effort_Saved</w:t>
-      </w:r>
-      <w:proofErr w:type="spellEnd"/>
-      <w:r>
-        <w:rPr>
-          <w:rFonts w:ascii="Times New Roman" w:hAnsi="Times New Roman" w:cs="Times New Roman"/>
-          <w:sz w:val="24"/>
-          <w:szCs w:val="24"/>
-        </w:rPr>
-        <w:t xml:space="preserve">'] = ( </w:t>
-      </w:r>
-      <w:proofErr w:type="spellStart"/>
-      <w:r>
-        <w:rPr>
-          <w:rFonts w:ascii="Times New Roman" w:hAnsi="Times New Roman" w:cs="Times New Roman"/>
-          <w:sz w:val="24"/>
-          <w:szCs w:val="24"/>
-        </w:rPr>
-        <w:t>project_data</w:t>
-      </w:r>
-      <w:proofErr w:type="spellEnd"/>
-      <w:r>
-        <w:rPr>
-          <w:rFonts w:ascii="Times New Roman" w:hAnsi="Times New Roman" w:cs="Times New Roman"/>
-          <w:sz w:val="24"/>
-          <w:szCs w:val="24"/>
-        </w:rPr>
-        <w:t>['</w:t>
-      </w:r>
-      <w:proofErr w:type="spellStart"/>
-      <w:r>
-        <w:rPr>
-          <w:rFonts w:ascii="Times New Roman" w:hAnsi="Times New Roman" w:cs="Times New Roman"/>
-          <w:sz w:val="24"/>
-          <w:szCs w:val="24"/>
-        </w:rPr>
-        <w:t>Total_Baseline_Effort</w:t>
-      </w:r>
-      <w:proofErr w:type="spellEnd"/>
-      <w:r>
-        <w:rPr>
-          <w:rFonts w:ascii="Times New Roman" w:hAnsi="Times New Roman" w:cs="Times New Roman"/>
-          <w:sz w:val="24"/>
-          <w:szCs w:val="24"/>
-        </w:rPr>
-        <w:t xml:space="preserve">'] - </w:t>
-      </w:r>
-      <w:proofErr w:type="spellStart"/>
-      <w:r>
-        <w:rPr>
-          <w:rFonts w:ascii="Times New Roman" w:hAnsi="Times New Roman" w:cs="Times New Roman"/>
-          <w:sz w:val="24"/>
-          <w:szCs w:val="24"/>
-        </w:rPr>
-        <w:t>project_data</w:t>
-      </w:r>
-      <w:proofErr w:type="spellEnd"/>
-      <w:r>
-        <w:rPr>
-          <w:rFonts w:ascii="Times New Roman" w:hAnsi="Times New Roman" w:cs="Times New Roman"/>
-          <w:sz w:val="24"/>
-          <w:szCs w:val="24"/>
-        </w:rPr>
-        <w:t>['</w:t>
-      </w:r>
-      <w:proofErr w:type="spellStart"/>
-      <w:r>
-        <w:rPr>
-          <w:rFonts w:ascii="Times New Roman" w:hAnsi="Times New Roman" w:cs="Times New Roman"/>
-          <w:sz w:val="24"/>
-          <w:szCs w:val="24"/>
-        </w:rPr>
-        <w:t>Total_Actual_Effort</w:t>
-      </w:r>
-      <w:proofErr w:type="spellEnd"/>
-      <w:r>
-        <w:rPr>
-          <w:rFonts w:ascii="Times New Roman" w:hAnsi="Times New Roman" w:cs="Times New Roman"/>
-          <w:sz w:val="24"/>
-          <w:szCs w:val="24"/>
-        </w:rPr>
-        <w:t>'])</w:t>
-      </w:r>
-    </w:p>
-    <w:p>
-      <w:pPr>
-        <w:pStyle w:val="CodeBlock"/>
-        <w:spacing w:line="480" w:lineRule="auto"/>
-        <w:rPr>
-          <w:rFonts w:ascii="Times New Roman" w:hAnsi="Times New Roman" w:cs="Times New Roman"/>
-          <w:sz w:val="24"/>
-          <w:szCs w:val="24"/>
-        </w:rPr>
-      </w:pPr>
-      <w:proofErr w:type="spellStart"/>
-      <w:r>
-        <w:rPr>
-          <w:rFonts w:ascii="Times New Roman" w:hAnsi="Times New Roman" w:cs="Times New Roman"/>
-          <w:sz w:val="24"/>
-          <w:szCs w:val="24"/>
-        </w:rPr>
-        <w:t>project_data</w:t>
-      </w:r>
-      <w:proofErr w:type="spellEnd"/>
-      <w:r>
-        <w:rPr>
-          <w:rFonts w:ascii="Times New Roman" w:hAnsi="Times New Roman" w:cs="Times New Roman"/>
-          <w:sz w:val="24"/>
-          <w:szCs w:val="24"/>
-        </w:rPr>
-        <w:t>['</w:t>
-      </w:r>
-      <w:proofErr w:type="spellStart"/>
-      <w:r>
-        <w:rPr>
-          <w:rFonts w:ascii="Times New Roman" w:hAnsi="Times New Roman" w:cs="Times New Roman"/>
-          <w:sz w:val="24"/>
-          <w:szCs w:val="24"/>
-        </w:rPr>
-        <w:t>Overall_Productivity_Improvement_Pct</w:t>
-      </w:r>
-      <w:proofErr w:type="spellEnd"/>
-      <w:r>
-        <w:rPr>
-          <w:rFonts w:ascii="Times New Roman" w:hAnsi="Times New Roman" w:cs="Times New Roman"/>
-          <w:sz w:val="24"/>
-          <w:szCs w:val="24"/>
-        </w:rPr>
-        <w:t xml:space="preserve">'] = ( </w:t>
-      </w:r>
-      <w:proofErr w:type="spellStart"/>
-      <w:r>
-        <w:rPr>
-          <w:rFonts w:ascii="Times New Roman" w:hAnsi="Times New Roman" w:cs="Times New Roman"/>
-          <w:sz w:val="24"/>
-          <w:szCs w:val="24"/>
-        </w:rPr>
-        <w:t>project_data</w:t>
-      </w:r>
-      <w:proofErr w:type="spellEnd"/>
-      <w:r>
-        <w:rPr>
-          <w:rFonts w:ascii="Times New Roman" w:hAnsi="Times New Roman" w:cs="Times New Roman"/>
-          <w:sz w:val="24"/>
-          <w:szCs w:val="24"/>
-        </w:rPr>
-        <w:t>['</w:t>
-      </w:r>
-      <w:proofErr w:type="spellStart"/>
-      <w:r>
-        <w:rPr>
-          <w:rFonts w:ascii="Times New Roman" w:hAnsi="Times New Roman" w:cs="Times New Roman"/>
-          <w:sz w:val="24"/>
-          <w:szCs w:val="24"/>
-        </w:rPr>
-        <w:t>Total_Effort_Saved</w:t>
-      </w:r>
-      <w:proofErr w:type="spellEnd"/>
-      <w:r>
-        <w:rPr>
-          <w:rFonts w:ascii="Times New Roman" w:hAnsi="Times New Roman" w:cs="Times New Roman"/>
-          <w:sz w:val="24"/>
-          <w:szCs w:val="24"/>
-        </w:rPr>
-        <w:t xml:space="preserve">'] / </w:t>
-      </w:r>
-      <w:proofErr w:type="spellStart"/>
-      <w:r>
-        <w:rPr>
-          <w:rFonts w:ascii="Times New Roman" w:hAnsi="Times New Roman" w:cs="Times New Roman"/>
-          <w:sz w:val="24"/>
-          <w:szCs w:val="24"/>
-        </w:rPr>
-        <w:t>project_data</w:t>
-      </w:r>
-      <w:proofErr w:type="spellEnd"/>
-      <w:r>
-        <w:rPr>
-          <w:rFonts w:ascii="Times New Roman" w:hAnsi="Times New Roman" w:cs="Times New Roman"/>
-          <w:sz w:val="24"/>
-          <w:szCs w:val="24"/>
-        </w:rPr>
-        <w:t>['</w:t>
-      </w:r>
-      <w:proofErr w:type="spellStart"/>
-      <w:r>
-        <w:rPr>
-          <w:rFonts w:ascii="Times New Roman" w:hAnsi="Times New Roman" w:cs="Times New Roman"/>
-          <w:sz w:val="24"/>
-          <w:szCs w:val="24"/>
-        </w:rPr>
-        <w:t>Total_Baseline_Effort</w:t>
-      </w:r>
-      <w:proofErr w:type="spellEnd"/>
-      <w:r>
-        <w:rPr>
-          <w:rFonts w:ascii="Times New Roman" w:hAnsi="Times New Roman" w:cs="Times New Roman"/>
-          <w:sz w:val="24"/>
-          <w:szCs w:val="24"/>
-        </w:rPr>
-        <w:t>'] * 100)</w:t>
+        <w:t>project_data['Overall_Productivity_Improvement_Pct'] = ( project_data['Total_Effort_Saved'] / project_data['Total_Baseline_Effort'] * 100)</w:t>
       </w:r>
     </w:p>
     <w:p>
@@ -20530,7 +18705,7 @@
     <w:p>
       <w:pPr>
         <w:sectPr>
-          <w:headerReference w:type="default" r:id="rId18"/>
+          <w:headerReference w:type="default" r:id="rId20"/>
           <w:pgSz w:w="12240" w:h="15840"/>
           <w:pgMar w:top="1440" w:right="1440" w:bottom="1440" w:left="1440" w:header="648" w:footer="720" w:gutter="0"/>
           <w:cols w:space="720"/>
@@ -20860,16 +19035,8 @@
               <w:rPr>
                 <w:rFonts w:ascii="Times New Roman" w:hAnsi="Times New Roman" w:cs="Times New Roman"/>
               </w:rPr>
-              <w:t>YYYY-</w:t>
-            </w:r>
-            <w:proofErr w:type="spellStart"/>
-            <w:r>
-              <w:rPr>
-                <w:rFonts w:ascii="Times New Roman" w:hAnsi="Times New Roman" w:cs="Times New Roman"/>
-              </w:rPr>
-              <w:t>Snn</w:t>
-            </w:r>
-            <w:proofErr w:type="spellEnd"/>
+              <w:t>YYYY-Snn</w:t>
+            </w:r>
           </w:p>
         </w:tc>
         <w:tc>
@@ -20916,21 +19083,7 @@
               <w:rPr>
                 <w:rFonts w:ascii="Times New Roman" w:hAnsi="Times New Roman" w:cs="Times New Roman"/>
               </w:rPr>
-              <w:t xml:space="preserve">Used to derive Year and </w:t>
-            </w:r>
-            <w:proofErr w:type="spellStart"/>
-            <w:r>
-              <w:rPr>
-                <w:rFonts w:ascii="Times New Roman" w:hAnsi="Times New Roman" w:cs="Times New Roman"/>
-              </w:rPr>
-              <w:t>Sprint_Number</w:t>
-            </w:r>
-            <w:proofErr w:type="spellEnd"/>
-            <w:r>
-              <w:rPr>
-                <w:rFonts w:ascii="Times New Roman" w:hAnsi="Times New Roman" w:cs="Times New Roman"/>
-              </w:rPr>
-              <w:t>; grouping key</w:t>
+              <w:t>Used to derive Year and Sprint_Number; grouping key</w:t>
             </w:r>
           </w:p>
         </w:tc>
@@ -20957,14 +19110,12 @@
                 <w:rFonts w:ascii="Times New Roman" w:hAnsi="Times New Roman" w:cs="Times New Roman"/>
               </w:rPr>
             </w:pPr>
-            <w:proofErr w:type="spellStart"/>
             <w:r>
               <w:rPr>
                 <w:rFonts w:ascii="Times New Roman" w:hAnsi="Times New Roman" w:cs="Times New Roman"/>
               </w:rPr>
               <w:t>Application_Name</w:t>
             </w:r>
-            <w:proofErr w:type="spellEnd"/>
           </w:p>
         </w:tc>
         <w:tc>
@@ -20984,19 +19135,11 @@
                 <w:rFonts w:ascii="Times New Roman" w:hAnsi="Times New Roman" w:cs="Times New Roman"/>
               </w:rPr>
             </w:pPr>
-            <w:proofErr w:type="spellStart"/>
-            <w:r>
-              <w:rPr>
-                <w:rFonts w:ascii="Times New Roman" w:hAnsi="Times New Roman" w:cs="Times New Roman"/>
-              </w:rPr>
-              <w:t>Anonymised</w:t>
-            </w:r>
-            <w:proofErr w:type="spellEnd"/>
-            <w:r>
-              <w:rPr>
-                <w:rFonts w:ascii="Times New Roman" w:hAnsi="Times New Roman" w:cs="Times New Roman"/>
-              </w:rPr>
-              <w:t xml:space="preserve"> application/platform</w:t>
+            <w:r>
+              <w:rPr>
+                <w:rFonts w:ascii="Times New Roman" w:hAnsi="Times New Roman" w:cs="Times New Roman"/>
+              </w:rPr>
+              <w:t>Anonymised application/platform</w:t>
             </w:r>
           </w:p>
         </w:tc>
@@ -21046,21 +19189,7 @@
               <w:rPr>
                 <w:rFonts w:ascii="Times New Roman" w:hAnsi="Times New Roman" w:cs="Times New Roman"/>
               </w:rPr>
-              <w:t xml:space="preserve">8 </w:t>
-            </w:r>
-            <w:proofErr w:type="spellStart"/>
-            <w:r>
-              <w:rPr>
-                <w:rFonts w:ascii="Times New Roman" w:hAnsi="Times New Roman" w:cs="Times New Roman"/>
-              </w:rPr>
-              <w:t>standardised</w:t>
-            </w:r>
-            <w:proofErr w:type="spellEnd"/>
-            <w:r>
-              <w:rPr>
-                <w:rFonts w:ascii="Times New Roman" w:hAnsi="Times New Roman" w:cs="Times New Roman"/>
-              </w:rPr>
-              <w:t xml:space="preserve"> values</w:t>
+              <w:t>8 standardised values</w:t>
             </w:r>
           </w:p>
         </w:tc>
@@ -21136,14 +19265,12 @@
                 <w:rFonts w:ascii="Times New Roman" w:hAnsi="Times New Roman" w:cs="Times New Roman"/>
               </w:rPr>
             </w:pPr>
-            <w:proofErr w:type="spellStart"/>
             <w:r>
               <w:rPr>
                 <w:rFonts w:ascii="Times New Roman" w:hAnsi="Times New Roman" w:cs="Times New Roman"/>
               </w:rPr>
               <w:t>Team_Name</w:t>
             </w:r>
-            <w:proofErr w:type="spellEnd"/>
           </w:p>
         </w:tc>
         <w:tc>
@@ -21162,19 +19289,11 @@
                 <w:rFonts w:ascii="Times New Roman" w:hAnsi="Times New Roman" w:cs="Times New Roman"/>
               </w:rPr>
             </w:pPr>
-            <w:proofErr w:type="spellStart"/>
-            <w:r>
-              <w:rPr>
-                <w:rFonts w:ascii="Times New Roman" w:hAnsi="Times New Roman" w:cs="Times New Roman"/>
-              </w:rPr>
-              <w:t>Anonymised</w:t>
-            </w:r>
-            <w:proofErr w:type="spellEnd"/>
-            <w:r>
-              <w:rPr>
-                <w:rFonts w:ascii="Times New Roman" w:hAnsi="Times New Roman" w:cs="Times New Roman"/>
-              </w:rPr>
-              <w:t xml:space="preserve"> QE team</w:t>
+            <w:r>
+              <w:rPr>
+                <w:rFonts w:ascii="Times New Roman" w:hAnsi="Times New Roman" w:cs="Times New Roman"/>
+              </w:rPr>
+              <w:t>Anonymised QE team</w:t>
             </w:r>
           </w:p>
         </w:tc>
@@ -21222,21 +19341,7 @@
               <w:rPr>
                 <w:rFonts w:ascii="Times New Roman" w:hAnsi="Times New Roman" w:cs="Times New Roman"/>
               </w:rPr>
-              <w:t xml:space="preserve">8 </w:t>
-            </w:r>
-            <w:proofErr w:type="spellStart"/>
-            <w:r>
-              <w:rPr>
-                <w:rFonts w:ascii="Times New Roman" w:hAnsi="Times New Roman" w:cs="Times New Roman"/>
-              </w:rPr>
-              <w:t>standardised</w:t>
-            </w:r>
-            <w:proofErr w:type="spellEnd"/>
-            <w:r>
-              <w:rPr>
-                <w:rFonts w:ascii="Times New Roman" w:hAnsi="Times New Roman" w:cs="Times New Roman"/>
-              </w:rPr>
-              <w:t xml:space="preserve"> values</w:t>
+              <w:t>8 standardised values</w:t>
             </w:r>
           </w:p>
         </w:tc>
@@ -21415,16 +19520,8 @@
               <w:rPr>
                 <w:rFonts w:ascii="Times New Roman" w:hAnsi="Times New Roman" w:cs="Times New Roman"/>
               </w:rPr>
-              <w:t xml:space="preserve">Aliases </w:t>
-            </w:r>
-            <w:proofErr w:type="spellStart"/>
-            <w:r>
-              <w:rPr>
-                <w:rFonts w:ascii="Times New Roman" w:hAnsi="Times New Roman" w:cs="Times New Roman"/>
-              </w:rPr>
-              <w:t>standardised</w:t>
-            </w:r>
-            <w:proofErr w:type="spellEnd"/>
+              <w:t>Aliases standardised</w:t>
+            </w:r>
           </w:p>
         </w:tc>
         <w:tc>
@@ -21880,16 +19977,8 @@
               <w:rPr>
                 <w:rFonts w:ascii="Times New Roman" w:hAnsi="Times New Roman" w:cs="Times New Roman"/>
               </w:rPr>
-              <w:t xml:space="preserve">Variants </w:t>
-            </w:r>
-            <w:proofErr w:type="spellStart"/>
-            <w:r>
-              <w:rPr>
-                <w:rFonts w:ascii="Times New Roman" w:hAnsi="Times New Roman" w:cs="Times New Roman"/>
-              </w:rPr>
-              <w:t>standardised</w:t>
-            </w:r>
-            <w:proofErr w:type="spellEnd"/>
+              <w:t>Variants standardised</w:t>
+            </w:r>
           </w:p>
         </w:tc>
         <w:tc>
@@ -22043,16 +20132,8 @@
               <w:rPr>
                 <w:rFonts w:ascii="Times New Roman" w:hAnsi="Times New Roman" w:cs="Times New Roman"/>
               </w:rPr>
-              <w:t xml:space="preserve">Variants </w:t>
-            </w:r>
-            <w:proofErr w:type="spellStart"/>
-            <w:r>
-              <w:rPr>
-                <w:rFonts w:ascii="Times New Roman" w:hAnsi="Times New Roman" w:cs="Times New Roman"/>
-              </w:rPr>
-              <w:t>standardised</w:t>
-            </w:r>
-            <w:proofErr w:type="spellEnd"/>
+              <w:t>Variants standardised</w:t>
+            </w:r>
           </w:p>
         </w:tc>
         <w:tc>
@@ -22202,16 +20283,8 @@
               <w:rPr>
                 <w:rFonts w:ascii="Times New Roman" w:hAnsi="Times New Roman" w:cs="Times New Roman"/>
               </w:rPr>
-              <w:t xml:space="preserve">Variants </w:t>
-            </w:r>
-            <w:proofErr w:type="spellStart"/>
-            <w:r>
-              <w:rPr>
-                <w:rFonts w:ascii="Times New Roman" w:hAnsi="Times New Roman" w:cs="Times New Roman"/>
-              </w:rPr>
-              <w:t>standardised</w:t>
-            </w:r>
-            <w:proofErr w:type="spellEnd"/>
+              <w:t>Variants standardised</w:t>
+            </w:r>
           </w:p>
         </w:tc>
         <w:tc>
@@ -22365,16 +20438,8 @@
               <w:rPr>
                 <w:rFonts w:ascii="Times New Roman" w:hAnsi="Times New Roman" w:cs="Times New Roman"/>
               </w:rPr>
-              <w:t xml:space="preserve">Variants </w:t>
-            </w:r>
-            <w:proofErr w:type="spellStart"/>
-            <w:r>
-              <w:rPr>
-                <w:rFonts w:ascii="Times New Roman" w:hAnsi="Times New Roman" w:cs="Times New Roman"/>
-              </w:rPr>
-              <w:t>standardised</w:t>
-            </w:r>
-            <w:proofErr w:type="spellEnd"/>
+              <w:t>Variants standardised</w:t>
+            </w:r>
           </w:p>
         </w:tc>
         <w:tc>
@@ -22524,16 +20589,8 @@
               <w:rPr>
                 <w:rFonts w:ascii="Times New Roman" w:hAnsi="Times New Roman" w:cs="Times New Roman"/>
               </w:rPr>
-              <w:t xml:space="preserve">Variants </w:t>
-            </w:r>
-            <w:proofErr w:type="spellStart"/>
-            <w:r>
-              <w:rPr>
-                <w:rFonts w:ascii="Times New Roman" w:hAnsi="Times New Roman" w:cs="Times New Roman"/>
-              </w:rPr>
-              <w:t>standardised</w:t>
-            </w:r>
-            <w:proofErr w:type="spellEnd"/>
+              <w:t>Variants standardised</w:t>
+            </w:r>
           </w:p>
         </w:tc>
         <w:tc>
@@ -22687,16 +20744,8 @@
               <w:rPr>
                 <w:rFonts w:ascii="Times New Roman" w:hAnsi="Times New Roman" w:cs="Times New Roman"/>
               </w:rPr>
-              <w:t xml:space="preserve">Variants </w:t>
-            </w:r>
-            <w:proofErr w:type="spellStart"/>
-            <w:r>
-              <w:rPr>
-                <w:rFonts w:ascii="Times New Roman" w:hAnsi="Times New Roman" w:cs="Times New Roman"/>
-              </w:rPr>
-              <w:t>standardised</w:t>
-            </w:r>
-            <w:proofErr w:type="spellEnd"/>
+              <w:t>Variants standardised</w:t>
+            </w:r>
           </w:p>
         </w:tc>
         <w:tc>
@@ -24734,14 +22783,12 @@
                 <w:rFonts w:ascii="Times New Roman" w:hAnsi="Times New Roman" w:cs="Times New Roman"/>
               </w:rPr>
             </w:pPr>
-            <w:proofErr w:type="spellStart"/>
             <w:r>
               <w:rPr>
                 <w:rFonts w:ascii="Times New Roman" w:hAnsi="Times New Roman" w:cs="Times New Roman"/>
               </w:rPr>
               <w:t>Sprint_Number</w:t>
             </w:r>
-            <w:proofErr w:type="spellEnd"/>
           </w:p>
         </w:tc>
         <w:tc>
@@ -24891,14 +22938,12 @@
                 <w:rFonts w:ascii="Times New Roman" w:hAnsi="Times New Roman" w:cs="Times New Roman"/>
               </w:rPr>
             </w:pPr>
-            <w:proofErr w:type="spellStart"/>
             <w:r>
               <w:rPr>
                 <w:rFonts w:ascii="Times New Roman" w:hAnsi="Times New Roman" w:cs="Times New Roman"/>
               </w:rPr>
               <w:t>QE_Phase</w:t>
             </w:r>
-            <w:proofErr w:type="spellEnd"/>
           </w:p>
         </w:tc>
         <w:tc>
@@ -25044,14 +23089,12 @@
                 <w:rFonts w:ascii="Times New Roman" w:hAnsi="Times New Roman" w:cs="Times New Roman"/>
               </w:rPr>
             </w:pPr>
-            <w:proofErr w:type="spellStart"/>
             <w:r>
               <w:rPr>
                 <w:rFonts w:ascii="Times New Roman" w:hAnsi="Times New Roman" w:cs="Times New Roman"/>
               </w:rPr>
               <w:t>AI_Used</w:t>
             </w:r>
-            <w:proofErr w:type="spellEnd"/>
           </w:p>
         </w:tc>
         <w:tc>
@@ -25071,19 +23114,11 @@
                 <w:rFonts w:ascii="Times New Roman" w:hAnsi="Times New Roman" w:cs="Times New Roman"/>
               </w:rPr>
             </w:pPr>
-            <w:proofErr w:type="spellStart"/>
-            <w:r>
-              <w:rPr>
-                <w:rFonts w:ascii="Times New Roman" w:hAnsi="Times New Roman" w:cs="Times New Roman"/>
-              </w:rPr>
-              <w:t>Standardised</w:t>
-            </w:r>
-            <w:proofErr w:type="spellEnd"/>
-            <w:r>
-              <w:rPr>
-                <w:rFonts w:ascii="Times New Roman" w:hAnsi="Times New Roman" w:cs="Times New Roman"/>
-              </w:rPr>
-              <w:t xml:space="preserve"> phase-level AI indicator</w:t>
+            <w:r>
+              <w:rPr>
+                <w:rFonts w:ascii="Times New Roman" w:hAnsi="Times New Roman" w:cs="Times New Roman"/>
+              </w:rPr>
+              <w:t>Standardised phase-level AI indicator</w:t>
             </w:r>
           </w:p>
         </w:tc>
@@ -25209,14 +23244,12 @@
                 <w:rFonts w:ascii="Times New Roman" w:hAnsi="Times New Roman" w:cs="Times New Roman"/>
               </w:rPr>
             </w:pPr>
-            <w:proofErr w:type="spellStart"/>
             <w:r>
               <w:rPr>
                 <w:rFonts w:ascii="Times New Roman" w:hAnsi="Times New Roman" w:cs="Times New Roman"/>
               </w:rPr>
               <w:t>AI_Used_Flag</w:t>
             </w:r>
-            <w:proofErr w:type="spellEnd"/>
           </w:p>
         </w:tc>
         <w:tc>
@@ -25362,7 +23395,6 @@
                 <w:rFonts w:ascii="Times New Roman" w:hAnsi="Times New Roman" w:cs="Times New Roman"/>
               </w:rPr>
             </w:pPr>
-            <w:proofErr w:type="spellStart"/>
             <w:r>
               <w:rPr>
                 <w:rFonts w:ascii="Times New Roman" w:hAnsi="Times New Roman" w:cs="Times New Roman"/>
@@ -25370,7 +23402,6 @@
               <w:lastRenderedPageBreak/>
               <w:t>Baseline_Effort</w:t>
             </w:r>
-            <w:proofErr w:type="spellEnd"/>
           </w:p>
         </w:tc>
         <w:tc>
@@ -25520,14 +23551,12 @@
                 <w:rFonts w:ascii="Times New Roman" w:hAnsi="Times New Roman" w:cs="Times New Roman"/>
               </w:rPr>
             </w:pPr>
-            <w:proofErr w:type="spellStart"/>
             <w:r>
               <w:rPr>
                 <w:rFonts w:ascii="Times New Roman" w:hAnsi="Times New Roman" w:cs="Times New Roman"/>
               </w:rPr>
               <w:t>Actual_Effort</w:t>
             </w:r>
-            <w:proofErr w:type="spellEnd"/>
           </w:p>
         </w:tc>
         <w:tc>
@@ -25673,14 +23702,12 @@
                 <w:rFonts w:ascii="Times New Roman" w:hAnsi="Times New Roman" w:cs="Times New Roman"/>
               </w:rPr>
             </w:pPr>
-            <w:proofErr w:type="spellStart"/>
             <w:r>
               <w:rPr>
                 <w:rFonts w:ascii="Times New Roman" w:hAnsi="Times New Roman" w:cs="Times New Roman"/>
               </w:rPr>
               <w:t>Effort_Saved</w:t>
             </w:r>
-            <w:proofErr w:type="spellEnd"/>
           </w:p>
         </w:tc>
         <w:tc>
@@ -25700,28 +23727,12 @@
                 <w:rFonts w:ascii="Times New Roman" w:hAnsi="Times New Roman" w:cs="Times New Roman"/>
               </w:rPr>
             </w:pPr>
-            <w:proofErr w:type="spellStart"/>
-            <w:r>
-              <w:rPr>
-                <w:rFonts w:ascii="Times New Roman" w:hAnsi="Times New Roman" w:cs="Times New Roman"/>
-              </w:rPr>
-              <w:t>Baseline_Effort</w:t>
-            </w:r>
-            <w:proofErr w:type="spellEnd"/>
-            <w:r>
-              <w:rPr>
-                <w:rFonts w:ascii="Times New Roman" w:hAnsi="Times New Roman" w:cs="Times New Roman"/>
-              </w:rPr>
-              <w:t xml:space="preserve"> − </w:t>
-            </w:r>
-            <w:proofErr w:type="spellStart"/>
-            <w:r>
-              <w:rPr>
-                <w:rFonts w:ascii="Times New Roman" w:hAnsi="Times New Roman" w:cs="Times New Roman"/>
-              </w:rPr>
-              <w:t>Actual_Effort</w:t>
-            </w:r>
-            <w:proofErr w:type="spellEnd"/>
+            <w:r>
+              <w:rPr>
+                <w:rFonts w:ascii="Times New Roman" w:hAnsi="Times New Roman" w:cs="Times New Roman"/>
+              </w:rPr>
+              <w:t>Baseline_Effort − Actual_Effort</w:t>
+            </w:r>
           </w:p>
         </w:tc>
         <w:tc>
@@ -25846,14 +23857,12 @@
                 <w:rFonts w:ascii="Times New Roman" w:hAnsi="Times New Roman" w:cs="Times New Roman"/>
               </w:rPr>
             </w:pPr>
-            <w:proofErr w:type="spellStart"/>
             <w:r>
               <w:rPr>
                 <w:rFonts w:ascii="Times New Roman" w:hAnsi="Times New Roman" w:cs="Times New Roman"/>
               </w:rPr>
               <w:t>Productivity_Improvement_Pct</w:t>
             </w:r>
-            <w:proofErr w:type="spellEnd"/>
           </w:p>
         </w:tc>
         <w:tc>
@@ -25872,33 +23881,11 @@
                 <w:rFonts w:ascii="Times New Roman" w:hAnsi="Times New Roman" w:cs="Times New Roman"/>
               </w:rPr>
             </w:pPr>
-            <w:proofErr w:type="spellStart"/>
-            <w:r>
-              <w:rPr>
-                <w:rFonts w:ascii="Times New Roman" w:hAnsi="Times New Roman" w:cs="Times New Roman"/>
-              </w:rPr>
-              <w:t>Effort_Saved</w:t>
-            </w:r>
-            <w:proofErr w:type="spellEnd"/>
-            <w:r>
-              <w:rPr>
-                <w:rFonts w:ascii="Times New Roman" w:hAnsi="Times New Roman" w:cs="Times New Roman"/>
-              </w:rPr>
-              <w:t xml:space="preserve"> / </w:t>
-            </w:r>
-            <w:proofErr w:type="spellStart"/>
-            <w:r>
-              <w:rPr>
-                <w:rFonts w:ascii="Times New Roman" w:hAnsi="Times New Roman" w:cs="Times New Roman"/>
-              </w:rPr>
-              <w:t>Baseline_Effort</w:t>
-            </w:r>
-            <w:proofErr w:type="spellEnd"/>
-            <w:r>
-              <w:rPr>
-                <w:rFonts w:ascii="Times New Roman" w:hAnsi="Times New Roman" w:cs="Times New Roman"/>
-              </w:rPr>
-              <w:t xml:space="preserve"> × 100</w:t>
+            <w:r>
+              <w:rPr>
+                <w:rFonts w:ascii="Times New Roman" w:hAnsi="Times New Roman" w:cs="Times New Roman"/>
+              </w:rPr>
+              <w:t>Effort_Saved / Baseline_Effort × 100</w:t>
             </w:r>
           </w:p>
         </w:tc>
@@ -25970,21 +23957,7 @@
               <w:rPr>
                 <w:rFonts w:ascii="Times New Roman" w:hAnsi="Times New Roman" w:cs="Times New Roman"/>
               </w:rPr>
-              <w:t xml:space="preserve">Derived; </w:t>
-            </w:r>
-            <w:proofErr w:type="spellStart"/>
-            <w:r>
-              <w:rPr>
-                <w:rFonts w:ascii="Times New Roman" w:hAnsi="Times New Roman" w:cs="Times New Roman"/>
-              </w:rPr>
-              <w:t>winsorised</w:t>
-            </w:r>
-            <w:proofErr w:type="spellEnd"/>
-            <w:r>
-              <w:rPr>
-                <w:rFonts w:ascii="Times New Roman" w:hAnsi="Times New Roman" w:cs="Times New Roman"/>
-              </w:rPr>
-              <w:t xml:space="preserve"> only in selected model use</w:t>
+              <w:t>Derived; winsorised only in selected model use</w:t>
             </w:r>
           </w:p>
         </w:tc>
@@ -26035,14 +24008,12 @@
                 <w:rFonts w:ascii="Times New Roman" w:hAnsi="Times New Roman" w:cs="Times New Roman"/>
               </w:rPr>
             </w:pPr>
-            <w:proofErr w:type="spellStart"/>
             <w:r>
               <w:rPr>
                 <w:rFonts w:ascii="Times New Roman" w:hAnsi="Times New Roman" w:cs="Times New Roman"/>
               </w:rPr>
               <w:t>Total_Baseline_Effort</w:t>
             </w:r>
-            <w:proofErr w:type="spellEnd"/>
           </w:p>
         </w:tc>
         <w:tc>
@@ -26192,14 +24163,12 @@
                 <w:rFonts w:ascii="Times New Roman" w:hAnsi="Times New Roman" w:cs="Times New Roman"/>
               </w:rPr>
             </w:pPr>
-            <w:proofErr w:type="spellStart"/>
             <w:r>
               <w:rPr>
                 <w:rFonts w:ascii="Times New Roman" w:hAnsi="Times New Roman" w:cs="Times New Roman"/>
               </w:rPr>
               <w:t>Total_Actual_Effort</w:t>
             </w:r>
-            <w:proofErr w:type="spellEnd"/>
           </w:p>
         </w:tc>
         <w:tc>
@@ -26345,14 +24314,12 @@
                 <w:rFonts w:ascii="Times New Roman" w:hAnsi="Times New Roman" w:cs="Times New Roman"/>
               </w:rPr>
             </w:pPr>
-            <w:proofErr w:type="spellStart"/>
             <w:r>
               <w:rPr>
                 <w:rFonts w:ascii="Times New Roman" w:hAnsi="Times New Roman" w:cs="Times New Roman"/>
               </w:rPr>
               <w:t>Total_Effort_Saved</w:t>
             </w:r>
-            <w:proofErr w:type="spellEnd"/>
           </w:p>
         </w:tc>
         <w:tc>
@@ -26502,14 +24469,12 @@
                 <w:rFonts w:ascii="Times New Roman" w:hAnsi="Times New Roman" w:cs="Times New Roman"/>
               </w:rPr>
             </w:pPr>
-            <w:proofErr w:type="spellStart"/>
             <w:r>
               <w:rPr>
                 <w:rFonts w:ascii="Times New Roman" w:hAnsi="Times New Roman" w:cs="Times New Roman"/>
               </w:rPr>
               <w:t>Overall_Productivity_Improvement_Pct</w:t>
             </w:r>
-            <w:proofErr w:type="spellEnd"/>
           </w:p>
         </w:tc>
         <w:tc>
@@ -26604,21 +24569,7 @@
               <w:rPr>
                 <w:rFonts w:ascii="Times New Roman" w:hAnsi="Times New Roman" w:cs="Times New Roman"/>
               </w:rPr>
-              <w:t xml:space="preserve">Derived; </w:t>
-            </w:r>
-            <w:proofErr w:type="spellStart"/>
-            <w:r>
-              <w:rPr>
-                <w:rFonts w:ascii="Times New Roman" w:hAnsi="Times New Roman" w:cs="Times New Roman"/>
-              </w:rPr>
-              <w:t>winsorised</w:t>
-            </w:r>
-            <w:proofErr w:type="spellEnd"/>
-            <w:r>
-              <w:rPr>
-                <w:rFonts w:ascii="Times New Roman" w:hAnsi="Times New Roman" w:cs="Times New Roman"/>
-              </w:rPr>
-              <w:t xml:space="preserve"> 1st/99th for models</w:t>
+              <w:t>Derived; winsorised 1st/99th for models</w:t>
             </w:r>
           </w:p>
         </w:tc>
@@ -26669,14 +24620,12 @@
                 <w:rFonts w:ascii="Times New Roman" w:hAnsi="Times New Roman" w:cs="Times New Roman"/>
               </w:rPr>
             </w:pPr>
-            <w:proofErr w:type="spellStart"/>
             <w:r>
               <w:rPr>
                 <w:rFonts w:ascii="Times New Roman" w:hAnsi="Times New Roman" w:cs="Times New Roman"/>
               </w:rPr>
               <w:t>AI_Phase_Count</w:t>
             </w:r>
-            <w:proofErr w:type="spellEnd"/>
           </w:p>
         </w:tc>
         <w:tc>
@@ -26826,14 +24775,12 @@
                 <w:rFonts w:ascii="Times New Roman" w:hAnsi="Times New Roman" w:cs="Times New Roman"/>
               </w:rPr>
             </w:pPr>
-            <w:proofErr w:type="spellStart"/>
             <w:r>
               <w:rPr>
                 <w:rFonts w:ascii="Times New Roman" w:hAnsi="Times New Roman" w:cs="Times New Roman"/>
               </w:rPr>
               <w:t>AI_Adoption_Rate</w:t>
             </w:r>
-            <w:proofErr w:type="spellEnd"/>
           </w:p>
         </w:tc>
         <w:tc>
@@ -26852,19 +24799,11 @@
                 <w:rFonts w:ascii="Times New Roman" w:hAnsi="Times New Roman" w:cs="Times New Roman"/>
               </w:rPr>
             </w:pPr>
-            <w:proofErr w:type="spellStart"/>
-            <w:r>
-              <w:rPr>
-                <w:rFonts w:ascii="Times New Roman" w:hAnsi="Times New Roman" w:cs="Times New Roman"/>
-              </w:rPr>
-              <w:t>AI_Phase_Count</w:t>
-            </w:r>
-            <w:proofErr w:type="spellEnd"/>
-            <w:r>
-              <w:rPr>
-                <w:rFonts w:ascii="Times New Roman" w:hAnsi="Times New Roman" w:cs="Times New Roman"/>
-              </w:rPr>
-              <w:t xml:space="preserve"> / 6</w:t>
+            <w:r>
+              <w:rPr>
+                <w:rFonts w:ascii="Times New Roman" w:hAnsi="Times New Roman" w:cs="Times New Roman"/>
+              </w:rPr>
+              <w:t>AI_Phase_Count / 6</w:t>
             </w:r>
           </w:p>
         </w:tc>
@@ -26956,19 +24895,11 @@
                 <w:rFonts w:ascii="Times New Roman" w:hAnsi="Times New Roman" w:cs="Times New Roman"/>
               </w:rPr>
             </w:pPr>
-            <w:proofErr w:type="spellStart"/>
-            <w:r>
-              <w:rPr>
-                <w:rFonts w:ascii="Times New Roman" w:hAnsi="Times New Roman" w:cs="Times New Roman"/>
-              </w:rPr>
-              <w:t>Normalised</w:t>
-            </w:r>
-            <w:proofErr w:type="spellEnd"/>
-            <w:r>
-              <w:rPr>
-                <w:rFonts w:ascii="Times New Roman" w:hAnsi="Times New Roman" w:cs="Times New Roman"/>
-              </w:rPr>
-              <w:t xml:space="preserve"> breadth</w:t>
+            <w:r>
+              <w:rPr>
+                <w:rFonts w:ascii="Times New Roman" w:hAnsi="Times New Roman" w:cs="Times New Roman"/>
+              </w:rPr>
+              <w:t>Normalised breadth</w:t>
             </w:r>
           </w:p>
         </w:tc>
@@ -26995,19 +24926,11 @@
                 <w:rFonts w:ascii="Times New Roman" w:hAnsi="Times New Roman" w:cs="Times New Roman"/>
               </w:rPr>
             </w:pPr>
-            <w:proofErr w:type="spellStart"/>
-            <w:r>
-              <w:rPr>
-                <w:rFonts w:ascii="Times New Roman" w:hAnsi="Times New Roman" w:cs="Times New Roman"/>
-              </w:rPr>
-              <w:t>Baseline_Share</w:t>
-            </w:r>
-            <w:proofErr w:type="spellEnd"/>
-            <w:r>
-              <w:rPr>
-                <w:rFonts w:ascii="Times New Roman" w:hAnsi="Times New Roman" w:cs="Times New Roman"/>
-              </w:rPr>
-              <w:t>_&lt;Phase&gt;</w:t>
+            <w:r>
+              <w:rPr>
+                <w:rFonts w:ascii="Times New Roman" w:hAnsi="Times New Roman" w:cs="Times New Roman"/>
+              </w:rPr>
+              <w:t>Baseline_Share_&lt;Phase&gt;</w:t>
             </w:r>
           </w:p>
         </w:tc>
@@ -27158,19 +25081,11 @@
                 <w:rFonts w:ascii="Times New Roman" w:hAnsi="Times New Roman" w:cs="Times New Roman"/>
               </w:rPr>
             </w:pPr>
-            <w:proofErr w:type="spellStart"/>
-            <w:r>
-              <w:rPr>
-                <w:rFonts w:ascii="Times New Roman" w:hAnsi="Times New Roman" w:cs="Times New Roman"/>
-              </w:rPr>
-              <w:t>AI_Exposure</w:t>
-            </w:r>
-            <w:proofErr w:type="spellEnd"/>
-            <w:r>
-              <w:rPr>
-                <w:rFonts w:ascii="Times New Roman" w:hAnsi="Times New Roman" w:cs="Times New Roman"/>
-              </w:rPr>
-              <w:t>_&lt;Phase&gt;</w:t>
+            <w:r>
+              <w:rPr>
+                <w:rFonts w:ascii="Times New Roman" w:hAnsi="Times New Roman" w:cs="Times New Roman"/>
+              </w:rPr>
+              <w:t>AI_Exposure_&lt;Phase&gt;</w:t>
             </w:r>
           </w:p>
         </w:tc>
@@ -27317,14 +25232,12 @@
                 <w:rFonts w:ascii="Times New Roman" w:hAnsi="Times New Roman" w:cs="Times New Roman"/>
               </w:rPr>
             </w:pPr>
-            <w:proofErr w:type="spellStart"/>
             <w:r>
               <w:rPr>
                 <w:rFonts w:ascii="Times New Roman" w:hAnsi="Times New Roman" w:cs="Times New Roman"/>
               </w:rPr>
               <w:t>Story_to_Test_Ratio</w:t>
             </w:r>
-            <w:proofErr w:type="spellEnd"/>
           </w:p>
         </w:tc>
         <w:tc>
@@ -27482,7 +25395,7 @@
     <w:p>
       <w:pPr>
         <w:sectPr>
-          <w:headerReference w:type="default" r:id="rId19"/>
+          <w:headerReference w:type="default" r:id="rId21"/>
           <w:pgSz w:w="15840" w:h="12240" w:orient="landscape"/>
           <w:pgMar w:top="936" w:right="864" w:bottom="936" w:left="864" w:header="432" w:footer="720" w:gutter="0"/>
           <w:cols w:space="720"/>
@@ -28484,7 +26397,7 @@
       </w:pPr>
     </w:p>
     <w:sectPr>
-      <w:headerReference w:type="default" r:id="rId20"/>
+      <w:headerReference w:type="default" r:id="rId22"/>
       <w:pgSz w:w="12240" w:h="15840"/>
       <w:pgMar w:top="1440" w:right="1800" w:bottom="1440" w:left="1800" w:header="720" w:footer="720" w:gutter="0"/>
       <w:cols w:space="720"/>
@@ -31030,6 +28943,7 @@
   <w:style w:type="character" w:default="1" w:styleId="DefaultParagraphFont">
     <w:name w:val="Default Paragraph Font"/>
     <w:uiPriority w:val="1"/>
+    <w:semiHidden/>
     <w:unhideWhenUsed/>
   </w:style>
   <w:style w:type="table" w:default="1" w:styleId="TableNormal">
